--- a/02-放大电路/02-功率放大电路/AB类功率放大电路/AB类功率放大电路.docx
+++ b/02-放大电路/02-功率放大电路/AB类功率放大电路/AB类功率放大电路.docx
@@ -2813,6 +2813,20 @@
     </w:p>
     <w:bookmarkEnd w:id="26"/>
     <w:bookmarkEnd w:id="27"/>
+    <w:p>
+      <w:pPr>
+        <w:spacing w:before="360"/>
+        <w:jc w:val="center"/>
+      </w:pPr>
+      <w:r>
+        <w:rPr>
+          <w:rFonts w:ascii="Times New Roman" w:hAnsi="Times New Roman"/>
+          <w:color w:val="555555"/>
+          <w:sz w:val="21"/>
+        </w:rPr>
+        <w:t>材料收集者：杜文杰</w:t>
+      </w:r>
+    </w:p>
     <w:sectPr>
       <w:headerReference r:id="rId9" w:type="default"/>
       <w:footerReference r:id="rId10" w:type="default"/>

--- a/02-放大电路/02-功率放大电路/AB类功率放大电路/AB类功率放大电路.docx
+++ b/02-放大电路/02-功率放大电路/AB类功率放大电路/AB类功率放大电路.docx
@@ -1,6 +1,6 @@
 
 <file path=word/document.xml><?xml version="1.0" encoding="utf-8"?>
-<w:document xmlns:w="http://schemas.openxmlformats.org/wordprocessingml/2006/main" xmlns:m="http://schemas.openxmlformats.org/officeDocument/2006/math" xmlns:r="http://schemas.openxmlformats.org/officeDocument/2006/relationships" xmlns:o="urn:schemas-microsoft-com:office:office" xmlns:v="urn:schemas-microsoft-com:vml" xmlns:w10="urn:schemas-microsoft-com:office:word" xmlns:a="http://schemas.openxmlformats.org/drawingml/2006/main" xmlns:pic="http://schemas.openxmlformats.org/drawingml/2006/picture" xmlns:wp="http://schemas.openxmlformats.org/drawingml/2006/wordprocessingDrawing">
+<w:document xmlns:m="http://schemas.openxmlformats.org/officeDocument/2006/math" xmlns:r="http://schemas.openxmlformats.org/officeDocument/2006/relationships" xmlns:w="http://schemas.openxmlformats.org/wordprocessingml/2006/main" xmlns:o="urn:schemas-microsoft-com:office:office" xmlns:v="urn:schemas-microsoft-com:vml" xmlns:w10="urn:schemas-microsoft-com:office:word" xmlns:a="http://schemas.openxmlformats.org/drawingml/2006/main" xmlns:pic="http://schemas.openxmlformats.org/drawingml/2006/picture" xmlns:wp="http://schemas.openxmlformats.org/drawingml/2006/wordprocessingDrawing">
   <w:body>
     <w:bookmarkStart w:id="27" w:name="ab-类功率放大电路"/>
     <w:p>
@@ -8,11 +8,14 @@
         <w:pStyle w:val="Heading1"/>
       </w:pPr>
       <w:r>
+        <w:rPr>
+          <w:rFonts w:eastAsia="黑体"/>
+        </w:rPr>
         <w:t xml:space="preserve">AB </w:t>
       </w:r>
       <w:r>
         <w:rPr>
-          <w:rFonts w:hint="eastAsia"/>
+          <w:rFonts w:hint="eastAsia" w:eastAsia="黑体"/>
         </w:rPr>
         <w:t xml:space="preserve">类功率放大电路</w:t>
       </w:r>
@@ -24,7 +27,7 @@
       </w:pPr>
       <w:r>
         <w:rPr>
-          <w:rFonts w:hint="eastAsia"/>
+          <w:rFonts w:hint="eastAsia" w:eastAsia="黑体"/>
         </w:rPr>
         <w:t xml:space="preserve">拓扑描述</w:t>
       </w:r>
@@ -35,16 +38,19 @@
       </w:pPr>
       <w:r>
         <w:rPr>
-          <w:rFonts w:hint="eastAsia"/>
+          <w:rFonts w:hint="eastAsia" w:eastAsia="黑体"/>
         </w:rPr>
         <w:t xml:space="preserve">由</w:t>
       </w:r>
       <w:r>
+        <w:rPr>
+          <w:rFonts w:eastAsia="黑体"/>
+        </w:rPr>
         <w:t xml:space="preserve"> </w:t>
       </w:r>
       <w:r>
         <w:rPr>
-          <w:rFonts w:hint="eastAsia"/>
+          <w:rFonts w:hint="eastAsia" w:eastAsia="黑体"/>
           <w:b/>
           <w:bCs/>
         </w:rPr>
@@ -52,11 +58,14 @@
       </w:r>
       <w:r>
         <w:rPr>
-          <w:rFonts w:hint="eastAsia"/>
+          <w:rFonts w:hint="eastAsia" w:eastAsia="黑体"/>
         </w:rPr>
         <w:t xml:space="preserve">（上管</w:t>
       </w:r>
       <w:r>
+        <w:rPr>
+          <w:rFonts w:eastAsia="黑体"/>
+        </w:rPr>
         <w:t xml:space="preserve"> </w:t>
       </w:r>
       <m:oMath>
@@ -74,24 +83,33 @@
         </m:sSub>
       </m:oMath>
       <w:r>
+        <w:rPr>
+          <w:rFonts w:eastAsia="黑体"/>
+        </w:rPr>
         <w:t xml:space="preserve"> </w:t>
       </w:r>
       <w:r>
         <w:rPr>
-          <w:rFonts w:hint="eastAsia"/>
+          <w:rFonts w:hint="eastAsia" w:eastAsia="黑体"/>
         </w:rPr>
         <w:t xml:space="preserve">为</w:t>
       </w:r>
       <w:r>
+        <w:rPr>
+          <w:rFonts w:eastAsia="黑体"/>
+        </w:rPr>
         <w:t xml:space="preserve"> </w:t>
       </w:r>
       <w:r>
         <w:rPr>
-          <w:rFonts w:hint="eastAsia"/>
+          <w:rFonts w:hint="eastAsia" w:eastAsia="黑体"/>
         </w:rPr>
         <w:t xml:space="preserve">NPN、下管</w:t>
       </w:r>
       <w:r>
+        <w:rPr>
+          <w:rFonts w:eastAsia="黑体"/>
+        </w:rPr>
         <w:t xml:space="preserve"> </w:t>
       </w:r>
       <m:oMath>
@@ -109,53 +127,68 @@
         </m:sSub>
       </m:oMath>
       <w:r>
+        <w:rPr>
+          <w:rFonts w:eastAsia="黑体"/>
+        </w:rPr>
         <w:t xml:space="preserve"> </w:t>
       </w:r>
       <w:r>
         <w:rPr>
-          <w:rFonts w:hint="eastAsia"/>
+          <w:rFonts w:hint="eastAsia" w:eastAsia="黑体"/>
         </w:rPr>
         <w:t xml:space="preserve">为</w:t>
       </w:r>
       <w:r>
+        <w:rPr>
+          <w:rFonts w:eastAsia="黑体"/>
+        </w:rPr>
         <w:t xml:space="preserve"> </w:t>
       </w:r>
       <w:r>
         <w:rPr>
-          <w:rFonts w:hint="eastAsia"/>
+          <w:rFonts w:hint="eastAsia" w:eastAsia="黑体"/>
         </w:rPr>
         <w:t xml:space="preserve">PNP，亦可用</w:t>
       </w:r>
       <w:r>
+        <w:rPr>
+          <w:rFonts w:eastAsia="黑体"/>
+        </w:rPr>
         <w:t xml:space="preserve"> N </w:t>
       </w:r>
       <w:r>
         <w:rPr>
-          <w:rFonts w:hint="eastAsia"/>
+          <w:rFonts w:hint="eastAsia" w:eastAsia="黑体"/>
         </w:rPr>
         <w:t xml:space="preserve">沟/P</w:t>
       </w:r>
       <w:r>
+        <w:rPr>
+          <w:rFonts w:eastAsia="黑体"/>
+        </w:rPr>
         <w:t xml:space="preserve"> </w:t>
       </w:r>
       <w:r>
         <w:rPr>
-          <w:rFonts w:hint="eastAsia"/>
+          <w:rFonts w:hint="eastAsia" w:eastAsia="黑体"/>
         </w:rPr>
         <w:t xml:space="preserve">沟</w:t>
       </w:r>
       <w:r>
+        <w:rPr>
+          <w:rFonts w:eastAsia="黑体"/>
+        </w:rPr>
         <w:t xml:space="preserve"> MOSFET </w:t>
       </w:r>
       <w:r>
         <w:rPr>
-          <w:rFonts w:hint="eastAsia"/>
+          <w:rFonts w:hint="eastAsia" w:eastAsia="黑体"/>
         </w:rPr>
         <w:t xml:space="preserve">互补对）、</w:t>
       </w:r>
       <w:r>
         <w:rPr>
-          <w:rFonts w:hint="eastAsia"/>
+          <w:rFonts w:hint="eastAsia" w:eastAsia="黑体"/>
           <w:b/>
           <w:bCs/>
         </w:rPr>
@@ -163,6 +196,7 @@
       </w:r>
       <w:r>
         <w:rPr>
+          <w:rFonts w:eastAsia="黑体"/>
           <w:b/>
           <w:bCs/>
         </w:rPr>
@@ -175,11 +209,14 @@
       </m:oMath>
       <w:r>
         <w:rPr>
-          <w:rFonts w:hint="eastAsia"/>
+          <w:rFonts w:hint="eastAsia" w:eastAsia="黑体"/>
         </w:rPr>
         <w:t xml:space="preserve">（两管基极间串接的偏置二极管或</w:t>
       </w:r>
       <w:r>
+        <w:rPr>
+          <w:rFonts w:eastAsia="黑体"/>
+        </w:rPr>
         <w:t xml:space="preserve"> </w:t>
       </w:r>
       <m:oMath>
@@ -200,20 +237,26 @@
         </m:sSub>
       </m:oMath>
       <w:r>
+        <w:rPr>
+          <w:rFonts w:eastAsia="黑体"/>
+        </w:rPr>
         <w:t xml:space="preserve"> </w:t>
       </w:r>
       <w:r>
         <w:rPr>
-          <w:rFonts w:hint="eastAsia"/>
+          <w:rFonts w:hint="eastAsia" w:eastAsia="黑体"/>
         </w:rPr>
         <w:t xml:space="preserve">倍增器）与</w:t>
       </w:r>
       <w:r>
+        <w:rPr>
+          <w:rFonts w:eastAsia="黑体"/>
+        </w:rPr>
         <w:t xml:space="preserve"> </w:t>
       </w:r>
       <w:r>
         <w:rPr>
-          <w:rFonts w:hint="eastAsia"/>
+          <w:rFonts w:hint="eastAsia" w:eastAsia="黑体"/>
           <w:b/>
           <w:bCs/>
         </w:rPr>
@@ -221,6 +264,7 @@
       </w:r>
       <w:r>
         <w:rPr>
+          <w:rFonts w:eastAsia="黑体"/>
           <w:b/>
           <w:bCs/>
         </w:rPr>
@@ -241,19 +285,26 @@
         </m:sSub>
       </m:oMath>
       <w:r>
+        <w:rPr>
+          <w:rFonts w:eastAsia="黑体"/>
+        </w:rPr>
         <w:t xml:space="preserve"> </w:t>
       </w:r>
       <w:r>
         <w:rPr>
-          <w:rFonts w:hint="eastAsia"/>
+          <w:rFonts w:hint="eastAsia" w:eastAsia="黑体"/>
         </w:rPr>
         <w:t xml:space="preserve">组成，采用</w:t>
       </w:r>
       <w:r>
+        <w:rPr>
+          <w:rFonts w:eastAsia="黑体"/>
+        </w:rPr>
         <w:t xml:space="preserve"> </w:t>
       </w:r>
       <w:r>
         <w:rPr>
+          <w:rFonts w:eastAsia="黑体"/>
           <w:b/>
           <w:bCs/>
         </w:rPr>
@@ -261,33 +312,39 @@
       </w:r>
       <w:r>
         <w:rPr>
-          <w:rFonts w:hint="eastAsia"/>
+          <w:rFonts w:hint="eastAsia" w:eastAsia="黑体"/>
           <w:b/>
           <w:bCs/>
         </w:rPr>
         <w:t xml:space="preserve">双电源</w:t>
       </w:r>
       <w:r>
+        <w:rPr>
+          <w:rFonts w:eastAsia="黑体"/>
+        </w:rPr>
         <w:t xml:space="preserve"> </w:t>
       </w:r>
       <w:r>
         <w:rPr>
-          <w:rFonts w:hint="eastAsia"/>
+          <w:rFonts w:hint="eastAsia" w:eastAsia="黑体"/>
         </w:rPr>
         <w:t xml:space="preserve">供电。电路共有</w:t>
       </w:r>
       <w:r>
+        <w:rPr>
+          <w:rFonts w:eastAsia="黑体"/>
+        </w:rPr>
         <w:t xml:space="preserve"> 6 </w:t>
       </w:r>
       <w:r>
         <w:rPr>
-          <w:rFonts w:hint="eastAsia"/>
+          <w:rFonts w:hint="eastAsia" w:eastAsia="黑体"/>
         </w:rPr>
         <w:t xml:space="preserve">个关键节点：</w:t>
       </w:r>
       <w:r>
         <w:rPr>
-          <w:rFonts w:hint="eastAsia"/>
+          <w:rFonts w:hint="eastAsia" w:eastAsia="黑体"/>
           <w:b/>
           <w:bCs/>
         </w:rPr>
@@ -295,6 +352,7 @@
       </w:r>
       <w:r>
         <w:rPr>
+          <w:rFonts w:eastAsia="黑体"/>
           <w:b/>
           <w:bCs/>
         </w:rPr>
@@ -302,7 +360,7 @@
       </w:r>
       <w:r>
         <w:rPr>
-          <w:rFonts w:hint="eastAsia"/>
+          <w:rFonts w:hint="eastAsia" w:eastAsia="黑体"/>
           <w:b/>
           <w:bCs/>
         </w:rPr>
@@ -310,7 +368,7 @@
       </w:r>
       <w:r>
         <w:rPr>
-          <w:rFonts w:hint="eastAsia"/>
+          <w:rFonts w:hint="eastAsia" w:eastAsia="黑体"/>
         </w:rPr>
         <w:t xml:space="preserve">（</w:t>
       </w:r>
@@ -329,15 +387,21 @@
         </m:sSub>
       </m:oMath>
       <w:r>
+        <w:rPr>
+          <w:rFonts w:eastAsia="黑体"/>
+        </w:rPr>
         <w:t xml:space="preserve"> </w:t>
       </w:r>
       <w:r>
         <w:rPr>
-          <w:rFonts w:hint="eastAsia"/>
+          <w:rFonts w:hint="eastAsia" w:eastAsia="黑体"/>
         </w:rPr>
         <w:t xml:space="preserve">的发射极</w:t>
       </w:r>
       <w:r>
+        <w:rPr>
+          <w:rFonts w:eastAsia="黑体"/>
+        </w:rPr>
         <w:t xml:space="preserve"> E、</w:t>
       </w:r>
       <m:oMath>
@@ -355,24 +419,33 @@
         </m:sSub>
       </m:oMath>
       <w:r>
+        <w:rPr>
+          <w:rFonts w:eastAsia="黑体"/>
+        </w:rPr>
         <w:t xml:space="preserve"> </w:t>
       </w:r>
       <w:r>
         <w:rPr>
-          <w:rFonts w:hint="eastAsia"/>
+          <w:rFonts w:hint="eastAsia" w:eastAsia="黑体"/>
         </w:rPr>
         <w:t xml:space="preserve">的发射极</w:t>
       </w:r>
       <w:r>
+        <w:rPr>
+          <w:rFonts w:eastAsia="黑体"/>
+        </w:rPr>
         <w:t xml:space="preserve"> E </w:t>
       </w:r>
       <w:r>
         <w:rPr>
-          <w:rFonts w:hint="eastAsia"/>
+          <w:rFonts w:hint="eastAsia" w:eastAsia="黑体"/>
         </w:rPr>
         <w:t xml:space="preserve">与</w:t>
       </w:r>
       <w:r>
+        <w:rPr>
+          <w:rFonts w:eastAsia="黑体"/>
+        </w:rPr>
         <w:t xml:space="preserve"> </w:t>
       </w:r>
       <m:oMath>
@@ -390,17 +463,20 @@
         </m:sSub>
       </m:oMath>
       <w:r>
+        <w:rPr>
+          <w:rFonts w:eastAsia="黑体"/>
+        </w:rPr>
         <w:t xml:space="preserve"> </w:t>
       </w:r>
       <w:r>
         <w:rPr>
-          <w:rFonts w:hint="eastAsia"/>
+          <w:rFonts w:hint="eastAsia" w:eastAsia="黑体"/>
         </w:rPr>
         <w:t xml:space="preserve">的上端相连）；</w:t>
       </w:r>
       <w:r>
         <w:rPr>
-          <w:rFonts w:hint="eastAsia"/>
+          <w:rFonts w:hint="eastAsia" w:eastAsia="黑体"/>
           <w:b/>
           <w:bCs/>
         </w:rPr>
@@ -408,6 +484,7 @@
       </w:r>
       <w:r>
         <w:rPr>
+          <w:rFonts w:eastAsia="黑体"/>
           <w:b/>
           <w:bCs/>
         </w:rPr>
@@ -415,7 +492,7 @@
       </w:r>
       <w:r>
         <w:rPr>
-          <w:rFonts w:hint="eastAsia"/>
+          <w:rFonts w:hint="eastAsia" w:eastAsia="黑体"/>
           <w:b/>
           <w:bCs/>
         </w:rPr>
@@ -423,7 +500,7 @@
       </w:r>
       <w:r>
         <w:rPr>
-          <w:rFonts w:hint="eastAsia"/>
+          <w:rFonts w:hint="eastAsia" w:eastAsia="黑体"/>
         </w:rPr>
         <w:t xml:space="preserve">（</w:t>
       </w:r>
@@ -442,26 +519,32 @@
         </m:sSub>
       </m:oMath>
       <w:r>
+        <w:rPr>
+          <w:rFonts w:eastAsia="黑体"/>
+        </w:rPr>
         <w:t xml:space="preserve"> </w:t>
       </w:r>
       <w:r>
         <w:rPr>
-          <w:rFonts w:hint="eastAsia"/>
+          <w:rFonts w:hint="eastAsia" w:eastAsia="黑体"/>
         </w:rPr>
         <w:t xml:space="preserve">的下端接</w:t>
       </w:r>
       <w:r>
+        <w:rPr>
+          <w:rFonts w:eastAsia="黑体"/>
+        </w:rPr>
         <w:t xml:space="preserve"> </w:t>
       </w:r>
       <w:r>
         <w:rPr>
-          <w:rFonts w:hint="eastAsia"/>
+          <w:rFonts w:hint="eastAsia" w:eastAsia="黑体"/>
         </w:rPr>
         <w:t xml:space="preserve">GND）；</w:t>
       </w:r>
       <w:r>
         <w:rPr>
-          <w:rFonts w:hint="eastAsia"/>
+          <w:rFonts w:hint="eastAsia" w:eastAsia="黑体"/>
           <w:b/>
           <w:bCs/>
         </w:rPr>
@@ -469,6 +552,7 @@
       </w:r>
       <w:r>
         <w:rPr>
+          <w:rFonts w:eastAsia="黑体"/>
           <w:b/>
           <w:bCs/>
         </w:rPr>
@@ -476,7 +560,7 @@
       </w:r>
       <w:r>
         <w:rPr>
-          <w:rFonts w:hint="eastAsia"/>
+          <w:rFonts w:hint="eastAsia" w:eastAsia="黑体"/>
           <w:b/>
           <w:bCs/>
         </w:rPr>
@@ -484,7 +568,7 @@
       </w:r>
       <w:r>
         <w:rPr>
-          <w:rFonts w:hint="eastAsia"/>
+          <w:rFonts w:hint="eastAsia" w:eastAsia="黑体"/>
         </w:rPr>
         <w:t xml:space="preserve">（</w:t>
       </w:r>
@@ -503,35 +587,44 @@
         </m:sSub>
       </m:oMath>
       <w:r>
+        <w:rPr>
+          <w:rFonts w:eastAsia="黑体"/>
+        </w:rPr>
         <w:t xml:space="preserve"> </w:t>
       </w:r>
       <w:r>
         <w:rPr>
-          <w:rFonts w:hint="eastAsia"/>
+          <w:rFonts w:hint="eastAsia" w:eastAsia="黑体"/>
         </w:rPr>
         <w:t xml:space="preserve">的集电极</w:t>
       </w:r>
       <w:r>
+        <w:rPr>
+          <w:rFonts w:eastAsia="黑体"/>
+        </w:rPr>
         <w:t xml:space="preserve"> C </w:t>
       </w:r>
       <w:r>
         <w:rPr>
-          <w:rFonts w:hint="eastAsia"/>
+          <w:rFonts w:hint="eastAsia" w:eastAsia="黑体"/>
         </w:rPr>
         <w:t xml:space="preserve">接</w:t>
       </w:r>
       <w:r>
+        <w:rPr>
+          <w:rFonts w:eastAsia="黑体"/>
+        </w:rPr>
         <w:t xml:space="preserve"> </w:t>
       </w:r>
       <w:r>
         <w:rPr>
-          <w:rFonts w:hint="eastAsia"/>
+          <w:rFonts w:hint="eastAsia" w:eastAsia="黑体"/>
         </w:rPr>
         <w:t xml:space="preserve">+VCC）；</w:t>
       </w:r>
       <w:r>
         <w:rPr>
-          <w:rFonts w:hint="eastAsia"/>
+          <w:rFonts w:hint="eastAsia" w:eastAsia="黑体"/>
           <w:b/>
           <w:bCs/>
         </w:rPr>
@@ -539,6 +632,7 @@
       </w:r>
       <w:r>
         <w:rPr>
+          <w:rFonts w:eastAsia="黑体"/>
           <w:b/>
           <w:bCs/>
         </w:rPr>
@@ -546,7 +640,7 @@
       </w:r>
       <w:r>
         <w:rPr>
-          <w:rFonts w:hint="eastAsia"/>
+          <w:rFonts w:hint="eastAsia" w:eastAsia="黑体"/>
           <w:b/>
           <w:bCs/>
         </w:rPr>
@@ -554,7 +648,7 @@
       </w:r>
       <w:r>
         <w:rPr>
-          <w:rFonts w:hint="eastAsia"/>
+          <w:rFonts w:hint="eastAsia" w:eastAsia="黑体"/>
         </w:rPr>
         <w:t xml:space="preserve">（</w:t>
       </w:r>
@@ -573,35 +667,44 @@
         </m:sSub>
       </m:oMath>
       <w:r>
+        <w:rPr>
+          <w:rFonts w:eastAsia="黑体"/>
+        </w:rPr>
         <w:t xml:space="preserve"> </w:t>
       </w:r>
       <w:r>
         <w:rPr>
-          <w:rFonts w:hint="eastAsia"/>
+          <w:rFonts w:hint="eastAsia" w:eastAsia="黑体"/>
         </w:rPr>
         <w:t xml:space="preserve">的集电极</w:t>
       </w:r>
       <w:r>
+        <w:rPr>
+          <w:rFonts w:eastAsia="黑体"/>
+        </w:rPr>
         <w:t xml:space="preserve"> C </w:t>
       </w:r>
       <w:r>
         <w:rPr>
-          <w:rFonts w:hint="eastAsia"/>
+          <w:rFonts w:hint="eastAsia" w:eastAsia="黑体"/>
         </w:rPr>
         <w:t xml:space="preserve">接</w:t>
       </w:r>
       <w:r>
+        <w:rPr>
+          <w:rFonts w:eastAsia="黑体"/>
+        </w:rPr>
         <w:t xml:space="preserve"> </w:t>
       </w:r>
       <w:r>
         <w:rPr>
-          <w:rFonts w:hint="eastAsia"/>
+          <w:rFonts w:hint="eastAsia" w:eastAsia="黑体"/>
         </w:rPr>
         <w:t xml:space="preserve">−VCC）；</w:t>
       </w:r>
       <w:r>
         <w:rPr>
-          <w:rFonts w:hint="eastAsia"/>
+          <w:rFonts w:hint="eastAsia" w:eastAsia="黑体"/>
           <w:b/>
           <w:bCs/>
         </w:rPr>
@@ -609,6 +712,7 @@
       </w:r>
       <w:r>
         <w:rPr>
+          <w:rFonts w:eastAsia="黑体"/>
           <w:b/>
           <w:bCs/>
         </w:rPr>
@@ -616,7 +720,7 @@
       </w:r>
       <w:r>
         <w:rPr>
-          <w:rFonts w:hint="eastAsia"/>
+          <w:rFonts w:hint="eastAsia" w:eastAsia="黑体"/>
           <w:b/>
           <w:bCs/>
         </w:rPr>
@@ -624,7 +728,7 @@
       </w:r>
       <w:r>
         <w:rPr>
-          <w:rFonts w:hint="eastAsia"/>
+          <w:rFonts w:hint="eastAsia" w:eastAsia="黑体"/>
         </w:rPr>
         <w:t xml:space="preserve">（</w:t>
       </w:r>
@@ -643,24 +747,33 @@
         </m:sSub>
       </m:oMath>
       <w:r>
+        <w:rPr>
+          <w:rFonts w:eastAsia="黑体"/>
+        </w:rPr>
         <w:t xml:space="preserve"> </w:t>
       </w:r>
       <w:r>
         <w:rPr>
-          <w:rFonts w:hint="eastAsia"/>
+          <w:rFonts w:hint="eastAsia" w:eastAsia="黑体"/>
         </w:rPr>
         <w:t xml:space="preserve">的基极</w:t>
       </w:r>
       <w:r>
+        <w:rPr>
+          <w:rFonts w:eastAsia="黑体"/>
+        </w:rPr>
         <w:t xml:space="preserve"> B </w:t>
       </w:r>
       <w:r>
         <w:rPr>
-          <w:rFonts w:hint="eastAsia"/>
+          <w:rFonts w:hint="eastAsia" w:eastAsia="黑体"/>
         </w:rPr>
         <w:t xml:space="preserve">与偏置网络</w:t>
       </w:r>
       <w:r>
+        <w:rPr>
+          <w:rFonts w:eastAsia="黑体"/>
+        </w:rPr>
         <w:t xml:space="preserve"> </w:t>
       </w:r>
       <m:oMath>
@@ -669,17 +782,20 @@
         </m:r>
       </m:oMath>
       <w:r>
+        <w:rPr>
+          <w:rFonts w:eastAsia="黑体"/>
+        </w:rPr>
         <w:t xml:space="preserve"> </w:t>
       </w:r>
       <w:r>
         <w:rPr>
-          <w:rFonts w:hint="eastAsia"/>
+          <w:rFonts w:hint="eastAsia" w:eastAsia="黑体"/>
         </w:rPr>
         <w:t xml:space="preserve">一端相连）；</w:t>
       </w:r>
       <w:r>
         <w:rPr>
-          <w:rFonts w:hint="eastAsia"/>
+          <w:rFonts w:hint="eastAsia" w:eastAsia="黑体"/>
           <w:b/>
           <w:bCs/>
         </w:rPr>
@@ -687,6 +803,7 @@
       </w:r>
       <w:r>
         <w:rPr>
+          <w:rFonts w:eastAsia="黑体"/>
           <w:b/>
           <w:bCs/>
         </w:rPr>
@@ -694,7 +811,7 @@
       </w:r>
       <w:r>
         <w:rPr>
-          <w:rFonts w:hint="eastAsia"/>
+          <w:rFonts w:hint="eastAsia" w:eastAsia="黑体"/>
           <w:b/>
           <w:bCs/>
         </w:rPr>
@@ -702,7 +819,7 @@
       </w:r>
       <w:r>
         <w:rPr>
-          <w:rFonts w:hint="eastAsia"/>
+          <w:rFonts w:hint="eastAsia" w:eastAsia="黑体"/>
         </w:rPr>
         <w:t xml:space="preserve">（</w:t>
       </w:r>
@@ -721,24 +838,33 @@
         </m:sSub>
       </m:oMath>
       <w:r>
+        <w:rPr>
+          <w:rFonts w:eastAsia="黑体"/>
+        </w:rPr>
         <w:t xml:space="preserve"> </w:t>
       </w:r>
       <w:r>
         <w:rPr>
-          <w:rFonts w:hint="eastAsia"/>
+          <w:rFonts w:hint="eastAsia" w:eastAsia="黑体"/>
         </w:rPr>
         <w:t xml:space="preserve">的基极</w:t>
       </w:r>
       <w:r>
+        <w:rPr>
+          <w:rFonts w:eastAsia="黑体"/>
+        </w:rPr>
         <w:t xml:space="preserve"> B </w:t>
       </w:r>
       <w:r>
         <w:rPr>
-          <w:rFonts w:hint="eastAsia"/>
+          <w:rFonts w:hint="eastAsia" w:eastAsia="黑体"/>
         </w:rPr>
         <w:t xml:space="preserve">与偏置网络</w:t>
       </w:r>
       <w:r>
+        <w:rPr>
+          <w:rFonts w:eastAsia="黑体"/>
+        </w:rPr>
         <w:t xml:space="preserve"> </w:t>
       </w:r>
       <m:oMath>
@@ -747,15 +873,21 @@
         </m:r>
       </m:oMath>
       <w:r>
+        <w:rPr>
+          <w:rFonts w:eastAsia="黑体"/>
+        </w:rPr>
         <w:t xml:space="preserve"> </w:t>
       </w:r>
       <w:r>
         <w:rPr>
-          <w:rFonts w:hint="eastAsia"/>
+          <w:rFonts w:hint="eastAsia" w:eastAsia="黑体"/>
         </w:rPr>
         <w:t xml:space="preserve">另一端相连，输入信号</w:t>
       </w:r>
       <w:r>
+        <w:rPr>
+          <w:rFonts w:eastAsia="黑体"/>
+        </w:rPr>
         <w:t xml:space="preserve"> </w:t>
       </w:r>
       <m:oMath>
@@ -776,11 +908,14 @@
         </m:sSub>
       </m:oMath>
       <w:r>
+        <w:rPr>
+          <w:rFonts w:eastAsia="黑体"/>
+        </w:rPr>
         <w:t xml:space="preserve"> </w:t>
       </w:r>
       <w:r>
         <w:rPr>
-          <w:rFonts w:hint="eastAsia"/>
+          <w:rFonts w:hint="eastAsia" w:eastAsia="黑体"/>
         </w:rPr>
         <w:t xml:space="preserve">经前级跨接于上、下基极节点之间）。</w:t>
       </w:r>
@@ -789,7 +924,7 @@
       <w:pPr/>
       <w:r>
         <w:rPr>
-          <w:rFonts w:hint="eastAsia"/>
+          <w:rFonts w:hint="eastAsia" w:eastAsia="黑体"/>
         </w:rPr>
         <w:t xml:space="preserve">各元件管脚连接：</w:t>
       </w:r>
@@ -809,45 +944,57 @@
       </m:oMath>
       <w:r>
         <w:rPr>
-          <w:rFonts w:hint="eastAsia"/>
+          <w:rFonts w:hint="eastAsia" w:eastAsia="黑体"/>
           <w:b/>
           <w:bCs/>
         </w:rPr>
         <w:t xml:space="preserve">（NPN）</w:t>
       </w:r>
       <w:r>
+        <w:rPr>
+          <w:rFonts w:eastAsia="黑体"/>
+        </w:rPr>
         <w:t xml:space="preserve"> </w:t>
       </w:r>
       <w:r>
         <w:rPr>
-          <w:rFonts w:hint="eastAsia"/>
+          <w:rFonts w:hint="eastAsia" w:eastAsia="黑体"/>
         </w:rPr>
         <w:t xml:space="preserve">的</w:t>
       </w:r>
       <w:r>
+        <w:rPr>
+          <w:rFonts w:eastAsia="黑体"/>
+        </w:rPr>
         <w:t xml:space="preserve"> B </w:t>
       </w:r>
       <w:r>
         <w:rPr>
-          <w:rFonts w:hint="eastAsia"/>
+          <w:rFonts w:hint="eastAsia" w:eastAsia="黑体"/>
         </w:rPr>
         <w:t xml:space="preserve">接上基极节点、C</w:t>
       </w:r>
       <w:r>
+        <w:rPr>
+          <w:rFonts w:eastAsia="黑体"/>
+        </w:rPr>
         <w:t xml:space="preserve"> </w:t>
       </w:r>
       <w:r>
         <w:rPr>
-          <w:rFonts w:hint="eastAsia"/>
+          <w:rFonts w:hint="eastAsia" w:eastAsia="黑体"/>
         </w:rPr>
         <w:t xml:space="preserve">接正电源节点、E</w:t>
       </w:r>
       <w:r>
+        <w:rPr>
+          <w:rFonts w:eastAsia="黑体"/>
+        </w:rPr>
         <w:t xml:space="preserve"> </w:t>
       </w:r>
       <w:r>
         <w:rPr>
-          <w:rFonts w:hint="eastAsia"/>
+          <w:rFonts w:hint="eastAsia" w:eastAsia="黑体"/>
         </w:rPr>
         <w:t xml:space="preserve">接输出节点；</w:t>
       </w:r>
@@ -867,45 +1014,57 @@
       </m:oMath>
       <w:r>
         <w:rPr>
-          <w:rFonts w:hint="eastAsia"/>
+          <w:rFonts w:hint="eastAsia" w:eastAsia="黑体"/>
           <w:b/>
           <w:bCs/>
         </w:rPr>
         <w:t xml:space="preserve">（PNP）</w:t>
       </w:r>
       <w:r>
+        <w:rPr>
+          <w:rFonts w:eastAsia="黑体"/>
+        </w:rPr>
         <w:t xml:space="preserve"> </w:t>
       </w:r>
       <w:r>
         <w:rPr>
-          <w:rFonts w:hint="eastAsia"/>
+          <w:rFonts w:hint="eastAsia" w:eastAsia="黑体"/>
         </w:rPr>
         <w:t xml:space="preserve">的</w:t>
       </w:r>
       <w:r>
+        <w:rPr>
+          <w:rFonts w:eastAsia="黑体"/>
+        </w:rPr>
         <w:t xml:space="preserve"> B </w:t>
       </w:r>
       <w:r>
         <w:rPr>
-          <w:rFonts w:hint="eastAsia"/>
+          <w:rFonts w:hint="eastAsia" w:eastAsia="黑体"/>
         </w:rPr>
         <w:t xml:space="preserve">接下基极节点、C</w:t>
       </w:r>
       <w:r>
+        <w:rPr>
+          <w:rFonts w:eastAsia="黑体"/>
+        </w:rPr>
         <w:t xml:space="preserve"> </w:t>
       </w:r>
       <w:r>
         <w:rPr>
-          <w:rFonts w:hint="eastAsia"/>
+          <w:rFonts w:hint="eastAsia" w:eastAsia="黑体"/>
         </w:rPr>
         <w:t xml:space="preserve">接负电源节点、E</w:t>
       </w:r>
       <w:r>
+        <w:rPr>
+          <w:rFonts w:eastAsia="黑体"/>
+        </w:rPr>
         <w:t xml:space="preserve"> </w:t>
       </w:r>
       <w:r>
         <w:rPr>
-          <w:rFonts w:hint="eastAsia"/>
+          <w:rFonts w:hint="eastAsia" w:eastAsia="黑体"/>
         </w:rPr>
         <w:t xml:space="preserve">接输出节点；</w:t>
       </w:r>
@@ -916,18 +1075,21 @@
       </m:oMath>
       <w:r>
         <w:rPr>
-          <w:rFonts w:hint="eastAsia"/>
+          <w:rFonts w:hint="eastAsia" w:eastAsia="黑体"/>
           <w:b/>
           <w:bCs/>
         </w:rPr>
         <w:t xml:space="preserve">（偏置网络）</w:t>
       </w:r>
       <w:r>
+        <w:rPr>
+          <w:rFonts w:eastAsia="黑体"/>
+        </w:rPr>
         <w:t xml:space="preserve"> </w:t>
       </w:r>
       <w:r>
         <w:rPr>
-          <w:rFonts w:hint="eastAsia"/>
+          <w:rFonts w:hint="eastAsia" w:eastAsia="黑体"/>
         </w:rPr>
         <w:t xml:space="preserve">一端接上基极节点、另一端接下基极节点；</w:t>
       </w:r>
@@ -946,11 +1108,14 @@
         </m:sSub>
       </m:oMath>
       <w:r>
+        <w:rPr>
+          <w:rFonts w:eastAsia="黑体"/>
+        </w:rPr>
         <w:t xml:space="preserve"> </w:t>
       </w:r>
       <w:r>
         <w:rPr>
-          <w:rFonts w:hint="eastAsia"/>
+          <w:rFonts w:hint="eastAsia" w:eastAsia="黑体"/>
         </w:rPr>
         <w:t xml:space="preserve">一端接输出节点、另一端接地节点。</w:t>
       </w:r>
@@ -959,34 +1124,43 @@
       <w:pPr/>
       <w:r>
         <w:rPr>
-          <w:rFonts w:hint="eastAsia"/>
+          <w:rFonts w:hint="eastAsia" w:eastAsia="黑体"/>
         </w:rPr>
         <w:t xml:space="preserve">由此构成”两管基极间经偏置网络预置微小静态电流、两管发射极并接输出中点”的互补对称甲乙类（AB</w:t>
       </w:r>
       <w:r>
+        <w:rPr>
+          <w:rFonts w:eastAsia="黑体"/>
+        </w:rPr>
         <w:t xml:space="preserve"> </w:t>
       </w:r>
       <w:r>
         <w:rPr>
-          <w:rFonts w:hint="eastAsia"/>
+          <w:rFonts w:hint="eastAsia" w:eastAsia="黑体"/>
         </w:rPr>
         <w:t xml:space="preserve">类）推挽组态，正负半周两管轮流导通且无完全截止间断，兼顾</w:t>
       </w:r>
       <w:r>
+        <w:rPr>
+          <w:rFonts w:eastAsia="黑体"/>
+        </w:rPr>
         <w:t xml:space="preserve"> B </w:t>
       </w:r>
       <w:r>
         <w:rPr>
-          <w:rFonts w:hint="eastAsia"/>
+          <w:rFonts w:hint="eastAsia" w:eastAsia="黑体"/>
         </w:rPr>
         <w:t xml:space="preserve">类高效率与</w:t>
       </w:r>
       <w:r>
+        <w:rPr>
+          <w:rFonts w:eastAsia="黑体"/>
+        </w:rPr>
         <w:t xml:space="preserve"> A </w:t>
       </w:r>
       <w:r>
         <w:rPr>
-          <w:rFonts w:hint="eastAsia"/>
+          <w:rFonts w:hint="eastAsia" w:eastAsia="黑体"/>
         </w:rPr>
         <w:t xml:space="preserve">类低交越失真。</w:t>
       </w:r>
@@ -999,7 +1173,7 @@
       </w:pPr>
       <w:r>
         <w:rPr>
-          <w:rFonts w:hint="eastAsia"/>
+          <w:rFonts w:hint="eastAsia" w:eastAsia="黑体"/>
         </w:rPr>
         <w:t xml:space="preserve">工作原理</w:t>
       </w:r>
@@ -1010,25 +1184,31 @@
       </w:pPr>
       <w:r>
         <w:rPr>
-          <w:rFonts w:hint="eastAsia"/>
+          <w:rFonts w:hint="eastAsia" w:eastAsia="黑体"/>
         </w:rPr>
         <w:t xml:space="preserve">偏置网络给两管预置一个很小（略大于导通阈值）的静态电流，正半周</w:t>
       </w:r>
       <w:r>
+        <w:rPr>
+          <w:rFonts w:eastAsia="黑体"/>
+        </w:rPr>
         <w:t xml:space="preserve"> </w:t>
       </w:r>
       <w:r>
         <w:rPr>
-          <w:rFonts w:hint="eastAsia"/>
+          <w:rFonts w:hint="eastAsia" w:eastAsia="黑体"/>
         </w:rPr>
         <w:t xml:space="preserve">NPN（上管）导通放大、负半周</w:t>
       </w:r>
       <w:r>
+        <w:rPr>
+          <w:rFonts w:eastAsia="黑体"/>
+        </w:rPr>
         <w:t xml:space="preserve"> </w:t>
       </w:r>
       <w:r>
         <w:rPr>
-          <w:rFonts w:hint="eastAsia"/>
+          <w:rFonts w:hint="eastAsia" w:eastAsia="黑体"/>
         </w:rPr>
         <w:t xml:space="preserve">PNP（下管）导通放大，两管轮流工作又无完全截止的间断，从而消除交越失真。</w:t>
       </w:r>
@@ -1041,7 +1221,7 @@
       </w:pPr>
       <w:r>
         <w:rPr>
-          <w:rFonts w:hint="eastAsia"/>
+          <w:rFonts w:hint="eastAsia" w:eastAsia="黑体"/>
         </w:rPr>
         <w:t xml:space="preserve">关键计算公式</w:t>
       </w:r>
@@ -1055,7 +1235,7 @@
       </w:pPr>
       <w:r>
         <w:rPr>
-          <w:rFonts w:hint="eastAsia"/>
+          <w:rFonts w:hint="eastAsia" w:eastAsia="黑体"/>
         </w:rPr>
         <w:t xml:space="preserve">输出功率（正弦、满幅）：</w:t>
       </w:r>
@@ -1144,25 +1324,31 @@
       </w:pPr>
       <w:r>
         <w:rPr>
-          <w:rFonts w:hint="eastAsia"/>
+          <w:rFonts w:hint="eastAsia" w:eastAsia="黑体"/>
         </w:rPr>
         <w:t xml:space="preserve">最大理论效率（AB</w:t>
       </w:r>
       <w:r>
+        <w:rPr>
+          <w:rFonts w:eastAsia="黑体"/>
+        </w:rPr>
         <w:t xml:space="preserve"> </w:t>
       </w:r>
       <w:r>
         <w:rPr>
-          <w:rFonts w:hint="eastAsia"/>
+          <w:rFonts w:hint="eastAsia" w:eastAsia="黑体"/>
         </w:rPr>
         <w:t xml:space="preserve">类接近</w:t>
       </w:r>
       <w:r>
+        <w:rPr>
+          <w:rFonts w:eastAsia="黑体"/>
+        </w:rPr>
         <w:t xml:space="preserve"> B </w:t>
       </w:r>
       <w:r>
         <w:rPr>
-          <w:rFonts w:hint="eastAsia"/>
+          <w:rFonts w:hint="eastAsia" w:eastAsia="黑体"/>
         </w:rPr>
         <w:t xml:space="preserve">类极限）：</w:t>
       </w:r>
@@ -1243,7 +1429,7 @@
       </w:pPr>
       <w:r>
         <w:rPr>
-          <w:rFonts w:hint="eastAsia"/>
+          <w:rFonts w:hint="eastAsia" w:eastAsia="黑体"/>
         </w:rPr>
         <w:t xml:space="preserve">每管静态电流（决定是否消除交越失真）：</w:t>
       </w:r>
@@ -1357,7 +1543,7 @@
       </w:pPr>
       <w:r>
         <w:rPr>
-          <w:rFonts w:hint="eastAsia"/>
+          <w:rFonts w:hint="eastAsia" w:eastAsia="黑体"/>
         </w:rPr>
         <w:t xml:space="preserve">电源提供功率（正弦平均）：</w:t>
       </w:r>
@@ -1462,11 +1648,14 @@
       </w:pPr>
       <w:r>
         <w:rPr>
-          <w:rFonts w:hint="eastAsia"/>
+          <w:rFonts w:hint="eastAsia" w:eastAsia="黑体"/>
         </w:rPr>
         <w:t xml:space="preserve">单管最大耗散（约在</w:t>
       </w:r>
       <w:r>
+        <w:rPr>
+          <w:rFonts w:eastAsia="黑体"/>
+        </w:rPr>
         <w:t xml:space="preserve"> </w:t>
       </w:r>
       <m:oMath>
@@ -1520,11 +1709,14 @@
         </m:r>
       </m:oMath>
       <w:r>
+        <w:rPr>
+          <w:rFonts w:eastAsia="黑体"/>
+        </w:rPr>
         <w:t xml:space="preserve"> </w:t>
       </w:r>
       <w:r>
         <w:rPr>
-          <w:rFonts w:hint="eastAsia"/>
+          <w:rFonts w:hint="eastAsia" w:eastAsia="黑体"/>
         </w:rPr>
         <w:t xml:space="preserve">时）：</w:t>
       </w:r>
@@ -1659,7 +1851,7 @@
             </w:pPr>
             <w:r>
               <w:rPr>
-                <w:rFonts w:hint="eastAsia"/>
+                <w:rFonts w:hint="eastAsia" w:eastAsia="黑体"/>
               </w:rPr>
               <w:t xml:space="preserve">符号</w:t>
             </w:r>
@@ -1673,7 +1865,7 @@
             </w:pPr>
             <w:r>
               <w:rPr>
-                <w:rFonts w:hint="eastAsia"/>
+                <w:rFonts w:hint="eastAsia" w:eastAsia="黑体"/>
               </w:rPr>
               <w:t xml:space="preserve">含义</w:t>
             </w:r>
@@ -1687,7 +1879,7 @@
             </w:pPr>
             <w:r>
               <w:rPr>
-                <w:rFonts w:hint="eastAsia"/>
+                <w:rFonts w:hint="eastAsia" w:eastAsia="黑体"/>
               </w:rPr>
               <w:t xml:space="preserve">单位</w:t>
             </w:r>
@@ -1719,6 +1911,9 @@
               </m:sSub>
             </m:oMath>
             <w:r>
+              <w:rPr>
+                <w:rFonts w:eastAsia="黑体"/>
+              </w:rPr>
               <w:t xml:space="preserve">​</w:t>
             </w:r>
           </w:p>
@@ -1731,7 +1926,7 @@
             </w:pPr>
             <w:r>
               <w:rPr>
-                <w:rFonts w:hint="eastAsia"/>
+                <w:rFonts w:hint="eastAsia" w:eastAsia="黑体"/>
               </w:rPr>
               <w:t xml:space="preserve">输出峰值电压</w:t>
             </w:r>
@@ -1744,6 +1939,9 @@
               <w:pStyle w:val="Compact"/>
             </w:pPr>
             <w:r>
+              <w:rPr>
+                <w:rFonts w:eastAsia="黑体"/>
+              </w:rPr>
               <w:t xml:space="preserve">V</w:t>
             </w:r>
           </w:p>
@@ -1774,6 +1972,9 @@
               </m:sSub>
             </m:oMath>
             <w:r>
+              <w:rPr>
+                <w:rFonts w:eastAsia="黑体"/>
+              </w:rPr>
               <w:t xml:space="preserve">​</w:t>
             </w:r>
           </w:p>
@@ -1786,7 +1987,7 @@
             </w:pPr>
             <w:r>
               <w:rPr>
-                <w:rFonts w:hint="eastAsia"/>
+                <w:rFonts w:hint="eastAsia" w:eastAsia="黑体"/>
               </w:rPr>
               <w:t xml:space="preserve">电源电压</w:t>
             </w:r>
@@ -1799,6 +2000,9 @@
               <w:pStyle w:val="Compact"/>
             </w:pPr>
             <w:r>
+              <w:rPr>
+                <w:rFonts w:eastAsia="黑体"/>
+              </w:rPr>
               <w:t xml:space="preserve">V</w:t>
             </w:r>
           </w:p>
@@ -1826,6 +2030,9 @@
               </m:sSub>
             </m:oMath>
             <w:r>
+              <w:rPr>
+                <w:rFonts w:eastAsia="黑体"/>
+              </w:rPr>
               <w:t xml:space="preserve">​</w:t>
             </w:r>
           </w:p>
@@ -1838,7 +2045,7 @@
             </w:pPr>
             <w:r>
               <w:rPr>
-                <w:rFonts w:hint="eastAsia"/>
+                <w:rFonts w:hint="eastAsia" w:eastAsia="黑体"/>
               </w:rPr>
               <w:t xml:space="preserve">负载电阻</w:t>
             </w:r>
@@ -1851,6 +2058,9 @@
               <w:pStyle w:val="Compact"/>
             </w:pPr>
             <w:r>
+              <w:rPr>
+                <w:rFonts w:eastAsia="黑体"/>
+              </w:rPr>
               <w:t xml:space="preserve">Ω</w:t>
             </w:r>
           </w:p>
@@ -1878,6 +2088,9 @@
               </m:sSub>
             </m:oMath>
             <w:r>
+              <w:rPr>
+                <w:rFonts w:eastAsia="黑体"/>
+              </w:rPr>
               <w:t xml:space="preserve">​</w:t>
             </w:r>
           </w:p>
@@ -1890,7 +2103,7 @@
             </w:pPr>
             <w:r>
               <w:rPr>
-                <w:rFonts w:hint="eastAsia"/>
+                <w:rFonts w:hint="eastAsia" w:eastAsia="黑体"/>
               </w:rPr>
               <w:t xml:space="preserve">静态偏置电流</w:t>
             </w:r>
@@ -1903,6 +2116,9 @@
               <w:pStyle w:val="Compact"/>
             </w:pPr>
             <w:r>
+              <w:rPr>
+                <w:rFonts w:eastAsia="黑体"/>
+              </w:rPr>
               <w:t xml:space="preserve">A</w:t>
             </w:r>
           </w:p>
@@ -1930,6 +2146,9 @@
               </m:sSub>
             </m:oMath>
             <w:r>
+              <w:rPr>
+                <w:rFonts w:eastAsia="黑体"/>
+              </w:rPr>
               <w:t xml:space="preserve">、</w:t>
             </w:r>
             <m:oMath>
@@ -1959,7 +2178,7 @@
             </w:pPr>
             <w:r>
               <w:rPr>
-                <w:rFonts w:hint="eastAsia"/>
+                <w:rFonts w:hint="eastAsia" w:eastAsia="黑体"/>
               </w:rPr>
               <w:t xml:space="preserve">输出、电源输入功率</w:t>
             </w:r>
@@ -1972,6 +2191,9 @@
               <w:pStyle w:val="Compact"/>
             </w:pPr>
             <w:r>
+              <w:rPr>
+                <w:rFonts w:eastAsia="黑体"/>
+              </w:rPr>
               <w:t xml:space="preserve">W</w:t>
             </w:r>
           </w:p>
@@ -1990,6 +2212,9 @@
               </m:r>
             </m:oMath>
             <w:r>
+              <w:rPr>
+                <w:rFonts w:eastAsia="黑体"/>
+              </w:rPr>
               <w:t xml:space="preserve">​</w:t>
             </w:r>
           </w:p>
@@ -2002,7 +2227,7 @@
             </w:pPr>
             <w:r>
               <w:rPr>
-                <w:rFonts w:hint="eastAsia"/>
+                <w:rFonts w:hint="eastAsia" w:eastAsia="黑体"/>
               </w:rPr>
               <w:t xml:space="preserve">效率</w:t>
             </w:r>
@@ -2015,6 +2240,9 @@
               <w:pStyle w:val="Compact"/>
             </w:pPr>
             <w:r>
+              <w:rPr>
+                <w:rFonts w:eastAsia="黑体"/>
+              </w:rPr>
               <w:t xml:space="preserve">—</w:t>
             </w:r>
           </w:p>
@@ -2029,7 +2257,7 @@
       </w:pPr>
       <w:r>
         <w:rPr>
-          <w:rFonts w:hint="eastAsia"/>
+          <w:rFonts w:hint="eastAsia" w:eastAsia="黑体"/>
         </w:rPr>
         <w:t xml:space="preserve">元件调整影响</w:t>
       </w:r>
@@ -2044,7 +2272,7 @@
       </w:pPr>
       <w:r>
         <w:rPr>
-          <w:rFonts w:hint="eastAsia"/>
+          <w:rFonts w:hint="eastAsia" w:eastAsia="黑体"/>
           <w:b/>
           <w:bCs/>
         </w:rPr>
@@ -2052,6 +2280,7 @@
       </w:r>
       <w:r>
         <w:rPr>
+          <w:rFonts w:eastAsia="黑体"/>
           <w:b/>
           <w:bCs/>
         </w:rPr>
@@ -2073,6 +2302,7 @@
       </m:oMath>
       <w:r>
         <w:rPr>
+          <w:rFonts w:eastAsia="黑体"/>
           <w:b/>
           <w:bCs/>
         </w:rPr>
@@ -2080,20 +2310,27 @@
       </w:r>
       <w:r>
         <w:rPr>
+          <w:rFonts w:eastAsia="黑体"/>
           <w:b/>
           <w:bCs/>
         </w:rPr>
         <w:t xml:space="preserve">↑</w:t>
       </w:r>
       <w:r>
+        <w:rPr>
+          <w:rFonts w:eastAsia="黑体"/>
+        </w:rPr>
         <w:t xml:space="preserve"> </w:t>
       </w:r>
       <w:r>
+        <w:rPr>
+          <w:rFonts w:eastAsia="黑体"/>
+        </w:rPr>
         <w:t xml:space="preserve">→ </w:t>
       </w:r>
       <w:r>
         <w:rPr>
-          <w:rFonts w:hint="eastAsia"/>
+          <w:rFonts w:hint="eastAsia" w:eastAsia="黑体"/>
         </w:rPr>
         <w:t xml:space="preserve">交越失真减小，但发热与损耗增大，效率下降。</w:t>
       </w:r>
@@ -2125,6 +2362,7 @@
       </m:oMath>
       <w:r>
         <w:rPr>
+          <w:rFonts w:eastAsia="黑体"/>
           <w:b/>
           <w:bCs/>
         </w:rPr>
@@ -2132,20 +2370,27 @@
       </w:r>
       <w:r>
         <w:rPr>
+          <w:rFonts w:eastAsia="黑体"/>
           <w:b/>
           <w:bCs/>
         </w:rPr>
         <w:t xml:space="preserve">↑</w:t>
       </w:r>
       <w:r>
+        <w:rPr>
+          <w:rFonts w:eastAsia="黑体"/>
+        </w:rPr>
         <w:t xml:space="preserve"> </w:t>
       </w:r>
       <w:r>
+        <w:rPr>
+          <w:rFonts w:eastAsia="黑体"/>
+        </w:rPr>
         <w:t xml:space="preserve">→ </w:t>
       </w:r>
       <w:r>
         <w:rPr>
-          <w:rFonts w:hint="eastAsia"/>
+          <w:rFonts w:hint="eastAsia" w:eastAsia="黑体"/>
         </w:rPr>
         <w:t xml:space="preserve">最大输出功率增大，功率管耗散与耐压要求提高。</w:t>
       </w:r>
@@ -2174,6 +2419,7 @@
       </m:oMath>
       <w:r>
         <w:rPr>
+          <w:rFonts w:eastAsia="黑体"/>
           <w:b/>
           <w:bCs/>
         </w:rPr>
@@ -2181,20 +2427,27 @@
       </w:r>
       <w:r>
         <w:rPr>
+          <w:rFonts w:eastAsia="黑体"/>
           <w:b/>
           <w:bCs/>
         </w:rPr>
         <w:t xml:space="preserve">↓</w:t>
       </w:r>
       <w:r>
+        <w:rPr>
+          <w:rFonts w:eastAsia="黑体"/>
+        </w:rPr>
         <w:t xml:space="preserve"> </w:t>
       </w:r>
       <w:r>
+        <w:rPr>
+          <w:rFonts w:eastAsia="黑体"/>
+        </w:rPr>
         <w:t xml:space="preserve">→ </w:t>
       </w:r>
       <w:r>
         <w:rPr>
-          <w:rFonts w:hint="eastAsia"/>
+          <w:rFonts w:hint="eastAsia" w:eastAsia="黑体"/>
         </w:rPr>
         <w:t xml:space="preserve">输出电流增大，需更强驱动与更大散热。</w:t>
       </w:r>
@@ -2209,7 +2462,7 @@
       </w:pPr>
       <w:r>
         <w:rPr>
-          <w:rFonts w:hint="eastAsia"/>
+          <w:rFonts w:hint="eastAsia" w:eastAsia="黑体"/>
           <w:b/>
           <w:bCs/>
         </w:rPr>
@@ -2217,6 +2470,7 @@
       </w:r>
       <w:r>
         <w:rPr>
+          <w:rFonts w:eastAsia="黑体"/>
           <w:b/>
           <w:bCs/>
         </w:rPr>
@@ -2238,6 +2492,7 @@
       </m:oMath>
       <w:r>
         <w:rPr>
+          <w:rFonts w:eastAsia="黑体"/>
           <w:b/>
           <w:bCs/>
         </w:rPr>
@@ -2245,20 +2500,27 @@
       </w:r>
       <w:r>
         <w:rPr>
+          <w:rFonts w:eastAsia="黑体"/>
           <w:b/>
           <w:bCs/>
         </w:rPr>
         <w:t xml:space="preserve">↑</w:t>
       </w:r>
       <w:r>
+        <w:rPr>
+          <w:rFonts w:eastAsia="黑体"/>
+        </w:rPr>
         <w:t xml:space="preserve"> </w:t>
       </w:r>
       <w:r>
+        <w:rPr>
+          <w:rFonts w:eastAsia="黑体"/>
+        </w:rPr>
         <w:t xml:space="preserve">→ </w:t>
       </w:r>
       <w:r>
         <w:rPr>
-          <w:rFonts w:hint="eastAsia"/>
+          <w:rFonts w:hint="eastAsia" w:eastAsia="黑体"/>
         </w:rPr>
         <w:t xml:space="preserve">负反馈增强、热稳定性变好，但输出摆幅与效率略降。</w:t>
       </w:r>
@@ -2273,7 +2535,7 @@
       </w:pPr>
       <w:r>
         <w:rPr>
-          <w:rFonts w:hint="eastAsia"/>
+          <w:rFonts w:hint="eastAsia" w:eastAsia="黑体"/>
         </w:rPr>
         <w:t xml:space="preserve">偏置二极管须与功率管热耦合，防止热失控。</w:t>
       </w:r>
@@ -2286,7 +2548,7 @@
       </w:pPr>
       <w:r>
         <w:rPr>
-          <w:rFonts w:hint="eastAsia"/>
+          <w:rFonts w:hint="eastAsia" w:eastAsia="黑体"/>
         </w:rPr>
         <w:t xml:space="preserve">典型参数示例</w:t>
       </w:r>
@@ -2301,11 +2563,14 @@
       </w:pPr>
       <w:r>
         <w:rPr>
-          <w:rFonts w:hint="eastAsia"/>
+          <w:rFonts w:hint="eastAsia" w:eastAsia="黑体"/>
         </w:rPr>
         <w:t xml:space="preserve">取</w:t>
       </w:r>
       <w:r>
+        <w:rPr>
+          <w:rFonts w:eastAsia="黑体"/>
+        </w:rPr>
         <w:t xml:space="preserve"> </w:t>
       </w:r>
       <m:oMath>
@@ -2352,11 +2617,14 @@
       </m:oMath>
       <w:r>
         <w:rPr>
-          <w:rFonts w:hint="eastAsia"/>
+          <w:rFonts w:hint="eastAsia" w:eastAsia="黑体"/>
         </w:rPr>
         <w:t xml:space="preserve">（则约</w:t>
       </w:r>
       <w:r>
+        <w:rPr>
+          <w:rFonts w:eastAsia="黑体"/>
+        </w:rPr>
         <w:t xml:space="preserve"> </w:t>
       </w:r>
       <m:oMath>
@@ -2397,7 +2665,7 @@
       </m:oMath>
       <w:r>
         <w:rPr>
-          <w:rFonts w:hint="eastAsia"/>
+          <w:rFonts w:hint="eastAsia" w:eastAsia="黑体"/>
         </w:rPr>
         <w:t xml:space="preserve">）、</w:t>
       </w:r>
@@ -2435,7 +2703,7 @@
       </m:oMath>
       <w:r>
         <w:rPr>
-          <w:rFonts w:hint="eastAsia"/>
+          <w:rFonts w:hint="eastAsia" w:eastAsia="黑体"/>
         </w:rPr>
         <w:t xml:space="preserve">：</w:t>
       </w:r>
@@ -2512,6 +2780,9 @@
         </m:r>
       </m:oMath>
       <w:r>
+        <w:rPr>
+          <w:rFonts w:eastAsia="黑体"/>
+        </w:rPr>
         <w:t xml:space="preserve">。</w:t>
       </w:r>
     </w:p>
@@ -2525,11 +2796,14 @@
       </w:pPr>
       <w:r>
         <w:rPr>
-          <w:rFonts w:hint="eastAsia"/>
+          <w:rFonts w:hint="eastAsia" w:eastAsia="黑体"/>
         </w:rPr>
         <w:t xml:space="preserve">理想满载效率</w:t>
       </w:r>
       <w:r>
+        <w:rPr>
+          <w:rFonts w:eastAsia="黑体"/>
+        </w:rPr>
         <w:t xml:space="preserve"> </w:t>
       </w:r>
       <m:oMath>
@@ -2569,11 +2843,14 @@
       </m:oMath>
       <w:r>
         <w:rPr>
-          <w:rFonts w:hint="eastAsia"/>
+          <w:rFonts w:hint="eastAsia" w:eastAsia="黑体"/>
         </w:rPr>
         <w:t xml:space="preserve">；实际约</w:t>
       </w:r>
       <w:r>
+        <w:rPr>
+          <w:rFonts w:eastAsia="黑体"/>
+        </w:rPr>
         <w:t xml:space="preserve"> 60%~70%。</w:t>
       </w:r>
     </w:p>
@@ -2585,7 +2862,7 @@
       </w:pPr>
       <w:r>
         <w:rPr>
-          <w:rFonts w:hint="eastAsia"/>
+          <w:rFonts w:hint="eastAsia" w:eastAsia="黑体"/>
         </w:rPr>
         <w:t xml:space="preserve">常见器件型号</w:t>
       </w:r>
@@ -2600,7 +2877,7 @@
       </w:pPr>
       <w:r>
         <w:rPr>
-          <w:rFonts w:hint="eastAsia"/>
+          <w:rFonts w:hint="eastAsia" w:eastAsia="黑体"/>
         </w:rPr>
         <w:t xml:space="preserve">互补双极对管：TIP3055/TIP2955、BD139/BD140、2N3055/MJ2955。</w:t>
       </w:r>
@@ -2615,16 +2892,19 @@
       </w:pPr>
       <w:r>
         <w:rPr>
-          <w:rFonts w:hint="eastAsia"/>
+          <w:rFonts w:hint="eastAsia" w:eastAsia="黑体"/>
         </w:rPr>
         <w:t xml:space="preserve">音频集成功放（AB</w:t>
       </w:r>
       <w:r>
+        <w:rPr>
+          <w:rFonts w:eastAsia="黑体"/>
+        </w:rPr>
         <w:t xml:space="preserve"> </w:t>
       </w:r>
       <w:r>
         <w:rPr>
-          <w:rFonts w:hint="eastAsia"/>
+          <w:rFonts w:hint="eastAsia" w:eastAsia="黑体"/>
         </w:rPr>
         <w:t xml:space="preserve">类）：LM3886、TDA2030、TDA7293、LM1875。</w:t>
       </w:r>
@@ -2639,16 +2919,19 @@
       </w:pPr>
       <w:r>
         <w:rPr>
-          <w:rFonts w:hint="eastAsia"/>
+          <w:rFonts w:hint="eastAsia" w:eastAsia="黑体"/>
         </w:rPr>
         <w:t xml:space="preserve">偏置/驱动：MJE340/MJE350</w:t>
       </w:r>
       <w:r>
+        <w:rPr>
+          <w:rFonts w:eastAsia="黑体"/>
+        </w:rPr>
         <w:t xml:space="preserve"> </w:t>
       </w:r>
       <w:r>
         <w:rPr>
-          <w:rFonts w:hint="eastAsia"/>
+          <w:rFonts w:hint="eastAsia" w:eastAsia="黑体"/>
         </w:rPr>
         <w:t xml:space="preserve">驱动对管。</w:t>
       </w:r>
@@ -2661,7 +2944,7 @@
       </w:pPr>
       <w:r>
         <w:rPr>
-          <w:rFonts w:hint="eastAsia"/>
+          <w:rFonts w:hint="eastAsia" w:eastAsia="黑体"/>
         </w:rPr>
         <w:t xml:space="preserve">注意事项</w:t>
       </w:r>
@@ -2676,7 +2959,7 @@
       </w:pPr>
       <w:r>
         <w:rPr>
-          <w:rFonts w:hint="eastAsia"/>
+          <w:rFonts w:hint="eastAsia" w:eastAsia="黑体"/>
         </w:rPr>
         <w:t xml:space="preserve">偏置电流须稳定，避免温升导致热失控（负温度系数反馈或热补偿）。</w:t>
       </w:r>
@@ -2691,16 +2974,19 @@
       </w:pPr>
       <w:r>
         <w:rPr>
-          <w:rFonts w:hint="eastAsia"/>
+          <w:rFonts w:hint="eastAsia" w:eastAsia="黑体"/>
         </w:rPr>
         <w:t xml:space="preserve">功率管需足够散热（散热器），并核对</w:t>
       </w:r>
       <w:r>
+        <w:rPr>
+          <w:rFonts w:eastAsia="黑体"/>
+        </w:rPr>
         <w:t xml:space="preserve"> SOA </w:t>
       </w:r>
       <w:r>
         <w:rPr>
-          <w:rFonts w:hint="eastAsia"/>
+          <w:rFonts w:hint="eastAsia" w:eastAsia="黑体"/>
         </w:rPr>
         <w:t xml:space="preserve">安全工作区。</w:t>
       </w:r>
@@ -2715,7 +3001,7 @@
       </w:pPr>
       <w:r>
         <w:rPr>
-          <w:rFonts w:hint="eastAsia"/>
+          <w:rFonts w:hint="eastAsia" w:eastAsia="黑体"/>
         </w:rPr>
         <w:t xml:space="preserve">输出级需防止大信号削波及扬声器过载。</w:t>
       </w:r>
@@ -2730,7 +3016,7 @@
       </w:pPr>
       <w:r>
         <w:rPr>
-          <w:rFonts w:hint="eastAsia"/>
+          <w:rFonts w:hint="eastAsia" w:eastAsia="黑体"/>
         </w:rPr>
         <w:t xml:space="preserve">实际效率远低于理论极限，电源与散热按最坏情况设计。</w:t>
       </w:r>
@@ -2743,7 +3029,7 @@
       </w:pPr>
       <w:r>
         <w:rPr>
-          <w:rFonts w:hint="eastAsia"/>
+          <w:rFonts w:hint="eastAsia" w:eastAsia="黑体"/>
         </w:rPr>
         <w:t xml:space="preserve">参考资料</w:t>
       </w:r>
@@ -2757,20 +3043,26 @@
         </w:numPr>
       </w:pPr>
       <w:r>
+        <w:rPr>
+          <w:rFonts w:eastAsia="黑体"/>
+        </w:rPr>
         <w:t xml:space="preserve">Wikipedia: Power amplifier </w:t>
       </w:r>
       <w:r>
         <w:rPr>
-          <w:rFonts w:hint="eastAsia"/>
+          <w:rFonts w:hint="eastAsia" w:eastAsia="黑体"/>
         </w:rPr>
         <w:t xml:space="preserve">classes（Class</w:t>
       </w:r>
       <w:r>
+        <w:rPr>
+          <w:rFonts w:eastAsia="黑体"/>
+        </w:rPr>
         <w:t xml:space="preserve"> </w:t>
       </w:r>
       <w:r>
         <w:rPr>
-          <w:rFonts w:hint="eastAsia"/>
+          <w:rFonts w:hint="eastAsia" w:eastAsia="黑体"/>
         </w:rPr>
         <w:t xml:space="preserve">AB）。</w:t>
       </w:r>
@@ -2785,7 +3077,7 @@
       </w:pPr>
       <w:r>
         <w:rPr>
-          <w:rFonts w:hint="eastAsia"/>
+          <w:rFonts w:hint="eastAsia" w:eastAsia="黑体"/>
         </w:rPr>
         <w:t xml:space="preserve">《模拟电子技术基础》（童诗白、华成英）。</w:t>
       </w:r>
@@ -2799,15 +3091,21 @@
         </w:numPr>
       </w:pPr>
       <w:r>
+        <w:rPr>
+          <w:rFonts w:eastAsia="黑体"/>
+        </w:rPr>
         <w:t xml:space="preserve">TI </w:t>
       </w:r>
       <w:r>
         <w:rPr>
-          <w:rFonts w:hint="eastAsia"/>
+          <w:rFonts w:hint="eastAsia" w:eastAsia="黑体"/>
         </w:rPr>
         <w:t xml:space="preserve">产品页：LM3886</w:t>
       </w:r>
       <w:r>
+        <w:rPr>
+          <w:rFonts w:eastAsia="黑体"/>
+        </w:rPr>
         <w:t xml:space="preserve"> Audio Power Amplifier。</w:t>
       </w:r>
     </w:p>
@@ -2820,11 +3118,11 @@
       </w:pPr>
       <w:r>
         <w:rPr>
-          <w:rFonts w:ascii="Times New Roman" w:hAnsi="Times New Roman"/>
+          <w:rFonts w:ascii="Times New Roman" w:hAnsi="Times New Roman" w:eastAsia="黑体"/>
           <w:color w:val="555555"/>
           <w:sz w:val="21"/>
         </w:rPr>
-        <w:t>材料收集者：杜文杰</w:t>
+        <w:t>材料收集者：杜文杰，WX手机：19519196569，QQ:3478827729</w:t>
       </w:r>
     </w:p>
     <w:sectPr>
@@ -2844,7 +3142,7 @@
 </file>
 
 <file path=word/footer1.xml><?xml version="1.0" encoding="utf-8"?>
-<w:ftr xmlns:m="http://schemas.openxmlformats.org/officeDocument/2006/math" xmlns:mc="http://schemas.openxmlformats.org/markup-compatibility/2006" xmlns:mo="http://schemas.microsoft.com/office/mac/office/2008/main" xmlns:mv="urn:schemas-microsoft-com:mac:vml" xmlns:o="urn:schemas-microsoft-com:office:office" xmlns:r="http://schemas.openxmlformats.org/officeDocument/2006/relationships" xmlns:v="urn:schemas-microsoft-com:vml" xmlns:w10="urn:schemas-microsoft-com:office:word" xmlns:w14="http://schemas.microsoft.com/office/word/2010/wordml" xmlns:w="http://schemas.openxmlformats.org/wordprocessingml/2006/main" xmlns:wne="http://schemas.microsoft.com/office/word/2006/wordml" xmlns:wp14="http://schemas.microsoft.com/office/word/2010/wordprocessingDrawing" xmlns:wp="http://schemas.openxmlformats.org/drawingml/2006/wordprocessingDrawing" xmlns:wpc="http://schemas.microsoft.com/office/word/2010/wordprocessingCanvas" xmlns:wpg="http://schemas.microsoft.com/office/word/2010/wordprocessingGroup" xmlns:wpi="http://schemas.microsoft.com/office/word/2010/wordprocessingInk" xmlns:wps="http://schemas.microsoft.com/office/word/2010/wordprocessingShape" mc:Ignorable="w14 wp14">
+<w:ftr xmlns:mc="http://schemas.openxmlformats.org/markup-compatibility/2006" xmlns:w="http://schemas.openxmlformats.org/wordprocessingml/2006/main" xmlns:m="http://schemas.openxmlformats.org/officeDocument/2006/math" xmlns:mo="http://schemas.microsoft.com/office/mac/office/2008/main" xmlns:mv="urn:schemas-microsoft-com:mac:vml" xmlns:o="urn:schemas-microsoft-com:office:office" xmlns:r="http://schemas.openxmlformats.org/officeDocument/2006/relationships" xmlns:v="urn:schemas-microsoft-com:vml" xmlns:w10="urn:schemas-microsoft-com:office:word" xmlns:w14="http://schemas.microsoft.com/office/word/2010/wordml" xmlns:wne="http://schemas.microsoft.com/office/word/2006/wordml" xmlns:wp14="http://schemas.microsoft.com/office/word/2010/wordprocessingDrawing" xmlns:wp="http://schemas.openxmlformats.org/drawingml/2006/wordprocessingDrawing" xmlns:wpc="http://schemas.microsoft.com/office/word/2010/wordprocessingCanvas" xmlns:wpg="http://schemas.microsoft.com/office/word/2010/wordprocessingGroup" xmlns:wpi="http://schemas.microsoft.com/office/word/2010/wordprocessingInk" xmlns:wps="http://schemas.microsoft.com/office/word/2010/wordprocessingShape" mc:Ignorable="w14 wp14">
   <w:p>
     <w:pPr>
       <w:pStyle w:val="Footer"/>
@@ -2852,12 +3150,14 @@
     </w:pPr>
     <w:r>
       <w:rPr>
+        <w:rFonts w:eastAsia="黑体"/>
         <w:sz w:val="18"/>
       </w:rPr>
       <w:t xml:space="preserve">第 </w:t>
     </w:r>
     <w:r>
       <w:rPr>
+        <w:rFonts w:eastAsia="黑体"/>
         <w:sz w:val="18"/>
       </w:rPr>
       <w:fldChar w:fldCharType="begin"/>
@@ -2866,6 +3166,7 @@
     </w:r>
     <w:r>
       <w:rPr>
+        <w:rFonts w:eastAsia="黑体"/>
         <w:sz w:val="18"/>
       </w:rPr>
       <w:t xml:space="preserve"> 页</w:t>
@@ -2879,6 +3180,9 @@
   <w:footnote w:type="continuationSeparator" w:id="0">
     <w:p>
       <w:r>
+        <w:rPr>
+          <w:rFonts w:eastAsia="黑体"/>
+        </w:rPr>
         <w:continuationSeparator/>
       </w:r>
     </w:p>
@@ -2886,6 +3190,9 @@
   <w:footnote w:type="separator" w:id="-1">
     <w:p>
       <w:r>
+        <w:rPr>
+          <w:rFonts w:eastAsia="黑体"/>
+        </w:rPr>
         <w:separator/>
       </w:r>
     </w:p>
@@ -2894,7 +3201,7 @@
 </file>
 
 <file path=word/header1.xml><?xml version="1.0" encoding="utf-8"?>
-<w:hdr xmlns:m="http://schemas.openxmlformats.org/officeDocument/2006/math" xmlns:mc="http://schemas.openxmlformats.org/markup-compatibility/2006" xmlns:mo="http://schemas.microsoft.com/office/mac/office/2008/main" xmlns:mv="urn:schemas-microsoft-com:mac:vml" xmlns:o="urn:schemas-microsoft-com:office:office" xmlns:r="http://schemas.openxmlformats.org/officeDocument/2006/relationships" xmlns:v="urn:schemas-microsoft-com:vml" xmlns:w10="urn:schemas-microsoft-com:office:word" xmlns:w14="http://schemas.microsoft.com/office/word/2010/wordml" xmlns:w="http://schemas.openxmlformats.org/wordprocessingml/2006/main" xmlns:wne="http://schemas.microsoft.com/office/word/2006/wordml" xmlns:wp14="http://schemas.microsoft.com/office/word/2010/wordprocessingDrawing" xmlns:wp="http://schemas.openxmlformats.org/drawingml/2006/wordprocessingDrawing" xmlns:wpc="http://schemas.microsoft.com/office/word/2010/wordprocessingCanvas" xmlns:wpg="http://schemas.microsoft.com/office/word/2010/wordprocessingGroup" xmlns:wpi="http://schemas.microsoft.com/office/word/2010/wordprocessingInk" xmlns:wps="http://schemas.microsoft.com/office/word/2010/wordprocessingShape" mc:Ignorable="w14 wp14">
+<w:hdr xmlns:mc="http://schemas.openxmlformats.org/markup-compatibility/2006" xmlns:w="http://schemas.openxmlformats.org/wordprocessingml/2006/main" xmlns:m="http://schemas.openxmlformats.org/officeDocument/2006/math" xmlns:mo="http://schemas.microsoft.com/office/mac/office/2008/main" xmlns:mv="urn:schemas-microsoft-com:mac:vml" xmlns:o="urn:schemas-microsoft-com:office:office" xmlns:r="http://schemas.openxmlformats.org/officeDocument/2006/relationships" xmlns:v="urn:schemas-microsoft-com:vml" xmlns:w10="urn:schemas-microsoft-com:office:word" xmlns:w14="http://schemas.microsoft.com/office/word/2010/wordml" xmlns:wne="http://schemas.microsoft.com/office/word/2006/wordml" xmlns:wp14="http://schemas.microsoft.com/office/word/2010/wordprocessingDrawing" xmlns:wp="http://schemas.openxmlformats.org/drawingml/2006/wordprocessingDrawing" xmlns:wpc="http://schemas.microsoft.com/office/word/2010/wordprocessingCanvas" xmlns:wpg="http://schemas.microsoft.com/office/word/2010/wordprocessingGroup" xmlns:wpi="http://schemas.microsoft.com/office/word/2010/wordprocessingInk" xmlns:wps="http://schemas.microsoft.com/office/word/2010/wordprocessingShape" mc:Ignorable="w14 wp14">
   <w:p>
     <w:pPr>
       <w:pStyle w:val="Header"/>
@@ -2902,7 +3209,7 @@
     </w:pPr>
     <w:r>
       <w:rPr>
-        <w:rFonts w:ascii="Times New Roman" w:hAnsi="Times New Roman"/>
+        <w:rFonts w:ascii="Times New Roman" w:hAnsi="Times New Roman" w:eastAsia="黑体"/>
         <w:sz w:val="18"/>
         <w:rFonts w:eastAsia="黑体"/>
         <w:rFonts w:eastAsia="黑体"/>
@@ -2914,7 +3221,7 @@
 </file>
 
 <file path=word/numbering.xml><?xml version="1.0" encoding="utf-8"?>
-<w:numbering xmlns:m="http://schemas.openxmlformats.org/officeDocument/2006/math" xmlns:mc="http://schemas.openxmlformats.org/markup-compatibility/2006" xmlns:mo="http://schemas.microsoft.com/office/mac/office/2008/main" xmlns:mv="urn:schemas-microsoft-com:mac:vml" xmlns:o="urn:schemas-microsoft-com:office:office" xmlns:r="http://schemas.openxmlformats.org/officeDocument/2006/relationships" xmlns:v="urn:schemas-microsoft-com:vml" xmlns:w="http://schemas.openxmlformats.org/wordprocessingml/2006/main" xmlns:w10="urn:schemas-microsoft-com:office:word" xmlns:w14="http://schemas.microsoft.com/office/word/2010/wordml" xmlns:wne="http://schemas.microsoft.com/office/word/2006/wordml" xmlns:wp="http://schemas.openxmlformats.org/drawingml/2006/wordprocessingDrawing" xmlns:wp14="http://schemas.microsoft.com/office/word/2010/wordprocessingDrawing" xmlns:wpc="http://schemas.microsoft.com/office/word/2010/wordprocessingCanvas" xmlns:wpg="http://schemas.microsoft.com/office/word/2010/wordprocessingGroup" xmlns:wpi="http://schemas.microsoft.com/office/word/2010/wordprocessingInk" xmlns:wps="http://schemas.microsoft.com/office/word/2010/wordprocessingShape" mc:Ignorable="w14 wp14">
+<w:numbering xmlns:mc="http://schemas.openxmlformats.org/markup-compatibility/2006" xmlns:w="http://schemas.openxmlformats.org/wordprocessingml/2006/main" xmlns:m="http://schemas.openxmlformats.org/officeDocument/2006/math" xmlns:mo="http://schemas.microsoft.com/office/mac/office/2008/main" xmlns:mv="urn:schemas-microsoft-com:mac:vml" xmlns:o="urn:schemas-microsoft-com:office:office" xmlns:r="http://schemas.openxmlformats.org/officeDocument/2006/relationships" xmlns:v="urn:schemas-microsoft-com:vml" xmlns:w10="urn:schemas-microsoft-com:office:word" xmlns:w14="http://schemas.microsoft.com/office/word/2010/wordml" xmlns:wne="http://schemas.microsoft.com/office/word/2006/wordml" xmlns:wp="http://schemas.openxmlformats.org/drawingml/2006/wordprocessingDrawing" xmlns:wp14="http://schemas.microsoft.com/office/word/2010/wordprocessingDrawing" xmlns:wpc="http://schemas.microsoft.com/office/word/2010/wordprocessingCanvas" xmlns:wpg="http://schemas.microsoft.com/office/word/2010/wordprocessingGroup" xmlns:wpi="http://schemas.microsoft.com/office/word/2010/wordprocessingInk" xmlns:wps="http://schemas.microsoft.com/office/word/2010/wordprocessingShape" mc:Ignorable="w14 wp14">
   <w:abstractNum w:abstractNumId="0">
     <w:nsid w:val="FFFFFF7C"/>
     <w:multiLevelType w:val="singleLevel"/>
@@ -3001,7 +3308,7 @@
         <w:ind w:hanging="360" w:left="1440"/>
       </w:pPr>
       <w:rPr>
-        <w:rFonts w:ascii="Symbol" w:hAnsi="Symbol" w:hint="default"/>
+        <w:rFonts w:ascii="Symbol" w:hAnsi="Symbol" w:hint="default" w:eastAsia="黑体"/>
       </w:rPr>
     </w:lvl>
   </w:abstractNum>
@@ -3022,7 +3329,7 @@
         <w:ind w:hanging="360" w:left="1080"/>
       </w:pPr>
       <w:rPr>
-        <w:rFonts w:ascii="Symbol" w:hAnsi="Symbol" w:hint="default"/>
+        <w:rFonts w:ascii="Symbol" w:hAnsi="Symbol" w:hint="default" w:eastAsia="黑体"/>
       </w:rPr>
     </w:lvl>
   </w:abstractNum>
@@ -3043,7 +3350,7 @@
         <w:ind w:hanging="360" w:left="720"/>
       </w:pPr>
       <w:rPr>
-        <w:rFonts w:ascii="Symbol" w:hAnsi="Symbol" w:hint="default"/>
+        <w:rFonts w:ascii="Symbol" w:hAnsi="Symbol" w:hint="default" w:eastAsia="黑体"/>
       </w:rPr>
     </w:lvl>
   </w:abstractNum>
@@ -3082,7 +3389,7 @@
         <w:ind w:hanging="360" w:left="360"/>
       </w:pPr>
       <w:rPr>
-        <w:rFonts w:ascii="Symbol" w:hAnsi="Symbol" w:hint="default"/>
+        <w:rFonts w:ascii="Symbol" w:hAnsi="Symbol" w:hint="default" w:eastAsia="黑体"/>
       </w:rPr>
     </w:lvl>
   </w:abstractNum>
@@ -3173,7 +3480,7 @@
         <w:ind w:left="720" w:hanging="360"/>
       </w:pPr>
       <w:rPr>
-        <w:rFonts w:ascii="Symbol" w:hAnsi="Symbol" w:cs="Symbol" w:hint="default"/>
+        <w:rFonts w:ascii="Symbol" w:hAnsi="Symbol" w:cs="Symbol" w:hint="default" w:eastAsia="黑体"/>
       </w:rPr>
     </w:lvl>
     <w:lvl w:ilvl="1">
@@ -3184,7 +3491,7 @@
         <w:ind w:left="1440" w:hanging="360"/>
       </w:pPr>
       <w:rPr>
-        <w:rFonts w:ascii="Courier New" w:hAnsi="Courier New" w:cs="Courier New" w:hint="default"/>
+        <w:rFonts w:ascii="Courier New" w:hAnsi="Courier New" w:cs="Courier New" w:hint="default" w:eastAsia="黑体"/>
       </w:rPr>
     </w:lvl>
     <w:lvl w:ilvl="2">
@@ -3195,7 +3502,7 @@
         <w:ind w:left="2160" w:hanging="360"/>
       </w:pPr>
       <w:rPr>
-        <w:rFonts w:ascii="Wingdings" w:hAnsi="Wingdings" w:cs="Wingdings" w:hint="default"/>
+        <w:rFonts w:ascii="Wingdings" w:hAnsi="Wingdings" w:cs="Wingdings" w:hint="default" w:eastAsia="黑体"/>
       </w:rPr>
     </w:lvl>
     <w:lvl w:ilvl="3">
@@ -3206,7 +3513,7 @@
         <w:ind w:left="2880" w:hanging="360"/>
       </w:pPr>
       <w:rPr>
-        <w:rFonts w:ascii="Symbol" w:hAnsi="Symbol" w:cs="Symbol" w:hint="default"/>
+        <w:rFonts w:ascii="Symbol" w:hAnsi="Symbol" w:cs="Symbol" w:hint="default" w:eastAsia="黑体"/>
       </w:rPr>
     </w:lvl>
     <w:lvl w:ilvl="4">
@@ -3217,7 +3524,7 @@
         <w:ind w:left="3600" w:hanging="360"/>
       </w:pPr>
       <w:rPr>
-        <w:rFonts w:ascii="Courier New" w:hAnsi="Courier New" w:cs="Courier New" w:hint="default"/>
+        <w:rFonts w:ascii="Courier New" w:hAnsi="Courier New" w:cs="Courier New" w:hint="default" w:eastAsia="黑体"/>
       </w:rPr>
     </w:lvl>
     <w:lvl w:ilvl="5">
@@ -3228,7 +3535,7 @@
         <w:ind w:left="4320" w:hanging="360"/>
       </w:pPr>
       <w:rPr>
-        <w:rFonts w:ascii="Wingdings" w:hAnsi="Wingdings" w:cs="Wingdings" w:hint="default"/>
+        <w:rFonts w:ascii="Wingdings" w:hAnsi="Wingdings" w:cs="Wingdings" w:hint="default" w:eastAsia="黑体"/>
       </w:rPr>
     </w:lvl>
     <w:lvl w:ilvl="6">
@@ -3239,7 +3546,7 @@
         <w:ind w:left="5040" w:hanging="360"/>
       </w:pPr>
       <w:rPr>
-        <w:rFonts w:ascii="Symbol" w:hAnsi="Symbol" w:cs="Symbol" w:hint="default"/>
+        <w:rFonts w:ascii="Symbol" w:hAnsi="Symbol" w:cs="Symbol" w:hint="default" w:eastAsia="黑体"/>
       </w:rPr>
     </w:lvl>
     <w:lvl w:ilvl="7">
@@ -3250,7 +3557,7 @@
         <w:ind w:left="5760" w:hanging="360"/>
       </w:pPr>
       <w:rPr>
-        <w:rFonts w:ascii="Courier New" w:hAnsi="Courier New" w:cs="Courier New" w:hint="default"/>
+        <w:rFonts w:ascii="Courier New" w:hAnsi="Courier New" w:cs="Courier New" w:hint="default" w:eastAsia="黑体"/>
       </w:rPr>
     </w:lvl>
     <w:lvl w:ilvl="8">
@@ -3261,7 +3568,7 @@
         <w:ind w:left="6480" w:hanging="360"/>
       </w:pPr>
       <w:rPr>
-        <w:rFonts w:ascii="Wingdings" w:hAnsi="Wingdings" w:cs="Wingdings" w:hint="default"/>
+        <w:rFonts w:ascii="Wingdings" w:hAnsi="Wingdings" w:cs="Wingdings" w:hint="default" w:eastAsia="黑体"/>
       </w:rPr>
     </w:lvl>
   </w:abstractNum>
@@ -3317,11 +3624,11 @@
 </file>
 
 <file path=word/styles.xml><?xml version="1.0" encoding="utf-8"?>
-<w:styles xmlns:mc="http://schemas.openxmlformats.org/markup-compatibility/2006" xmlns:r="http://schemas.openxmlformats.org/officeDocument/2006/relationships" xmlns:w="http://schemas.openxmlformats.org/wordprocessingml/2006/main" xmlns:w14="http://schemas.microsoft.com/office/word/2010/wordml" mc:Ignorable="w14">
+<w:styles xmlns:mc="http://schemas.openxmlformats.org/markup-compatibility/2006" xmlns:w="http://schemas.openxmlformats.org/wordprocessingml/2006/main" xmlns:r="http://schemas.openxmlformats.org/officeDocument/2006/relationships" xmlns:w14="http://schemas.microsoft.com/office/word/2010/wordml" mc:Ignorable="w14">
   <w:docDefaults>
     <w:rPrDefault>
       <w:rPr>
-        <w:rFonts w:asciiTheme="minorHAnsi" w:cstheme="minorBidi" w:eastAsiaTheme="minorEastAsia" w:hAnsiTheme="minorHAnsi"/>
+        <w:rFonts w:asciiTheme="minorHAnsi" w:cstheme="minorBidi" w:hAnsiTheme="minorHAnsi" w:eastAsia="黑体"/>
         <w:sz w:val="22"/>
         <w:szCs w:val="22"/>
         <w:lang w:bidi="ar-SA" w:eastAsia="en-US" w:val="en-US"/>
@@ -3543,7 +3850,7 @@
       <w:outlineLvl w:val="0"/>
     </w:pPr>
     <w:rPr>
-      <w:rFonts w:ascii="Times New Roman" w:asciiTheme="majorHAnsi" w:cstheme="majorBidi" w:eastAsia="黑体" w:eastAsiaTheme="majorEastAsia" w:hAnsi="Times New Roman" w:hAnsiTheme="majorHAnsi"/>
+      <w:rFonts w:ascii="Times New Roman" w:asciiTheme="majorHAnsi" w:cstheme="majorBidi" w:eastAsia="黑体" w:hAnsi="Times New Roman" w:hAnsiTheme="majorHAnsi"/>
       <w:b/>
       <w:bCs/>
       <w:color w:val="1F3864"/>
@@ -3567,7 +3874,7 @@
       <w:outlineLvl w:val="1"/>
     </w:pPr>
     <w:rPr>
-      <w:rFonts w:ascii="Times New Roman" w:asciiTheme="majorHAnsi" w:cstheme="majorBidi" w:eastAsia="黑体" w:eastAsiaTheme="majorEastAsia" w:hAnsi="Times New Roman" w:hAnsiTheme="majorHAnsi"/>
+      <w:rFonts w:ascii="Times New Roman" w:asciiTheme="majorHAnsi" w:cstheme="majorBidi" w:eastAsia="黑体" w:hAnsi="Times New Roman" w:hAnsiTheme="majorHAnsi"/>
       <w:b/>
       <w:bCs/>
       <w:color w:val="2E4E7E"/>
@@ -3591,7 +3898,7 @@
       <w:outlineLvl w:val="2"/>
     </w:pPr>
     <w:rPr>
-      <w:rFonts w:ascii="Times New Roman" w:asciiTheme="majorHAnsi" w:cstheme="majorBidi" w:eastAsia="黑体" w:eastAsiaTheme="majorEastAsia" w:hAnsi="Times New Roman" w:hAnsiTheme="majorHAnsi"/>
+      <w:rFonts w:ascii="Times New Roman" w:asciiTheme="majorHAnsi" w:cstheme="majorBidi" w:eastAsia="黑体" w:hAnsi="Times New Roman" w:hAnsiTheme="majorHAnsi"/>
       <w:b/>
       <w:bCs/>
       <w:color w:val="2E4E7E"/>
@@ -3615,7 +3922,7 @@
       <w:outlineLvl w:val="3"/>
     </w:pPr>
     <w:rPr>
-      <w:rFonts w:ascii="Times New Roman" w:asciiTheme="majorHAnsi" w:cstheme="majorBidi" w:eastAsia="黑体" w:eastAsiaTheme="majorEastAsia" w:hAnsi="Times New Roman" w:hAnsiTheme="majorHAnsi"/>
+      <w:rFonts w:ascii="Times New Roman" w:asciiTheme="majorHAnsi" w:cstheme="majorBidi" w:eastAsia="黑体" w:hAnsi="Times New Roman" w:hAnsiTheme="majorHAnsi"/>
       <w:b/>
       <w:bCs/>
       <w:i/>
@@ -3641,7 +3948,7 @@
       <w:outlineLvl w:val="4"/>
     </w:pPr>
     <w:rPr>
-      <w:rFonts w:ascii="Times New Roman" w:asciiTheme="majorHAnsi" w:cstheme="majorBidi" w:eastAsia="黑体" w:eastAsiaTheme="majorEastAsia" w:hAnsi="Times New Roman" w:hAnsiTheme="majorHAnsi"/>
+      <w:rFonts w:ascii="Times New Roman" w:asciiTheme="majorHAnsi" w:cstheme="majorBidi" w:eastAsia="黑体" w:hAnsi="Times New Roman" w:hAnsiTheme="majorHAnsi"/>
       <w:b/>
       <w:color w:val="333333"/>
       <w:sz w:val="22"/>
@@ -3664,7 +3971,7 @@
       <w:outlineLvl w:val="5"/>
     </w:pPr>
     <w:rPr>
-      <w:rFonts w:asciiTheme="majorHAnsi" w:cstheme="majorBidi" w:eastAsiaTheme="majorEastAsia" w:hAnsiTheme="majorHAnsi"/>
+      <w:rFonts w:asciiTheme="majorHAnsi" w:cstheme="majorBidi" w:hAnsiTheme="majorHAnsi" w:eastAsia="黑体"/>
       <w:i/>
       <w:iCs/>
       <w:color w:themeColor="accent1" w:themeShade="7F" w:val="243F60"/>
@@ -3687,7 +3994,7 @@
       <w:outlineLvl w:val="6"/>
     </w:pPr>
     <w:rPr>
-      <w:rFonts w:asciiTheme="majorHAnsi" w:cstheme="majorBidi" w:eastAsiaTheme="majorEastAsia" w:hAnsiTheme="majorHAnsi"/>
+      <w:rFonts w:asciiTheme="majorHAnsi" w:cstheme="majorBidi" w:hAnsiTheme="majorHAnsi" w:eastAsia="黑体"/>
       <w:i/>
       <w:iCs/>
       <w:color w:themeColor="text1" w:themeTint="BF" w:val="404040"/>
@@ -3710,7 +4017,7 @@
       <w:outlineLvl w:val="7"/>
     </w:pPr>
     <w:rPr>
-      <w:rFonts w:asciiTheme="majorHAnsi" w:cstheme="majorBidi" w:eastAsiaTheme="majorEastAsia" w:hAnsiTheme="majorHAnsi"/>
+      <w:rFonts w:asciiTheme="majorHAnsi" w:cstheme="majorBidi" w:hAnsiTheme="majorHAnsi" w:eastAsia="黑体"/>
       <w:color w:themeColor="accent1" w:val="4F81BD"/>
       <w:sz w:val="20"/>
       <w:szCs w:val="20"/>
@@ -3733,7 +4040,7 @@
       <w:outlineLvl w:val="8"/>
     </w:pPr>
     <w:rPr>
-      <w:rFonts w:asciiTheme="majorHAnsi" w:cstheme="majorBidi" w:eastAsiaTheme="majorEastAsia" w:hAnsiTheme="majorHAnsi"/>
+      <w:rFonts w:asciiTheme="majorHAnsi" w:cstheme="majorBidi" w:hAnsiTheme="majorHAnsi" w:eastAsia="黑体"/>
       <w:i/>
       <w:iCs/>
       <w:color w:themeColor="text1" w:themeTint="BF" w:val="404040"/>
@@ -3784,7 +4091,7 @@
     <w:uiPriority w:val="9"/>
     <w:rsid w:val="00FC693F"/>
     <w:rPr>
-      <w:rFonts w:asciiTheme="majorHAnsi" w:cstheme="majorBidi" w:eastAsiaTheme="majorEastAsia" w:hAnsiTheme="majorHAnsi"/>
+      <w:rFonts w:asciiTheme="majorHAnsi" w:cstheme="majorBidi" w:hAnsiTheme="majorHAnsi" w:eastAsia="黑体"/>
       <w:b/>
       <w:bCs/>
       <w:color w:themeColor="accent1" w:themeShade="BF" w:val="365F91"/>
@@ -3799,7 +4106,7 @@
     <w:uiPriority w:val="9"/>
     <w:rsid w:val="00FC693F"/>
     <w:rPr>
-      <w:rFonts w:asciiTheme="majorHAnsi" w:cstheme="majorBidi" w:eastAsiaTheme="majorEastAsia" w:hAnsiTheme="majorHAnsi"/>
+      <w:rFonts w:asciiTheme="majorHAnsi" w:cstheme="majorBidi" w:hAnsiTheme="majorHAnsi" w:eastAsia="黑体"/>
       <w:b/>
       <w:bCs/>
       <w:color w:themeColor="accent1" w:val="4F81BD"/>
@@ -3814,7 +4121,7 @@
     <w:uiPriority w:val="9"/>
     <w:rsid w:val="00FC693F"/>
     <w:rPr>
-      <w:rFonts w:asciiTheme="majorHAnsi" w:cstheme="majorBidi" w:eastAsiaTheme="majorEastAsia" w:hAnsiTheme="majorHAnsi"/>
+      <w:rFonts w:asciiTheme="majorHAnsi" w:cstheme="majorBidi" w:hAnsiTheme="majorHAnsi" w:eastAsia="黑体"/>
       <w:b/>
       <w:bCs/>
       <w:color w:themeColor="accent1" w:val="4F81BD"/>
@@ -3837,7 +4144,7 @@
       <w:contextualSpacing/>
     </w:pPr>
     <w:rPr>
-      <w:rFonts w:ascii="Times New Roman" w:asciiTheme="majorHAnsi" w:cstheme="majorBidi" w:eastAsia="黑体" w:eastAsiaTheme="majorEastAsia" w:hAnsi="Times New Roman" w:hAnsiTheme="majorHAnsi"/>
+      <w:rFonts w:ascii="Times New Roman" w:asciiTheme="majorHAnsi" w:cstheme="majorBidi" w:eastAsia="黑体" w:hAnsi="Times New Roman" w:hAnsiTheme="majorHAnsi"/>
       <w:b/>
       <w:color w:val="1F3864"/>
       <w:spacing w:val="5"/>
@@ -3853,7 +4160,7 @@
     <w:uiPriority w:val="10"/>
     <w:rsid w:val="00FC693F"/>
     <w:rPr>
-      <w:rFonts w:asciiTheme="majorHAnsi" w:cstheme="majorBidi" w:eastAsiaTheme="majorEastAsia" w:hAnsiTheme="majorHAnsi"/>
+      <w:rFonts w:asciiTheme="majorHAnsi" w:cstheme="majorBidi" w:hAnsiTheme="majorHAnsi" w:eastAsia="黑体"/>
       <w:color w:themeColor="text2" w:themeShade="BF" w:val="17365D"/>
       <w:spacing w:val="5"/>
       <w:kern w:val="28"/>
@@ -3875,7 +4182,7 @@
       </w:numPr>
     </w:pPr>
     <w:rPr>
-      <w:rFonts w:asciiTheme="majorHAnsi" w:cstheme="majorBidi" w:eastAsiaTheme="majorEastAsia" w:hAnsiTheme="majorHAnsi"/>
+      <w:rFonts w:asciiTheme="majorHAnsi" w:cstheme="majorBidi" w:hAnsiTheme="majorHAnsi" w:eastAsia="黑体"/>
       <w:i/>
       <w:iCs/>
       <w:color w:themeColor="accent1" w:val="4F81BD"/>
@@ -3891,7 +4198,7 @@
     <w:uiPriority w:val="11"/>
     <w:rsid w:val="00FC693F"/>
     <w:rPr>
-      <w:rFonts w:asciiTheme="majorHAnsi" w:cstheme="majorBidi" w:eastAsiaTheme="majorEastAsia" w:hAnsiTheme="majorHAnsi"/>
+      <w:rFonts w:asciiTheme="majorHAnsi" w:cstheme="majorBidi" w:hAnsiTheme="majorHAnsi" w:eastAsia="黑体"/>
       <w:i/>
       <w:iCs/>
       <w:color w:themeColor="accent1" w:val="4F81BD"/>
@@ -3958,6 +4265,7 @@
       <w:spacing w:after="120"/>
     </w:pPr>
     <w:rPr>
+      <w:rFonts w:eastAsia="黑体"/>
       <w:sz w:val="16"/>
       <w:szCs w:val="16"/>
     </w:rPr>
@@ -3969,6 +4277,7 @@
     <w:uiPriority w:val="99"/>
     <w:rsid w:val="00AA1D8D"/>
     <w:rPr>
+      <w:rFonts w:eastAsia="黑体"/>
       <w:sz w:val="16"/>
       <w:szCs w:val="16"/>
     </w:rPr>
@@ -4138,7 +4447,7 @@
       </w:tabs>
     </w:pPr>
     <w:rPr>
-      <w:rFonts w:ascii="Courier" w:hAnsi="Courier"/>
+      <w:rFonts w:ascii="Courier" w:hAnsi="Courier" w:eastAsia="黑体"/>
       <w:sz w:val="20"/>
       <w:szCs w:val="20"/>
     </w:rPr>
@@ -4150,7 +4459,7 @@
     <w:uiPriority w:val="99"/>
     <w:rsid w:val="0029639D"/>
     <w:rPr>
-      <w:rFonts w:ascii="Courier" w:hAnsi="Courier"/>
+      <w:rFonts w:ascii="Courier" w:hAnsi="Courier" w:eastAsia="黑体"/>
       <w:sz w:val="20"/>
       <w:szCs w:val="20"/>
     </w:rPr>
@@ -4186,6 +4495,7 @@
     <w:uiPriority w:val="29"/>
     <w:rsid w:val="00FC693F"/>
     <w:rPr>
+      <w:rFonts w:eastAsia="黑体"/>
       <w:i/>
       <w:iCs/>
       <w:color w:themeColor="text1" w:val="000000"/>
@@ -4199,7 +4509,7 @@
     <w:semiHidden/>
     <w:rsid w:val="00FC693F"/>
     <w:rPr>
-      <w:rFonts w:asciiTheme="majorHAnsi" w:cstheme="majorBidi" w:eastAsiaTheme="majorEastAsia" w:hAnsiTheme="majorHAnsi"/>
+      <w:rFonts w:asciiTheme="majorHAnsi" w:cstheme="majorBidi" w:hAnsiTheme="majorHAnsi" w:eastAsia="黑体"/>
       <w:b/>
       <w:bCs/>
       <w:i/>
@@ -4215,7 +4525,7 @@
     <w:semiHidden/>
     <w:rsid w:val="00FC693F"/>
     <w:rPr>
-      <w:rFonts w:asciiTheme="majorHAnsi" w:cstheme="majorBidi" w:eastAsiaTheme="majorEastAsia" w:hAnsiTheme="majorHAnsi"/>
+      <w:rFonts w:asciiTheme="majorHAnsi" w:cstheme="majorBidi" w:hAnsiTheme="majorHAnsi" w:eastAsia="黑体"/>
       <w:color w:themeColor="accent1" w:themeShade="7F" w:val="243F60"/>
     </w:rPr>
   </w:style>
@@ -4227,7 +4537,7 @@
     <w:semiHidden/>
     <w:rsid w:val="00FC693F"/>
     <w:rPr>
-      <w:rFonts w:asciiTheme="majorHAnsi" w:cstheme="majorBidi" w:eastAsiaTheme="majorEastAsia" w:hAnsiTheme="majorHAnsi"/>
+      <w:rFonts w:asciiTheme="majorHAnsi" w:cstheme="majorBidi" w:hAnsiTheme="majorHAnsi" w:eastAsia="黑体"/>
       <w:i/>
       <w:iCs/>
       <w:color w:themeColor="accent1" w:themeShade="7F" w:val="243F60"/>
@@ -4241,7 +4551,7 @@
     <w:semiHidden/>
     <w:rsid w:val="00FC693F"/>
     <w:rPr>
-      <w:rFonts w:asciiTheme="majorHAnsi" w:cstheme="majorBidi" w:eastAsiaTheme="majorEastAsia" w:hAnsiTheme="majorHAnsi"/>
+      <w:rFonts w:asciiTheme="majorHAnsi" w:cstheme="majorBidi" w:hAnsiTheme="majorHAnsi" w:eastAsia="黑体"/>
       <w:i/>
       <w:iCs/>
       <w:color w:themeColor="text1" w:themeTint="BF" w:val="404040"/>
@@ -4255,7 +4565,7 @@
     <w:semiHidden/>
     <w:rsid w:val="00FC693F"/>
     <w:rPr>
-      <w:rFonts w:asciiTheme="majorHAnsi" w:cstheme="majorBidi" w:eastAsiaTheme="majorEastAsia" w:hAnsiTheme="majorHAnsi"/>
+      <w:rFonts w:asciiTheme="majorHAnsi" w:cstheme="majorBidi" w:hAnsiTheme="majorHAnsi" w:eastAsia="黑体"/>
       <w:color w:themeColor="accent1" w:val="4F81BD"/>
       <w:sz w:val="20"/>
       <w:szCs w:val="20"/>
@@ -4269,7 +4579,7 @@
     <w:semiHidden/>
     <w:rsid w:val="00FC693F"/>
     <w:rPr>
-      <w:rFonts w:asciiTheme="majorHAnsi" w:cstheme="majorBidi" w:eastAsiaTheme="majorEastAsia" w:hAnsiTheme="majorHAnsi"/>
+      <w:rFonts w:asciiTheme="majorHAnsi" w:cstheme="majorBidi" w:hAnsiTheme="majorHAnsi" w:eastAsia="黑体"/>
       <w:i/>
       <w:iCs/>
       <w:color w:themeColor="text1" w:themeTint="BF" w:val="404040"/>
@@ -4290,6 +4600,7 @@
       <w:spacing w:line="240" w:lineRule="auto"/>
     </w:pPr>
     <w:rPr>
+      <w:rFonts w:eastAsia="黑体"/>
       <w:b/>
       <w:bCs/>
       <w:color w:themeColor="accent1" w:val="4F81BD"/>
@@ -4304,6 +4615,7 @@
     <w:qFormat/>
     <w:rsid w:val="00FC693F"/>
     <w:rPr>
+      <w:rFonts w:eastAsia="黑体"/>
       <w:b/>
       <w:bCs/>
     </w:rPr>
@@ -4315,6 +4627,7 @@
     <w:qFormat/>
     <w:rsid w:val="00FC693F"/>
     <w:rPr>
+      <w:rFonts w:eastAsia="黑体"/>
       <w:i/>
       <w:iCs/>
     </w:rPr>
@@ -4335,6 +4648,7 @@
       <w:ind w:left="936" w:right="936"/>
     </w:pPr>
     <w:rPr>
+      <w:rFonts w:eastAsia="黑体"/>
       <w:b/>
       <w:bCs/>
       <w:i/>
@@ -4349,6 +4663,7 @@
     <w:uiPriority w:val="30"/>
     <w:rsid w:val="00FC693F"/>
     <w:rPr>
+      <w:rFonts w:eastAsia="黑体"/>
       <w:b/>
       <w:bCs/>
       <w:i/>
@@ -4363,6 +4678,7 @@
     <w:qFormat/>
     <w:rsid w:val="00FC693F"/>
     <w:rPr>
+      <w:rFonts w:eastAsia="黑体"/>
       <w:i/>
       <w:iCs/>
       <w:color w:themeColor="text1" w:themeTint="7F" w:val="808080"/>
@@ -4375,6 +4691,7 @@
     <w:qFormat/>
     <w:rsid w:val="00FC693F"/>
     <w:rPr>
+      <w:rFonts w:eastAsia="黑体"/>
       <w:b/>
       <w:bCs/>
       <w:i/>
@@ -4389,6 +4706,7 @@
     <w:qFormat/>
     <w:rsid w:val="00FC693F"/>
     <w:rPr>
+      <w:rFonts w:eastAsia="黑体"/>
       <w:smallCaps/>
       <w:color w:themeColor="accent2" w:val="C0504D"/>
       <w:u w:val="single"/>
@@ -4401,6 +4719,7 @@
     <w:qFormat/>
     <w:rsid w:val="00FC693F"/>
     <w:rPr>
+      <w:rFonts w:eastAsia="黑体"/>
       <w:b/>
       <w:bCs/>
       <w:smallCaps/>
@@ -4416,6 +4735,7 @@
     <w:qFormat/>
     <w:rsid w:val="00FC693F"/>
     <w:rPr>
+      <w:rFonts w:eastAsia="黑体"/>
       <w:b/>
       <w:bCs/>
       <w:smallCaps/>
@@ -4470,6 +4790,7 @@
       <w:spacing w:after="0" w:line="240" w:lineRule="auto"/>
     </w:pPr>
     <w:rPr>
+      <w:rFonts w:eastAsia="黑体"/>
       <w:color w:themeColor="text1" w:themeShade="BF" w:val="000000"/>
     </w:rPr>
     <w:tblPr>
@@ -4492,6 +4813,7 @@
         <w:spacing w:after="0" w:before="0" w:line="240" w:lineRule="auto"/>
       </w:pPr>
       <w:rPr>
+        <w:rFonts w:eastAsia="黑体"/>
         <w:b/>
         <w:bCs/>
       </w:rPr>
@@ -4512,6 +4834,7 @@
         <w:spacing w:after="0" w:before="0" w:line="240" w:lineRule="auto"/>
       </w:pPr>
       <w:rPr>
+        <w:rFonts w:eastAsia="黑体"/>
         <w:b/>
         <w:bCs/>
       </w:rPr>
@@ -4529,12 +4852,14 @@
     </w:tblStylePr>
     <w:tblStylePr w:type="firstCol">
       <w:rPr>
+        <w:rFonts w:eastAsia="黑体"/>
         <w:b/>
         <w:bCs/>
       </w:rPr>
     </w:tblStylePr>
     <w:tblStylePr w:type="lastCol">
       <w:rPr>
+        <w:rFonts w:eastAsia="黑体"/>
         <w:b/>
         <w:bCs/>
       </w:rPr>
@@ -4573,6 +4898,7 @@
       <w:spacing w:after="0" w:line="240" w:lineRule="auto"/>
     </w:pPr>
     <w:rPr>
+      <w:rFonts w:eastAsia="黑体"/>
       <w:color w:themeColor="accent1" w:themeShade="BF" w:val="365F91"/>
     </w:rPr>
     <w:tblPr>
@@ -4595,6 +4921,7 @@
         <w:spacing w:after="0" w:before="0" w:line="240" w:lineRule="auto"/>
       </w:pPr>
       <w:rPr>
+        <w:rFonts w:eastAsia="黑体"/>
         <w:b/>
         <w:bCs/>
       </w:rPr>
@@ -4615,6 +4942,7 @@
         <w:spacing w:after="0" w:before="0" w:line="240" w:lineRule="auto"/>
       </w:pPr>
       <w:rPr>
+        <w:rFonts w:eastAsia="黑体"/>
         <w:b/>
         <w:bCs/>
       </w:rPr>
@@ -4632,12 +4960,14 @@
     </w:tblStylePr>
     <w:tblStylePr w:type="firstCol">
       <w:rPr>
+        <w:rFonts w:eastAsia="黑体"/>
         <w:b/>
         <w:bCs/>
       </w:rPr>
     </w:tblStylePr>
     <w:tblStylePr w:type="lastCol">
       <w:rPr>
+        <w:rFonts w:eastAsia="黑体"/>
         <w:b/>
         <w:bCs/>
       </w:rPr>
@@ -4676,6 +5006,7 @@
       <w:spacing w:after="0" w:line="240" w:lineRule="auto"/>
     </w:pPr>
     <w:rPr>
+      <w:rFonts w:eastAsia="黑体"/>
       <w:color w:themeColor="accent2" w:themeShade="BF" w:val="943634"/>
     </w:rPr>
     <w:tblPr>
@@ -4698,6 +5029,7 @@
         <w:spacing w:after="0" w:before="0" w:line="240" w:lineRule="auto"/>
       </w:pPr>
       <w:rPr>
+        <w:rFonts w:eastAsia="黑体"/>
         <w:b/>
         <w:bCs/>
       </w:rPr>
@@ -4718,6 +5050,7 @@
         <w:spacing w:after="0" w:before="0" w:line="240" w:lineRule="auto"/>
       </w:pPr>
       <w:rPr>
+        <w:rFonts w:eastAsia="黑体"/>
         <w:b/>
         <w:bCs/>
       </w:rPr>
@@ -4735,12 +5068,14 @@
     </w:tblStylePr>
     <w:tblStylePr w:type="firstCol">
       <w:rPr>
+        <w:rFonts w:eastAsia="黑体"/>
         <w:b/>
         <w:bCs/>
       </w:rPr>
     </w:tblStylePr>
     <w:tblStylePr w:type="lastCol">
       <w:rPr>
+        <w:rFonts w:eastAsia="黑体"/>
         <w:b/>
         <w:bCs/>
       </w:rPr>
@@ -4779,6 +5114,7 @@
       <w:spacing w:after="0" w:line="240" w:lineRule="auto"/>
     </w:pPr>
     <w:rPr>
+      <w:rFonts w:eastAsia="黑体"/>
       <w:color w:themeColor="accent3" w:themeShade="BF" w:val="76923C"/>
     </w:rPr>
     <w:tblPr>
@@ -4801,6 +5137,7 @@
         <w:spacing w:after="0" w:before="0" w:line="240" w:lineRule="auto"/>
       </w:pPr>
       <w:rPr>
+        <w:rFonts w:eastAsia="黑体"/>
         <w:b/>
         <w:bCs/>
       </w:rPr>
@@ -4821,6 +5158,7 @@
         <w:spacing w:after="0" w:before="0" w:line="240" w:lineRule="auto"/>
       </w:pPr>
       <w:rPr>
+        <w:rFonts w:eastAsia="黑体"/>
         <w:b/>
         <w:bCs/>
       </w:rPr>
@@ -4838,12 +5176,14 @@
     </w:tblStylePr>
     <w:tblStylePr w:type="firstCol">
       <w:rPr>
+        <w:rFonts w:eastAsia="黑体"/>
         <w:b/>
         <w:bCs/>
       </w:rPr>
     </w:tblStylePr>
     <w:tblStylePr w:type="lastCol">
       <w:rPr>
+        <w:rFonts w:eastAsia="黑体"/>
         <w:b/>
         <w:bCs/>
       </w:rPr>
@@ -4882,6 +5222,7 @@
       <w:spacing w:after="0" w:line="240" w:lineRule="auto"/>
     </w:pPr>
     <w:rPr>
+      <w:rFonts w:eastAsia="黑体"/>
       <w:color w:themeColor="accent4" w:themeShade="BF" w:val="5F497A"/>
     </w:rPr>
     <w:tblPr>
@@ -4904,6 +5245,7 @@
         <w:spacing w:after="0" w:before="0" w:line="240" w:lineRule="auto"/>
       </w:pPr>
       <w:rPr>
+        <w:rFonts w:eastAsia="黑体"/>
         <w:b/>
         <w:bCs/>
       </w:rPr>
@@ -4924,6 +5266,7 @@
         <w:spacing w:after="0" w:before="0" w:line="240" w:lineRule="auto"/>
       </w:pPr>
       <w:rPr>
+        <w:rFonts w:eastAsia="黑体"/>
         <w:b/>
         <w:bCs/>
       </w:rPr>
@@ -4941,12 +5284,14 @@
     </w:tblStylePr>
     <w:tblStylePr w:type="firstCol">
       <w:rPr>
+        <w:rFonts w:eastAsia="黑体"/>
         <w:b/>
         <w:bCs/>
       </w:rPr>
     </w:tblStylePr>
     <w:tblStylePr w:type="lastCol">
       <w:rPr>
+        <w:rFonts w:eastAsia="黑体"/>
         <w:b/>
         <w:bCs/>
       </w:rPr>
@@ -4985,6 +5330,7 @@
       <w:spacing w:after="0" w:line="240" w:lineRule="auto"/>
     </w:pPr>
     <w:rPr>
+      <w:rFonts w:eastAsia="黑体"/>
       <w:color w:themeColor="accent5" w:themeShade="BF" w:val="31849B"/>
     </w:rPr>
     <w:tblPr>
@@ -5007,6 +5353,7 @@
         <w:spacing w:after="0" w:before="0" w:line="240" w:lineRule="auto"/>
       </w:pPr>
       <w:rPr>
+        <w:rFonts w:eastAsia="黑体"/>
         <w:b/>
         <w:bCs/>
       </w:rPr>
@@ -5027,6 +5374,7 @@
         <w:spacing w:after="0" w:before="0" w:line="240" w:lineRule="auto"/>
       </w:pPr>
       <w:rPr>
+        <w:rFonts w:eastAsia="黑体"/>
         <w:b/>
         <w:bCs/>
       </w:rPr>
@@ -5044,12 +5392,14 @@
     </w:tblStylePr>
     <w:tblStylePr w:type="firstCol">
       <w:rPr>
+        <w:rFonts w:eastAsia="黑体"/>
         <w:b/>
         <w:bCs/>
       </w:rPr>
     </w:tblStylePr>
     <w:tblStylePr w:type="lastCol">
       <w:rPr>
+        <w:rFonts w:eastAsia="黑体"/>
         <w:b/>
         <w:bCs/>
       </w:rPr>
@@ -5088,6 +5438,7 @@
       <w:spacing w:after="0" w:line="240" w:lineRule="auto"/>
     </w:pPr>
     <w:rPr>
+      <w:rFonts w:eastAsia="黑体"/>
       <w:color w:themeColor="accent6" w:themeShade="BF" w:val="E36C0A"/>
     </w:rPr>
     <w:tblPr>
@@ -5110,6 +5461,7 @@
         <w:spacing w:after="0" w:before="0" w:line="240" w:lineRule="auto"/>
       </w:pPr>
       <w:rPr>
+        <w:rFonts w:eastAsia="黑体"/>
         <w:b/>
         <w:bCs/>
       </w:rPr>
@@ -5130,6 +5482,7 @@
         <w:spacing w:after="0" w:before="0" w:line="240" w:lineRule="auto"/>
       </w:pPr>
       <w:rPr>
+        <w:rFonts w:eastAsia="黑体"/>
         <w:b/>
         <w:bCs/>
       </w:rPr>
@@ -5147,12 +5500,14 @@
     </w:tblStylePr>
     <w:tblStylePr w:type="firstCol">
       <w:rPr>
+        <w:rFonts w:eastAsia="黑体"/>
         <w:b/>
         <w:bCs/>
       </w:rPr>
     </w:tblStylePr>
     <w:tblStylePr w:type="lastCol">
       <w:rPr>
+        <w:rFonts w:eastAsia="黑体"/>
         <w:b/>
         <w:bCs/>
       </w:rPr>
@@ -5212,6 +5567,7 @@
         <w:spacing w:after="0" w:before="0" w:line="240" w:lineRule="auto"/>
       </w:pPr>
       <w:rPr>
+        <w:rFonts w:eastAsia="黑体"/>
         <w:b/>
         <w:bCs/>
         <w:color w:themeColor="background1" w:val="FFFFFF"/>
@@ -5226,6 +5582,7 @@
         <w:spacing w:after="0" w:before="0" w:line="240" w:lineRule="auto"/>
       </w:pPr>
       <w:rPr>
+        <w:rFonts w:eastAsia="黑体"/>
         <w:b/>
         <w:bCs/>
       </w:rPr>
@@ -5241,12 +5598,14 @@
     </w:tblStylePr>
     <w:tblStylePr w:type="firstCol">
       <w:rPr>
+        <w:rFonts w:eastAsia="黑体"/>
         <w:b/>
         <w:bCs/>
       </w:rPr>
     </w:tblStylePr>
     <w:tblStylePr w:type="lastCol">
       <w:rPr>
+        <w:rFonts w:eastAsia="黑体"/>
         <w:b/>
         <w:bCs/>
       </w:rPr>
@@ -5304,6 +5663,7 @@
         <w:spacing w:after="0" w:before="0" w:line="240" w:lineRule="auto"/>
       </w:pPr>
       <w:rPr>
+        <w:rFonts w:eastAsia="黑体"/>
         <w:b/>
         <w:bCs/>
         <w:color w:themeColor="background1" w:val="FFFFFF"/>
@@ -5318,6 +5678,7 @@
         <w:spacing w:after="0" w:before="0" w:line="240" w:lineRule="auto"/>
       </w:pPr>
       <w:rPr>
+        <w:rFonts w:eastAsia="黑体"/>
         <w:b/>
         <w:bCs/>
       </w:rPr>
@@ -5333,12 +5694,14 @@
     </w:tblStylePr>
     <w:tblStylePr w:type="firstCol">
       <w:rPr>
+        <w:rFonts w:eastAsia="黑体"/>
         <w:b/>
         <w:bCs/>
       </w:rPr>
     </w:tblStylePr>
     <w:tblStylePr w:type="lastCol">
       <w:rPr>
+        <w:rFonts w:eastAsia="黑体"/>
         <w:b/>
         <w:bCs/>
       </w:rPr>
@@ -5396,6 +5759,7 @@
         <w:spacing w:after="0" w:before="0" w:line="240" w:lineRule="auto"/>
       </w:pPr>
       <w:rPr>
+        <w:rFonts w:eastAsia="黑体"/>
         <w:b/>
         <w:bCs/>
         <w:color w:themeColor="background1" w:val="FFFFFF"/>
@@ -5410,6 +5774,7 @@
         <w:spacing w:after="0" w:before="0" w:line="240" w:lineRule="auto"/>
       </w:pPr>
       <w:rPr>
+        <w:rFonts w:eastAsia="黑体"/>
         <w:b/>
         <w:bCs/>
       </w:rPr>
@@ -5425,12 +5790,14 @@
     </w:tblStylePr>
     <w:tblStylePr w:type="firstCol">
       <w:rPr>
+        <w:rFonts w:eastAsia="黑体"/>
         <w:b/>
         <w:bCs/>
       </w:rPr>
     </w:tblStylePr>
     <w:tblStylePr w:type="lastCol">
       <w:rPr>
+        <w:rFonts w:eastAsia="黑体"/>
         <w:b/>
         <w:bCs/>
       </w:rPr>
@@ -5488,6 +5855,7 @@
         <w:spacing w:after="0" w:before="0" w:line="240" w:lineRule="auto"/>
       </w:pPr>
       <w:rPr>
+        <w:rFonts w:eastAsia="黑体"/>
         <w:b/>
         <w:bCs/>
         <w:color w:themeColor="background1" w:val="FFFFFF"/>
@@ -5502,6 +5870,7 @@
         <w:spacing w:after="0" w:before="0" w:line="240" w:lineRule="auto"/>
       </w:pPr>
       <w:rPr>
+        <w:rFonts w:eastAsia="黑体"/>
         <w:b/>
         <w:bCs/>
       </w:rPr>
@@ -5517,12 +5886,14 @@
     </w:tblStylePr>
     <w:tblStylePr w:type="firstCol">
       <w:rPr>
+        <w:rFonts w:eastAsia="黑体"/>
         <w:b/>
         <w:bCs/>
       </w:rPr>
     </w:tblStylePr>
     <w:tblStylePr w:type="lastCol">
       <w:rPr>
+        <w:rFonts w:eastAsia="黑体"/>
         <w:b/>
         <w:bCs/>
       </w:rPr>
@@ -5580,6 +5951,7 @@
         <w:spacing w:after="0" w:before="0" w:line="240" w:lineRule="auto"/>
       </w:pPr>
       <w:rPr>
+        <w:rFonts w:eastAsia="黑体"/>
         <w:b/>
         <w:bCs/>
         <w:color w:themeColor="background1" w:val="FFFFFF"/>
@@ -5594,6 +5966,7 @@
         <w:spacing w:after="0" w:before="0" w:line="240" w:lineRule="auto"/>
       </w:pPr>
       <w:rPr>
+        <w:rFonts w:eastAsia="黑体"/>
         <w:b/>
         <w:bCs/>
       </w:rPr>
@@ -5609,12 +5982,14 @@
     </w:tblStylePr>
     <w:tblStylePr w:type="firstCol">
       <w:rPr>
+        <w:rFonts w:eastAsia="黑体"/>
         <w:b/>
         <w:bCs/>
       </w:rPr>
     </w:tblStylePr>
     <w:tblStylePr w:type="lastCol">
       <w:rPr>
+        <w:rFonts w:eastAsia="黑体"/>
         <w:b/>
         <w:bCs/>
       </w:rPr>
@@ -5672,6 +6047,7 @@
         <w:spacing w:after="0" w:before="0" w:line="240" w:lineRule="auto"/>
       </w:pPr>
       <w:rPr>
+        <w:rFonts w:eastAsia="黑体"/>
         <w:b/>
         <w:bCs/>
         <w:color w:themeColor="background1" w:val="FFFFFF"/>
@@ -5686,6 +6062,7 @@
         <w:spacing w:after="0" w:before="0" w:line="240" w:lineRule="auto"/>
       </w:pPr>
       <w:rPr>
+        <w:rFonts w:eastAsia="黑体"/>
         <w:b/>
         <w:bCs/>
       </w:rPr>
@@ -5701,12 +6078,14 @@
     </w:tblStylePr>
     <w:tblStylePr w:type="firstCol">
       <w:rPr>
+        <w:rFonts w:eastAsia="黑体"/>
         <w:b/>
         <w:bCs/>
       </w:rPr>
     </w:tblStylePr>
     <w:tblStylePr w:type="lastCol">
       <w:rPr>
+        <w:rFonts w:eastAsia="黑体"/>
         <w:b/>
         <w:bCs/>
       </w:rPr>
@@ -5764,6 +6143,7 @@
         <w:spacing w:after="0" w:before="0" w:line="240" w:lineRule="auto"/>
       </w:pPr>
       <w:rPr>
+        <w:rFonts w:eastAsia="黑体"/>
         <w:b/>
         <w:bCs/>
         <w:color w:themeColor="background1" w:val="FFFFFF"/>
@@ -5778,6 +6158,7 @@
         <w:spacing w:after="0" w:before="0" w:line="240" w:lineRule="auto"/>
       </w:pPr>
       <w:rPr>
+        <w:rFonts w:eastAsia="黑体"/>
         <w:b/>
         <w:bCs/>
       </w:rPr>
@@ -5793,12 +6174,14 @@
     </w:tblStylePr>
     <w:tblStylePr w:type="firstCol">
       <w:rPr>
+        <w:rFonts w:eastAsia="黑体"/>
         <w:b/>
         <w:bCs/>
       </w:rPr>
     </w:tblStylePr>
     <w:tblStylePr w:type="lastCol">
       <w:rPr>
+        <w:rFonts w:eastAsia="黑体"/>
         <w:b/>
         <w:bCs/>
       </w:rPr>
@@ -5858,7 +6241,7 @@
         <w:spacing w:after="0" w:before="0" w:line="240" w:lineRule="auto"/>
       </w:pPr>
       <w:rPr>
-        <w:rFonts w:asciiTheme="majorHAnsi" w:cstheme="majorBidi" w:eastAsiaTheme="majorEastAsia" w:hAnsiTheme="majorHAnsi"/>
+        <w:rFonts w:asciiTheme="majorHAnsi" w:cstheme="majorBidi" w:hAnsiTheme="majorHAnsi" w:eastAsia="黑体"/>
         <w:b/>
         <w:bCs/>
       </w:rPr>
@@ -5879,7 +6262,7 @@
         <w:spacing w:after="0" w:before="0" w:line="240" w:lineRule="auto"/>
       </w:pPr>
       <w:rPr>
-        <w:rFonts w:asciiTheme="majorHAnsi" w:cstheme="majorBidi" w:eastAsiaTheme="majorEastAsia" w:hAnsiTheme="majorHAnsi"/>
+        <w:rFonts w:asciiTheme="majorHAnsi" w:cstheme="majorBidi" w:hAnsiTheme="majorHAnsi" w:eastAsia="黑体"/>
         <w:b/>
         <w:bCs/>
       </w:rPr>
@@ -5897,14 +6280,14 @@
     </w:tblStylePr>
     <w:tblStylePr w:type="firstCol">
       <w:rPr>
-        <w:rFonts w:asciiTheme="majorHAnsi" w:cstheme="majorBidi" w:eastAsiaTheme="majorEastAsia" w:hAnsiTheme="majorHAnsi"/>
+        <w:rFonts w:asciiTheme="majorHAnsi" w:cstheme="majorBidi" w:hAnsiTheme="majorHAnsi" w:eastAsia="黑体"/>
         <w:b/>
         <w:bCs/>
       </w:rPr>
     </w:tblStylePr>
     <w:tblStylePr w:type="lastCol">
       <w:rPr>
-        <w:rFonts w:asciiTheme="majorHAnsi" w:cstheme="majorBidi" w:eastAsiaTheme="majorEastAsia" w:hAnsiTheme="majorHAnsi"/>
+        <w:rFonts w:asciiTheme="majorHAnsi" w:cstheme="majorBidi" w:hAnsiTheme="majorHAnsi" w:eastAsia="黑体"/>
         <w:b/>
         <w:bCs/>
       </w:rPr>
@@ -5988,7 +6371,7 @@
         <w:spacing w:after="0" w:before="0" w:line="240" w:lineRule="auto"/>
       </w:pPr>
       <w:rPr>
-        <w:rFonts w:asciiTheme="majorHAnsi" w:cstheme="majorBidi" w:eastAsiaTheme="majorEastAsia" w:hAnsiTheme="majorHAnsi"/>
+        <w:rFonts w:asciiTheme="majorHAnsi" w:cstheme="majorBidi" w:hAnsiTheme="majorHAnsi" w:eastAsia="黑体"/>
         <w:b/>
         <w:bCs/>
       </w:rPr>
@@ -6009,7 +6392,7 @@
         <w:spacing w:after="0" w:before="0" w:line="240" w:lineRule="auto"/>
       </w:pPr>
       <w:rPr>
-        <w:rFonts w:asciiTheme="majorHAnsi" w:cstheme="majorBidi" w:eastAsiaTheme="majorEastAsia" w:hAnsiTheme="majorHAnsi"/>
+        <w:rFonts w:asciiTheme="majorHAnsi" w:cstheme="majorBidi" w:hAnsiTheme="majorHAnsi" w:eastAsia="黑体"/>
         <w:b/>
         <w:bCs/>
       </w:rPr>
@@ -6027,14 +6410,14 @@
     </w:tblStylePr>
     <w:tblStylePr w:type="firstCol">
       <w:rPr>
-        <w:rFonts w:asciiTheme="majorHAnsi" w:cstheme="majorBidi" w:eastAsiaTheme="majorEastAsia" w:hAnsiTheme="majorHAnsi"/>
+        <w:rFonts w:asciiTheme="majorHAnsi" w:cstheme="majorBidi" w:hAnsiTheme="majorHAnsi" w:eastAsia="黑体"/>
         <w:b/>
         <w:bCs/>
       </w:rPr>
     </w:tblStylePr>
     <w:tblStylePr w:type="lastCol">
       <w:rPr>
-        <w:rFonts w:asciiTheme="majorHAnsi" w:cstheme="majorBidi" w:eastAsiaTheme="majorEastAsia" w:hAnsiTheme="majorHAnsi"/>
+        <w:rFonts w:asciiTheme="majorHAnsi" w:cstheme="majorBidi" w:hAnsiTheme="majorHAnsi" w:eastAsia="黑体"/>
         <w:b/>
         <w:bCs/>
       </w:rPr>
@@ -6118,7 +6501,7 @@
         <w:spacing w:after="0" w:before="0" w:line="240" w:lineRule="auto"/>
       </w:pPr>
       <w:rPr>
-        <w:rFonts w:asciiTheme="majorHAnsi" w:cstheme="majorBidi" w:eastAsiaTheme="majorEastAsia" w:hAnsiTheme="majorHAnsi"/>
+        <w:rFonts w:asciiTheme="majorHAnsi" w:cstheme="majorBidi" w:hAnsiTheme="majorHAnsi" w:eastAsia="黑体"/>
         <w:b/>
         <w:bCs/>
       </w:rPr>
@@ -6139,7 +6522,7 @@
         <w:spacing w:after="0" w:before="0" w:line="240" w:lineRule="auto"/>
       </w:pPr>
       <w:rPr>
-        <w:rFonts w:asciiTheme="majorHAnsi" w:cstheme="majorBidi" w:eastAsiaTheme="majorEastAsia" w:hAnsiTheme="majorHAnsi"/>
+        <w:rFonts w:asciiTheme="majorHAnsi" w:cstheme="majorBidi" w:hAnsiTheme="majorHAnsi" w:eastAsia="黑体"/>
         <w:b/>
         <w:bCs/>
       </w:rPr>
@@ -6157,14 +6540,14 @@
     </w:tblStylePr>
     <w:tblStylePr w:type="firstCol">
       <w:rPr>
-        <w:rFonts w:asciiTheme="majorHAnsi" w:cstheme="majorBidi" w:eastAsiaTheme="majorEastAsia" w:hAnsiTheme="majorHAnsi"/>
+        <w:rFonts w:asciiTheme="majorHAnsi" w:cstheme="majorBidi" w:hAnsiTheme="majorHAnsi" w:eastAsia="黑体"/>
         <w:b/>
         <w:bCs/>
       </w:rPr>
     </w:tblStylePr>
     <w:tblStylePr w:type="lastCol">
       <w:rPr>
-        <w:rFonts w:asciiTheme="majorHAnsi" w:cstheme="majorBidi" w:eastAsiaTheme="majorEastAsia" w:hAnsiTheme="majorHAnsi"/>
+        <w:rFonts w:asciiTheme="majorHAnsi" w:cstheme="majorBidi" w:hAnsiTheme="majorHAnsi" w:eastAsia="黑体"/>
         <w:b/>
         <w:bCs/>
       </w:rPr>
@@ -6248,7 +6631,7 @@
         <w:spacing w:after="0" w:before="0" w:line="240" w:lineRule="auto"/>
       </w:pPr>
       <w:rPr>
-        <w:rFonts w:asciiTheme="majorHAnsi" w:cstheme="majorBidi" w:eastAsiaTheme="majorEastAsia" w:hAnsiTheme="majorHAnsi"/>
+        <w:rFonts w:asciiTheme="majorHAnsi" w:cstheme="majorBidi" w:hAnsiTheme="majorHAnsi" w:eastAsia="黑体"/>
         <w:b/>
         <w:bCs/>
       </w:rPr>
@@ -6269,7 +6652,7 @@
         <w:spacing w:after="0" w:before="0" w:line="240" w:lineRule="auto"/>
       </w:pPr>
       <w:rPr>
-        <w:rFonts w:asciiTheme="majorHAnsi" w:cstheme="majorBidi" w:eastAsiaTheme="majorEastAsia" w:hAnsiTheme="majorHAnsi"/>
+        <w:rFonts w:asciiTheme="majorHAnsi" w:cstheme="majorBidi" w:hAnsiTheme="majorHAnsi" w:eastAsia="黑体"/>
         <w:b/>
         <w:bCs/>
       </w:rPr>
@@ -6287,14 +6670,14 @@
     </w:tblStylePr>
     <w:tblStylePr w:type="firstCol">
       <w:rPr>
-        <w:rFonts w:asciiTheme="majorHAnsi" w:cstheme="majorBidi" w:eastAsiaTheme="majorEastAsia" w:hAnsiTheme="majorHAnsi"/>
+        <w:rFonts w:asciiTheme="majorHAnsi" w:cstheme="majorBidi" w:hAnsiTheme="majorHAnsi" w:eastAsia="黑体"/>
         <w:b/>
         <w:bCs/>
       </w:rPr>
     </w:tblStylePr>
     <w:tblStylePr w:type="lastCol">
       <w:rPr>
-        <w:rFonts w:asciiTheme="majorHAnsi" w:cstheme="majorBidi" w:eastAsiaTheme="majorEastAsia" w:hAnsiTheme="majorHAnsi"/>
+        <w:rFonts w:asciiTheme="majorHAnsi" w:cstheme="majorBidi" w:hAnsiTheme="majorHAnsi" w:eastAsia="黑体"/>
         <w:b/>
         <w:bCs/>
       </w:rPr>
@@ -6378,7 +6761,7 @@
         <w:spacing w:after="0" w:before="0" w:line="240" w:lineRule="auto"/>
       </w:pPr>
       <w:rPr>
-        <w:rFonts w:asciiTheme="majorHAnsi" w:cstheme="majorBidi" w:eastAsiaTheme="majorEastAsia" w:hAnsiTheme="majorHAnsi"/>
+        <w:rFonts w:asciiTheme="majorHAnsi" w:cstheme="majorBidi" w:hAnsiTheme="majorHAnsi" w:eastAsia="黑体"/>
         <w:b/>
         <w:bCs/>
       </w:rPr>
@@ -6399,7 +6782,7 @@
         <w:spacing w:after="0" w:before="0" w:line="240" w:lineRule="auto"/>
       </w:pPr>
       <w:rPr>
-        <w:rFonts w:asciiTheme="majorHAnsi" w:cstheme="majorBidi" w:eastAsiaTheme="majorEastAsia" w:hAnsiTheme="majorHAnsi"/>
+        <w:rFonts w:asciiTheme="majorHAnsi" w:cstheme="majorBidi" w:hAnsiTheme="majorHAnsi" w:eastAsia="黑体"/>
         <w:b/>
         <w:bCs/>
       </w:rPr>
@@ -6417,14 +6800,14 @@
     </w:tblStylePr>
     <w:tblStylePr w:type="firstCol">
       <w:rPr>
-        <w:rFonts w:asciiTheme="majorHAnsi" w:cstheme="majorBidi" w:eastAsiaTheme="majorEastAsia" w:hAnsiTheme="majorHAnsi"/>
+        <w:rFonts w:asciiTheme="majorHAnsi" w:cstheme="majorBidi" w:hAnsiTheme="majorHAnsi" w:eastAsia="黑体"/>
         <w:b/>
         <w:bCs/>
       </w:rPr>
     </w:tblStylePr>
     <w:tblStylePr w:type="lastCol">
       <w:rPr>
-        <w:rFonts w:asciiTheme="majorHAnsi" w:cstheme="majorBidi" w:eastAsiaTheme="majorEastAsia" w:hAnsiTheme="majorHAnsi"/>
+        <w:rFonts w:asciiTheme="majorHAnsi" w:cstheme="majorBidi" w:hAnsiTheme="majorHAnsi" w:eastAsia="黑体"/>
         <w:b/>
         <w:bCs/>
       </w:rPr>
@@ -6508,7 +6891,7 @@
         <w:spacing w:after="0" w:before="0" w:line="240" w:lineRule="auto"/>
       </w:pPr>
       <w:rPr>
-        <w:rFonts w:asciiTheme="majorHAnsi" w:cstheme="majorBidi" w:eastAsiaTheme="majorEastAsia" w:hAnsiTheme="majorHAnsi"/>
+        <w:rFonts w:asciiTheme="majorHAnsi" w:cstheme="majorBidi" w:hAnsiTheme="majorHAnsi" w:eastAsia="黑体"/>
         <w:b/>
         <w:bCs/>
       </w:rPr>
@@ -6529,7 +6912,7 @@
         <w:spacing w:after="0" w:before="0" w:line="240" w:lineRule="auto"/>
       </w:pPr>
       <w:rPr>
-        <w:rFonts w:asciiTheme="majorHAnsi" w:cstheme="majorBidi" w:eastAsiaTheme="majorEastAsia" w:hAnsiTheme="majorHAnsi"/>
+        <w:rFonts w:asciiTheme="majorHAnsi" w:cstheme="majorBidi" w:hAnsiTheme="majorHAnsi" w:eastAsia="黑体"/>
         <w:b/>
         <w:bCs/>
       </w:rPr>
@@ -6547,14 +6930,14 @@
     </w:tblStylePr>
     <w:tblStylePr w:type="firstCol">
       <w:rPr>
-        <w:rFonts w:asciiTheme="majorHAnsi" w:cstheme="majorBidi" w:eastAsiaTheme="majorEastAsia" w:hAnsiTheme="majorHAnsi"/>
+        <w:rFonts w:asciiTheme="majorHAnsi" w:cstheme="majorBidi" w:hAnsiTheme="majorHAnsi" w:eastAsia="黑体"/>
         <w:b/>
         <w:bCs/>
       </w:rPr>
     </w:tblStylePr>
     <w:tblStylePr w:type="lastCol">
       <w:rPr>
-        <w:rFonts w:asciiTheme="majorHAnsi" w:cstheme="majorBidi" w:eastAsiaTheme="majorEastAsia" w:hAnsiTheme="majorHAnsi"/>
+        <w:rFonts w:asciiTheme="majorHAnsi" w:cstheme="majorBidi" w:hAnsiTheme="majorHAnsi" w:eastAsia="黑体"/>
         <w:b/>
         <w:bCs/>
       </w:rPr>
@@ -6638,7 +7021,7 @@
         <w:spacing w:after="0" w:before="0" w:line="240" w:lineRule="auto"/>
       </w:pPr>
       <w:rPr>
-        <w:rFonts w:asciiTheme="majorHAnsi" w:cstheme="majorBidi" w:eastAsiaTheme="majorEastAsia" w:hAnsiTheme="majorHAnsi"/>
+        <w:rFonts w:asciiTheme="majorHAnsi" w:cstheme="majorBidi" w:hAnsiTheme="majorHAnsi" w:eastAsia="黑体"/>
         <w:b/>
         <w:bCs/>
       </w:rPr>
@@ -6659,7 +7042,7 @@
         <w:spacing w:after="0" w:before="0" w:line="240" w:lineRule="auto"/>
       </w:pPr>
       <w:rPr>
-        <w:rFonts w:asciiTheme="majorHAnsi" w:cstheme="majorBidi" w:eastAsiaTheme="majorEastAsia" w:hAnsiTheme="majorHAnsi"/>
+        <w:rFonts w:asciiTheme="majorHAnsi" w:cstheme="majorBidi" w:hAnsiTheme="majorHAnsi" w:eastAsia="黑体"/>
         <w:b/>
         <w:bCs/>
       </w:rPr>
@@ -6677,14 +7060,14 @@
     </w:tblStylePr>
     <w:tblStylePr w:type="firstCol">
       <w:rPr>
-        <w:rFonts w:asciiTheme="majorHAnsi" w:cstheme="majorBidi" w:eastAsiaTheme="majorEastAsia" w:hAnsiTheme="majorHAnsi"/>
+        <w:rFonts w:asciiTheme="majorHAnsi" w:cstheme="majorBidi" w:hAnsiTheme="majorHAnsi" w:eastAsia="黑体"/>
         <w:b/>
         <w:bCs/>
       </w:rPr>
     </w:tblStylePr>
     <w:tblStylePr w:type="lastCol">
       <w:rPr>
-        <w:rFonts w:asciiTheme="majorHAnsi" w:cstheme="majorBidi" w:eastAsiaTheme="majorEastAsia" w:hAnsiTheme="majorHAnsi"/>
+        <w:rFonts w:asciiTheme="majorHAnsi" w:cstheme="majorBidi" w:hAnsiTheme="majorHAnsi" w:eastAsia="黑体"/>
         <w:b/>
         <w:bCs/>
       </w:rPr>
@@ -6767,6 +7150,7 @@
         <w:spacing w:after="0" w:before="0" w:line="240" w:lineRule="auto"/>
       </w:pPr>
       <w:rPr>
+        <w:rFonts w:eastAsia="黑体"/>
         <w:b/>
         <w:bCs/>
         <w:color w:themeColor="background1" w:val="FFFFFF"/>
@@ -6789,6 +7173,7 @@
         <w:spacing w:after="0" w:before="0" w:line="240" w:lineRule="auto"/>
       </w:pPr>
       <w:rPr>
+        <w:rFonts w:eastAsia="黑体"/>
         <w:b/>
         <w:bCs/>
       </w:rPr>
@@ -6806,12 +7191,14 @@
     </w:tblStylePr>
     <w:tblStylePr w:type="firstCol">
       <w:rPr>
+        <w:rFonts w:eastAsia="黑体"/>
         <w:b/>
         <w:bCs/>
       </w:rPr>
     </w:tblStylePr>
     <w:tblStylePr w:type="lastCol">
       <w:rPr>
+        <w:rFonts w:eastAsia="黑体"/>
         <w:b/>
         <w:bCs/>
       </w:rPr>
@@ -6873,6 +7260,7 @@
         <w:spacing w:after="0" w:before="0" w:line="240" w:lineRule="auto"/>
       </w:pPr>
       <w:rPr>
+        <w:rFonts w:eastAsia="黑体"/>
         <w:b/>
         <w:bCs/>
         <w:color w:themeColor="background1" w:val="FFFFFF"/>
@@ -6895,6 +7283,7 @@
         <w:spacing w:after="0" w:before="0" w:line="240" w:lineRule="auto"/>
       </w:pPr>
       <w:rPr>
+        <w:rFonts w:eastAsia="黑体"/>
         <w:b/>
         <w:bCs/>
       </w:rPr>
@@ -6912,12 +7301,14 @@
     </w:tblStylePr>
     <w:tblStylePr w:type="firstCol">
       <w:rPr>
+        <w:rFonts w:eastAsia="黑体"/>
         <w:b/>
         <w:bCs/>
       </w:rPr>
     </w:tblStylePr>
     <w:tblStylePr w:type="lastCol">
       <w:rPr>
+        <w:rFonts w:eastAsia="黑体"/>
         <w:b/>
         <w:bCs/>
       </w:rPr>
@@ -6979,6 +7370,7 @@
         <w:spacing w:after="0" w:before="0" w:line="240" w:lineRule="auto"/>
       </w:pPr>
       <w:rPr>
+        <w:rFonts w:eastAsia="黑体"/>
         <w:b/>
         <w:bCs/>
         <w:color w:themeColor="background1" w:val="FFFFFF"/>
@@ -7001,6 +7393,7 @@
         <w:spacing w:after="0" w:before="0" w:line="240" w:lineRule="auto"/>
       </w:pPr>
       <w:rPr>
+        <w:rFonts w:eastAsia="黑体"/>
         <w:b/>
         <w:bCs/>
       </w:rPr>
@@ -7018,12 +7411,14 @@
     </w:tblStylePr>
     <w:tblStylePr w:type="firstCol">
       <w:rPr>
+        <w:rFonts w:eastAsia="黑体"/>
         <w:b/>
         <w:bCs/>
       </w:rPr>
     </w:tblStylePr>
     <w:tblStylePr w:type="lastCol">
       <w:rPr>
+        <w:rFonts w:eastAsia="黑体"/>
         <w:b/>
         <w:bCs/>
       </w:rPr>
@@ -7085,6 +7480,7 @@
         <w:spacing w:after="0" w:before="0" w:line="240" w:lineRule="auto"/>
       </w:pPr>
       <w:rPr>
+        <w:rFonts w:eastAsia="黑体"/>
         <w:b/>
         <w:bCs/>
         <w:color w:themeColor="background1" w:val="FFFFFF"/>
@@ -7107,6 +7503,7 @@
         <w:spacing w:after="0" w:before="0" w:line="240" w:lineRule="auto"/>
       </w:pPr>
       <w:rPr>
+        <w:rFonts w:eastAsia="黑体"/>
         <w:b/>
         <w:bCs/>
       </w:rPr>
@@ -7124,12 +7521,14 @@
     </w:tblStylePr>
     <w:tblStylePr w:type="firstCol">
       <w:rPr>
+        <w:rFonts w:eastAsia="黑体"/>
         <w:b/>
         <w:bCs/>
       </w:rPr>
     </w:tblStylePr>
     <w:tblStylePr w:type="lastCol">
       <w:rPr>
+        <w:rFonts w:eastAsia="黑体"/>
         <w:b/>
         <w:bCs/>
       </w:rPr>
@@ -7191,6 +7590,7 @@
         <w:spacing w:after="0" w:before="0" w:line="240" w:lineRule="auto"/>
       </w:pPr>
       <w:rPr>
+        <w:rFonts w:eastAsia="黑体"/>
         <w:b/>
         <w:bCs/>
         <w:color w:themeColor="background1" w:val="FFFFFF"/>
@@ -7213,6 +7613,7 @@
         <w:spacing w:after="0" w:before="0" w:line="240" w:lineRule="auto"/>
       </w:pPr>
       <w:rPr>
+        <w:rFonts w:eastAsia="黑体"/>
         <w:b/>
         <w:bCs/>
       </w:rPr>
@@ -7230,12 +7631,14 @@
     </w:tblStylePr>
     <w:tblStylePr w:type="firstCol">
       <w:rPr>
+        <w:rFonts w:eastAsia="黑体"/>
         <w:b/>
         <w:bCs/>
       </w:rPr>
     </w:tblStylePr>
     <w:tblStylePr w:type="lastCol">
       <w:rPr>
+        <w:rFonts w:eastAsia="黑体"/>
         <w:b/>
         <w:bCs/>
       </w:rPr>
@@ -7297,6 +7700,7 @@
         <w:spacing w:after="0" w:before="0" w:line="240" w:lineRule="auto"/>
       </w:pPr>
       <w:rPr>
+        <w:rFonts w:eastAsia="黑体"/>
         <w:b/>
         <w:bCs/>
         <w:color w:themeColor="background1" w:val="FFFFFF"/>
@@ -7319,6 +7723,7 @@
         <w:spacing w:after="0" w:before="0" w:line="240" w:lineRule="auto"/>
       </w:pPr>
       <w:rPr>
+        <w:rFonts w:eastAsia="黑体"/>
         <w:b/>
         <w:bCs/>
       </w:rPr>
@@ -7336,12 +7741,14 @@
     </w:tblStylePr>
     <w:tblStylePr w:type="firstCol">
       <w:rPr>
+        <w:rFonts w:eastAsia="黑体"/>
         <w:b/>
         <w:bCs/>
       </w:rPr>
     </w:tblStylePr>
     <w:tblStylePr w:type="lastCol">
       <w:rPr>
+        <w:rFonts w:eastAsia="黑体"/>
         <w:b/>
         <w:bCs/>
       </w:rPr>
@@ -7403,6 +7810,7 @@
         <w:spacing w:after="0" w:before="0" w:line="240" w:lineRule="auto"/>
       </w:pPr>
       <w:rPr>
+        <w:rFonts w:eastAsia="黑体"/>
         <w:b/>
         <w:bCs/>
         <w:color w:themeColor="background1" w:val="FFFFFF"/>
@@ -7425,6 +7833,7 @@
         <w:spacing w:after="0" w:before="0" w:line="240" w:lineRule="auto"/>
       </w:pPr>
       <w:rPr>
+        <w:rFonts w:eastAsia="黑体"/>
         <w:b/>
         <w:bCs/>
       </w:rPr>
@@ -7442,12 +7851,14 @@
     </w:tblStylePr>
     <w:tblStylePr w:type="firstCol">
       <w:rPr>
+        <w:rFonts w:eastAsia="黑体"/>
         <w:b/>
         <w:bCs/>
       </w:rPr>
     </w:tblStylePr>
     <w:tblStylePr w:type="lastCol">
       <w:rPr>
+        <w:rFonts w:eastAsia="黑体"/>
         <w:b/>
         <w:bCs/>
       </w:rPr>
@@ -7506,6 +7917,7 @@
         <w:spacing w:after="0" w:before="0" w:line="240" w:lineRule="auto"/>
       </w:pPr>
       <w:rPr>
+        <w:rFonts w:eastAsia="黑体"/>
         <w:b/>
         <w:bCs/>
         <w:color w:themeColor="background1" w:val="FFFFFF"/>
@@ -7528,6 +7940,7 @@
         <w:spacing w:after="0" w:before="0" w:line="240" w:lineRule="auto"/>
       </w:pPr>
       <w:rPr>
+        <w:rFonts w:eastAsia="黑体"/>
         <w:color w:val="auto"/>
       </w:rPr>
       <w:tblPr/>
@@ -7545,6 +7958,7 @@
     </w:tblStylePr>
     <w:tblStylePr w:type="firstCol">
       <w:rPr>
+        <w:rFonts w:eastAsia="黑体"/>
         <w:b/>
         <w:bCs/>
         <w:color w:themeColor="background1" w:val="FFFFFF"/>
@@ -7564,6 +7978,7 @@
     </w:tblStylePr>
     <w:tblStylePr w:type="lastCol">
       <w:rPr>
+        <w:rFonts w:eastAsia="黑体"/>
         <w:b/>
         <w:bCs/>
         <w:color w:themeColor="background1" w:val="FFFFFF"/>
@@ -7612,6 +8027,7 @@
     </w:tblStylePr>
     <w:tblStylePr w:type="nwCell">
       <w:rPr>
+        <w:rFonts w:eastAsia="黑体"/>
         <w:color w:themeColor="background1" w:val="FFFFFF"/>
       </w:rPr>
       <w:tblPr/>
@@ -7655,6 +8071,7 @@
         <w:spacing w:after="0" w:before="0" w:line="240" w:lineRule="auto"/>
       </w:pPr>
       <w:rPr>
+        <w:rFonts w:eastAsia="黑体"/>
         <w:b/>
         <w:bCs/>
         <w:color w:themeColor="background1" w:val="FFFFFF"/>
@@ -7677,6 +8094,7 @@
         <w:spacing w:after="0" w:before="0" w:line="240" w:lineRule="auto"/>
       </w:pPr>
       <w:rPr>
+        <w:rFonts w:eastAsia="黑体"/>
         <w:color w:val="auto"/>
       </w:rPr>
       <w:tblPr/>
@@ -7694,6 +8112,7 @@
     </w:tblStylePr>
     <w:tblStylePr w:type="firstCol">
       <w:rPr>
+        <w:rFonts w:eastAsia="黑体"/>
         <w:b/>
         <w:bCs/>
         <w:color w:themeColor="background1" w:val="FFFFFF"/>
@@ -7713,6 +8132,7 @@
     </w:tblStylePr>
     <w:tblStylePr w:type="lastCol">
       <w:rPr>
+        <w:rFonts w:eastAsia="黑体"/>
         <w:b/>
         <w:bCs/>
         <w:color w:themeColor="background1" w:val="FFFFFF"/>
@@ -7761,6 +8181,7 @@
     </w:tblStylePr>
     <w:tblStylePr w:type="nwCell">
       <w:rPr>
+        <w:rFonts w:eastAsia="黑体"/>
         <w:color w:themeColor="background1" w:val="FFFFFF"/>
       </w:rPr>
       <w:tblPr/>
@@ -7804,6 +8225,7 @@
         <w:spacing w:after="0" w:before="0" w:line="240" w:lineRule="auto"/>
       </w:pPr>
       <w:rPr>
+        <w:rFonts w:eastAsia="黑体"/>
         <w:b/>
         <w:bCs/>
         <w:color w:themeColor="background1" w:val="FFFFFF"/>
@@ -7826,6 +8248,7 @@
         <w:spacing w:after="0" w:before="0" w:line="240" w:lineRule="auto"/>
       </w:pPr>
       <w:rPr>
+        <w:rFonts w:eastAsia="黑体"/>
         <w:color w:val="auto"/>
       </w:rPr>
       <w:tblPr/>
@@ -7843,6 +8266,7 @@
     </w:tblStylePr>
     <w:tblStylePr w:type="firstCol">
       <w:rPr>
+        <w:rFonts w:eastAsia="黑体"/>
         <w:b/>
         <w:bCs/>
         <w:color w:themeColor="background1" w:val="FFFFFF"/>
@@ -7862,6 +8286,7 @@
     </w:tblStylePr>
     <w:tblStylePr w:type="lastCol">
       <w:rPr>
+        <w:rFonts w:eastAsia="黑体"/>
         <w:b/>
         <w:bCs/>
         <w:color w:themeColor="background1" w:val="FFFFFF"/>
@@ -7910,6 +8335,7 @@
     </w:tblStylePr>
     <w:tblStylePr w:type="nwCell">
       <w:rPr>
+        <w:rFonts w:eastAsia="黑体"/>
         <w:color w:themeColor="background1" w:val="FFFFFF"/>
       </w:rPr>
       <w:tblPr/>
@@ -7953,6 +8379,7 @@
         <w:spacing w:after="0" w:before="0" w:line="240" w:lineRule="auto"/>
       </w:pPr>
       <w:rPr>
+        <w:rFonts w:eastAsia="黑体"/>
         <w:b/>
         <w:bCs/>
         <w:color w:themeColor="background1" w:val="FFFFFF"/>
@@ -7975,6 +8402,7 @@
         <w:spacing w:after="0" w:before="0" w:line="240" w:lineRule="auto"/>
       </w:pPr>
       <w:rPr>
+        <w:rFonts w:eastAsia="黑体"/>
         <w:color w:val="auto"/>
       </w:rPr>
       <w:tblPr/>
@@ -7992,6 +8420,7 @@
     </w:tblStylePr>
     <w:tblStylePr w:type="firstCol">
       <w:rPr>
+        <w:rFonts w:eastAsia="黑体"/>
         <w:b/>
         <w:bCs/>
         <w:color w:themeColor="background1" w:val="FFFFFF"/>
@@ -8011,6 +8440,7 @@
     </w:tblStylePr>
     <w:tblStylePr w:type="lastCol">
       <w:rPr>
+        <w:rFonts w:eastAsia="黑体"/>
         <w:b/>
         <w:bCs/>
         <w:color w:themeColor="background1" w:val="FFFFFF"/>
@@ -8059,6 +8489,7 @@
     </w:tblStylePr>
     <w:tblStylePr w:type="nwCell">
       <w:rPr>
+        <w:rFonts w:eastAsia="黑体"/>
         <w:color w:themeColor="background1" w:val="FFFFFF"/>
       </w:rPr>
       <w:tblPr/>
@@ -8102,6 +8533,7 @@
         <w:spacing w:after="0" w:before="0" w:line="240" w:lineRule="auto"/>
       </w:pPr>
       <w:rPr>
+        <w:rFonts w:eastAsia="黑体"/>
         <w:b/>
         <w:bCs/>
         <w:color w:themeColor="background1" w:val="FFFFFF"/>
@@ -8124,6 +8556,7 @@
         <w:spacing w:after="0" w:before="0" w:line="240" w:lineRule="auto"/>
       </w:pPr>
       <w:rPr>
+        <w:rFonts w:eastAsia="黑体"/>
         <w:color w:val="auto"/>
       </w:rPr>
       <w:tblPr/>
@@ -8141,6 +8574,7 @@
     </w:tblStylePr>
     <w:tblStylePr w:type="firstCol">
       <w:rPr>
+        <w:rFonts w:eastAsia="黑体"/>
         <w:b/>
         <w:bCs/>
         <w:color w:themeColor="background1" w:val="FFFFFF"/>
@@ -8160,6 +8594,7 @@
     </w:tblStylePr>
     <w:tblStylePr w:type="lastCol">
       <w:rPr>
+        <w:rFonts w:eastAsia="黑体"/>
         <w:b/>
         <w:bCs/>
         <w:color w:themeColor="background1" w:val="FFFFFF"/>
@@ -8208,6 +8643,7 @@
     </w:tblStylePr>
     <w:tblStylePr w:type="nwCell">
       <w:rPr>
+        <w:rFonts w:eastAsia="黑体"/>
         <w:color w:themeColor="background1" w:val="FFFFFF"/>
       </w:rPr>
       <w:tblPr/>
@@ -8251,6 +8687,7 @@
         <w:spacing w:after="0" w:before="0" w:line="240" w:lineRule="auto"/>
       </w:pPr>
       <w:rPr>
+        <w:rFonts w:eastAsia="黑体"/>
         <w:b/>
         <w:bCs/>
         <w:color w:themeColor="background1" w:val="FFFFFF"/>
@@ -8273,6 +8710,7 @@
         <w:spacing w:after="0" w:before="0" w:line="240" w:lineRule="auto"/>
       </w:pPr>
       <w:rPr>
+        <w:rFonts w:eastAsia="黑体"/>
         <w:color w:val="auto"/>
       </w:rPr>
       <w:tblPr/>
@@ -8290,6 +8728,7 @@
     </w:tblStylePr>
     <w:tblStylePr w:type="firstCol">
       <w:rPr>
+        <w:rFonts w:eastAsia="黑体"/>
         <w:b/>
         <w:bCs/>
         <w:color w:themeColor="background1" w:val="FFFFFF"/>
@@ -8309,6 +8748,7 @@
     </w:tblStylePr>
     <w:tblStylePr w:type="lastCol">
       <w:rPr>
+        <w:rFonts w:eastAsia="黑体"/>
         <w:b/>
         <w:bCs/>
         <w:color w:themeColor="background1" w:val="FFFFFF"/>
@@ -8357,6 +8797,7 @@
     </w:tblStylePr>
     <w:tblStylePr w:type="nwCell">
       <w:rPr>
+        <w:rFonts w:eastAsia="黑体"/>
         <w:color w:themeColor="background1" w:val="FFFFFF"/>
       </w:rPr>
       <w:tblPr/>
@@ -8400,6 +8841,7 @@
         <w:spacing w:after="0" w:before="0" w:line="240" w:lineRule="auto"/>
       </w:pPr>
       <w:rPr>
+        <w:rFonts w:eastAsia="黑体"/>
         <w:b/>
         <w:bCs/>
         <w:color w:themeColor="background1" w:val="FFFFFF"/>
@@ -8422,6 +8864,7 @@
         <w:spacing w:after="0" w:before="0" w:line="240" w:lineRule="auto"/>
       </w:pPr>
       <w:rPr>
+        <w:rFonts w:eastAsia="黑体"/>
         <w:color w:val="auto"/>
       </w:rPr>
       <w:tblPr/>
@@ -8439,6 +8882,7 @@
     </w:tblStylePr>
     <w:tblStylePr w:type="firstCol">
       <w:rPr>
+        <w:rFonts w:eastAsia="黑体"/>
         <w:b/>
         <w:bCs/>
         <w:color w:themeColor="background1" w:val="FFFFFF"/>
@@ -8458,6 +8902,7 @@
     </w:tblStylePr>
     <w:tblStylePr w:type="lastCol">
       <w:rPr>
+        <w:rFonts w:eastAsia="黑体"/>
         <w:b/>
         <w:bCs/>
         <w:color w:themeColor="background1" w:val="FFFFFF"/>
@@ -8506,6 +8951,7 @@
     </w:tblStylePr>
     <w:tblStylePr w:type="nwCell">
       <w:rPr>
+        <w:rFonts w:eastAsia="黑体"/>
         <w:color w:themeColor="background1" w:val="FFFFFF"/>
       </w:rPr>
       <w:tblPr/>
@@ -8530,6 +8976,7 @@
       <w:spacing w:after="0" w:line="240" w:lineRule="auto"/>
     </w:pPr>
     <w:rPr>
+      <w:rFonts w:eastAsia="黑体"/>
       <w:color w:themeColor="text1" w:val="000000"/>
     </w:rPr>
     <w:tblPr>
@@ -8549,7 +8996,7 @@
     </w:tblPr>
     <w:tblStylePr w:type="firstRow">
       <w:rPr>
-        <w:rFonts w:asciiTheme="majorHAnsi" w:cstheme="majorBidi" w:eastAsiaTheme="majorEastAsia" w:hAnsiTheme="majorHAnsi"/>
+        <w:rFonts w:asciiTheme="majorHAnsi" w:cstheme="majorBidi" w:hAnsiTheme="majorHAnsi" w:eastAsia="黑体"/>
       </w:rPr>
       <w:tblPr/>
       <w:tcPr>
@@ -8561,6 +9008,7 @@
     </w:tblStylePr>
     <w:tblStylePr w:type="lastRow">
       <w:rPr>
+        <w:rFonts w:eastAsia="黑体"/>
         <w:b/>
         <w:bCs/>
         <w:color w:themeColor="text2" w:val="1F497D"/>
@@ -8575,12 +9023,14 @@
     </w:tblStylePr>
     <w:tblStylePr w:type="firstCol">
       <w:rPr>
+        <w:rFonts w:eastAsia="黑体"/>
         <w:b/>
         <w:bCs/>
       </w:rPr>
     </w:tblStylePr>
     <w:tblStylePr w:type="lastCol">
       <w:rPr>
+        <w:rFonts w:eastAsia="黑体"/>
         <w:b/>
         <w:bCs/>
       </w:rPr>
@@ -8614,6 +9064,7 @@
       <w:spacing w:after="0" w:line="240" w:lineRule="auto"/>
     </w:pPr>
     <w:rPr>
+      <w:rFonts w:eastAsia="黑体"/>
       <w:color w:themeColor="text1" w:val="000000"/>
     </w:rPr>
     <w:tblPr>
@@ -8633,7 +9084,7 @@
     </w:tblPr>
     <w:tblStylePr w:type="firstRow">
       <w:rPr>
-        <w:rFonts w:asciiTheme="majorHAnsi" w:cstheme="majorBidi" w:eastAsiaTheme="majorEastAsia" w:hAnsiTheme="majorHAnsi"/>
+        <w:rFonts w:asciiTheme="majorHAnsi" w:cstheme="majorBidi" w:hAnsiTheme="majorHAnsi" w:eastAsia="黑体"/>
       </w:rPr>
       <w:tblPr/>
       <w:tcPr>
@@ -8645,6 +9096,7 @@
     </w:tblStylePr>
     <w:tblStylePr w:type="lastRow">
       <w:rPr>
+        <w:rFonts w:eastAsia="黑体"/>
         <w:b/>
         <w:bCs/>
         <w:color w:themeColor="text2" w:val="1F497D"/>
@@ -8659,12 +9111,14 @@
     </w:tblStylePr>
     <w:tblStylePr w:type="firstCol">
       <w:rPr>
+        <w:rFonts w:eastAsia="黑体"/>
         <w:b/>
         <w:bCs/>
       </w:rPr>
     </w:tblStylePr>
     <w:tblStylePr w:type="lastCol">
       <w:rPr>
+        <w:rFonts w:eastAsia="黑体"/>
         <w:b/>
         <w:bCs/>
       </w:rPr>
@@ -8698,6 +9152,7 @@
       <w:spacing w:after="0" w:line="240" w:lineRule="auto"/>
     </w:pPr>
     <w:rPr>
+      <w:rFonts w:eastAsia="黑体"/>
       <w:color w:themeColor="text1" w:val="000000"/>
     </w:rPr>
     <w:tblPr>
@@ -8717,7 +9172,7 @@
     </w:tblPr>
     <w:tblStylePr w:type="firstRow">
       <w:rPr>
-        <w:rFonts w:asciiTheme="majorHAnsi" w:cstheme="majorBidi" w:eastAsiaTheme="majorEastAsia" w:hAnsiTheme="majorHAnsi"/>
+        <w:rFonts w:asciiTheme="majorHAnsi" w:cstheme="majorBidi" w:hAnsiTheme="majorHAnsi" w:eastAsia="黑体"/>
       </w:rPr>
       <w:tblPr/>
       <w:tcPr>
@@ -8729,6 +9184,7 @@
     </w:tblStylePr>
     <w:tblStylePr w:type="lastRow">
       <w:rPr>
+        <w:rFonts w:eastAsia="黑体"/>
         <w:b/>
         <w:bCs/>
         <w:color w:themeColor="text2" w:val="1F497D"/>
@@ -8743,12 +9199,14 @@
     </w:tblStylePr>
     <w:tblStylePr w:type="firstCol">
       <w:rPr>
+        <w:rFonts w:eastAsia="黑体"/>
         <w:b/>
         <w:bCs/>
       </w:rPr>
     </w:tblStylePr>
     <w:tblStylePr w:type="lastCol">
       <w:rPr>
+        <w:rFonts w:eastAsia="黑体"/>
         <w:b/>
         <w:bCs/>
       </w:rPr>
@@ -8782,6 +9240,7 @@
       <w:spacing w:after="0" w:line="240" w:lineRule="auto"/>
     </w:pPr>
     <w:rPr>
+      <w:rFonts w:eastAsia="黑体"/>
       <w:color w:themeColor="text1" w:val="000000"/>
     </w:rPr>
     <w:tblPr>
@@ -8801,7 +9260,7 @@
     </w:tblPr>
     <w:tblStylePr w:type="firstRow">
       <w:rPr>
-        <w:rFonts w:asciiTheme="majorHAnsi" w:cstheme="majorBidi" w:eastAsiaTheme="majorEastAsia" w:hAnsiTheme="majorHAnsi"/>
+        <w:rFonts w:asciiTheme="majorHAnsi" w:cstheme="majorBidi" w:hAnsiTheme="majorHAnsi" w:eastAsia="黑体"/>
       </w:rPr>
       <w:tblPr/>
       <w:tcPr>
@@ -8813,6 +9272,7 @@
     </w:tblStylePr>
     <w:tblStylePr w:type="lastRow">
       <w:rPr>
+        <w:rFonts w:eastAsia="黑体"/>
         <w:b/>
         <w:bCs/>
         <w:color w:themeColor="text2" w:val="1F497D"/>
@@ -8827,12 +9287,14 @@
     </w:tblStylePr>
     <w:tblStylePr w:type="firstCol">
       <w:rPr>
+        <w:rFonts w:eastAsia="黑体"/>
         <w:b/>
         <w:bCs/>
       </w:rPr>
     </w:tblStylePr>
     <w:tblStylePr w:type="lastCol">
       <w:rPr>
+        <w:rFonts w:eastAsia="黑体"/>
         <w:b/>
         <w:bCs/>
       </w:rPr>
@@ -8866,6 +9328,7 @@
       <w:spacing w:after="0" w:line="240" w:lineRule="auto"/>
     </w:pPr>
     <w:rPr>
+      <w:rFonts w:eastAsia="黑体"/>
       <w:color w:themeColor="text1" w:val="000000"/>
     </w:rPr>
     <w:tblPr>
@@ -8885,7 +9348,7 @@
     </w:tblPr>
     <w:tblStylePr w:type="firstRow">
       <w:rPr>
-        <w:rFonts w:asciiTheme="majorHAnsi" w:cstheme="majorBidi" w:eastAsiaTheme="majorEastAsia" w:hAnsiTheme="majorHAnsi"/>
+        <w:rFonts w:asciiTheme="majorHAnsi" w:cstheme="majorBidi" w:hAnsiTheme="majorHAnsi" w:eastAsia="黑体"/>
       </w:rPr>
       <w:tblPr/>
       <w:tcPr>
@@ -8897,6 +9360,7 @@
     </w:tblStylePr>
     <w:tblStylePr w:type="lastRow">
       <w:rPr>
+        <w:rFonts w:eastAsia="黑体"/>
         <w:b/>
         <w:bCs/>
         <w:color w:themeColor="text2" w:val="1F497D"/>
@@ -8911,12 +9375,14 @@
     </w:tblStylePr>
     <w:tblStylePr w:type="firstCol">
       <w:rPr>
+        <w:rFonts w:eastAsia="黑体"/>
         <w:b/>
         <w:bCs/>
       </w:rPr>
     </w:tblStylePr>
     <w:tblStylePr w:type="lastCol">
       <w:rPr>
+        <w:rFonts w:eastAsia="黑体"/>
         <w:b/>
         <w:bCs/>
       </w:rPr>
@@ -8950,6 +9416,7 @@
       <w:spacing w:after="0" w:line="240" w:lineRule="auto"/>
     </w:pPr>
     <w:rPr>
+      <w:rFonts w:eastAsia="黑体"/>
       <w:color w:themeColor="text1" w:val="000000"/>
     </w:rPr>
     <w:tblPr>
@@ -8969,7 +9436,7 @@
     </w:tblPr>
     <w:tblStylePr w:type="firstRow">
       <w:rPr>
-        <w:rFonts w:asciiTheme="majorHAnsi" w:cstheme="majorBidi" w:eastAsiaTheme="majorEastAsia" w:hAnsiTheme="majorHAnsi"/>
+        <w:rFonts w:asciiTheme="majorHAnsi" w:cstheme="majorBidi" w:hAnsiTheme="majorHAnsi" w:eastAsia="黑体"/>
       </w:rPr>
       <w:tblPr/>
       <w:tcPr>
@@ -8981,6 +9448,7 @@
     </w:tblStylePr>
     <w:tblStylePr w:type="lastRow">
       <w:rPr>
+        <w:rFonts w:eastAsia="黑体"/>
         <w:b/>
         <w:bCs/>
         <w:color w:themeColor="text2" w:val="1F497D"/>
@@ -8995,12 +9463,14 @@
     </w:tblStylePr>
     <w:tblStylePr w:type="firstCol">
       <w:rPr>
+        <w:rFonts w:eastAsia="黑体"/>
         <w:b/>
         <w:bCs/>
       </w:rPr>
     </w:tblStylePr>
     <w:tblStylePr w:type="lastCol">
       <w:rPr>
+        <w:rFonts w:eastAsia="黑体"/>
         <w:b/>
         <w:bCs/>
       </w:rPr>
@@ -9034,6 +9504,7 @@
       <w:spacing w:after="0" w:line="240" w:lineRule="auto"/>
     </w:pPr>
     <w:rPr>
+      <w:rFonts w:eastAsia="黑体"/>
       <w:color w:themeColor="text1" w:val="000000"/>
     </w:rPr>
     <w:tblPr>
@@ -9053,7 +9524,7 @@
     </w:tblPr>
     <w:tblStylePr w:type="firstRow">
       <w:rPr>
-        <w:rFonts w:asciiTheme="majorHAnsi" w:cstheme="majorBidi" w:eastAsiaTheme="majorEastAsia" w:hAnsiTheme="majorHAnsi"/>
+        <w:rFonts w:asciiTheme="majorHAnsi" w:cstheme="majorBidi" w:hAnsiTheme="majorHAnsi" w:eastAsia="黑体"/>
       </w:rPr>
       <w:tblPr/>
       <w:tcPr>
@@ -9065,6 +9536,7 @@
     </w:tblStylePr>
     <w:tblStylePr w:type="lastRow">
       <w:rPr>
+        <w:rFonts w:eastAsia="黑体"/>
         <w:b/>
         <w:bCs/>
         <w:color w:themeColor="text2" w:val="1F497D"/>
@@ -9079,12 +9551,14 @@
     </w:tblStylePr>
     <w:tblStylePr w:type="firstCol">
       <w:rPr>
+        <w:rFonts w:eastAsia="黑体"/>
         <w:b/>
         <w:bCs/>
       </w:rPr>
     </w:tblStylePr>
     <w:tblStylePr w:type="lastCol">
       <w:rPr>
+        <w:rFonts w:eastAsia="黑体"/>
         <w:b/>
         <w:bCs/>
       </w:rPr>
@@ -9118,7 +9592,7 @@
       <w:spacing w:after="0" w:line="240" w:lineRule="auto"/>
     </w:pPr>
     <w:rPr>
-      <w:rFonts w:asciiTheme="majorHAnsi" w:cstheme="majorBidi" w:eastAsiaTheme="majorEastAsia" w:hAnsiTheme="majorHAnsi"/>
+      <w:rFonts w:asciiTheme="majorHAnsi" w:cstheme="majorBidi" w:hAnsiTheme="majorHAnsi" w:eastAsia="黑体"/>
       <w:color w:themeColor="text1" w:val="000000"/>
     </w:rPr>
     <w:tblPr>
@@ -9140,6 +9614,7 @@
     </w:tblPr>
     <w:tblStylePr w:type="firstRow">
       <w:rPr>
+        <w:rFonts w:eastAsia="黑体"/>
         <w:sz w:val="24"/>
         <w:szCs w:val="24"/>
       </w:rPr>
@@ -9246,7 +9721,7 @@
       <w:spacing w:after="0" w:line="240" w:lineRule="auto"/>
     </w:pPr>
     <w:rPr>
-      <w:rFonts w:asciiTheme="majorHAnsi" w:cstheme="majorBidi" w:eastAsiaTheme="majorEastAsia" w:hAnsiTheme="majorHAnsi"/>
+      <w:rFonts w:asciiTheme="majorHAnsi" w:cstheme="majorBidi" w:hAnsiTheme="majorHAnsi" w:eastAsia="黑体"/>
       <w:color w:themeColor="text1" w:val="000000"/>
     </w:rPr>
     <w:tblPr>
@@ -9268,6 +9743,7 @@
     </w:tblPr>
     <w:tblStylePr w:type="firstRow">
       <w:rPr>
+        <w:rFonts w:eastAsia="黑体"/>
         <w:sz w:val="24"/>
         <w:szCs w:val="24"/>
       </w:rPr>
@@ -9374,7 +9850,7 @@
       <w:spacing w:after="0" w:line="240" w:lineRule="auto"/>
     </w:pPr>
     <w:rPr>
-      <w:rFonts w:asciiTheme="majorHAnsi" w:cstheme="majorBidi" w:eastAsiaTheme="majorEastAsia" w:hAnsiTheme="majorHAnsi"/>
+      <w:rFonts w:asciiTheme="majorHAnsi" w:cstheme="majorBidi" w:hAnsiTheme="majorHAnsi" w:eastAsia="黑体"/>
       <w:color w:themeColor="text1" w:val="000000"/>
     </w:rPr>
     <w:tblPr>
@@ -9396,6 +9872,7 @@
     </w:tblPr>
     <w:tblStylePr w:type="firstRow">
       <w:rPr>
+        <w:rFonts w:eastAsia="黑体"/>
         <w:sz w:val="24"/>
         <w:szCs w:val="24"/>
       </w:rPr>
@@ -9502,7 +9979,7 @@
       <w:spacing w:after="0" w:line="240" w:lineRule="auto"/>
     </w:pPr>
     <w:rPr>
-      <w:rFonts w:asciiTheme="majorHAnsi" w:cstheme="majorBidi" w:eastAsiaTheme="majorEastAsia" w:hAnsiTheme="majorHAnsi"/>
+      <w:rFonts w:asciiTheme="majorHAnsi" w:cstheme="majorBidi" w:hAnsiTheme="majorHAnsi" w:eastAsia="黑体"/>
       <w:color w:themeColor="text1" w:val="000000"/>
     </w:rPr>
     <w:tblPr>
@@ -9524,6 +10001,7 @@
     </w:tblPr>
     <w:tblStylePr w:type="firstRow">
       <w:rPr>
+        <w:rFonts w:eastAsia="黑体"/>
         <w:sz w:val="24"/>
         <w:szCs w:val="24"/>
       </w:rPr>
@@ -9630,7 +10108,7 @@
       <w:spacing w:after="0" w:line="240" w:lineRule="auto"/>
     </w:pPr>
     <w:rPr>
-      <w:rFonts w:asciiTheme="majorHAnsi" w:cstheme="majorBidi" w:eastAsiaTheme="majorEastAsia" w:hAnsiTheme="majorHAnsi"/>
+      <w:rFonts w:asciiTheme="majorHAnsi" w:cstheme="majorBidi" w:hAnsiTheme="majorHAnsi" w:eastAsia="黑体"/>
       <w:color w:themeColor="text1" w:val="000000"/>
     </w:rPr>
     <w:tblPr>
@@ -9652,6 +10130,7 @@
     </w:tblPr>
     <w:tblStylePr w:type="firstRow">
       <w:rPr>
+        <w:rFonts w:eastAsia="黑体"/>
         <w:sz w:val="24"/>
         <w:szCs w:val="24"/>
       </w:rPr>
@@ -9758,7 +10237,7 @@
       <w:spacing w:after="0" w:line="240" w:lineRule="auto"/>
     </w:pPr>
     <w:rPr>
-      <w:rFonts w:asciiTheme="majorHAnsi" w:cstheme="majorBidi" w:eastAsiaTheme="majorEastAsia" w:hAnsiTheme="majorHAnsi"/>
+      <w:rFonts w:asciiTheme="majorHAnsi" w:cstheme="majorBidi" w:hAnsiTheme="majorHAnsi" w:eastAsia="黑体"/>
       <w:color w:themeColor="text1" w:val="000000"/>
     </w:rPr>
     <w:tblPr>
@@ -9780,6 +10259,7 @@
     </w:tblPr>
     <w:tblStylePr w:type="firstRow">
       <w:rPr>
+        <w:rFonts w:eastAsia="黑体"/>
         <w:sz w:val="24"/>
         <w:szCs w:val="24"/>
       </w:rPr>
@@ -9886,7 +10366,7 @@
       <w:spacing w:after="0" w:line="240" w:lineRule="auto"/>
     </w:pPr>
     <w:rPr>
-      <w:rFonts w:asciiTheme="majorHAnsi" w:cstheme="majorBidi" w:eastAsiaTheme="majorEastAsia" w:hAnsiTheme="majorHAnsi"/>
+      <w:rFonts w:asciiTheme="majorHAnsi" w:cstheme="majorBidi" w:hAnsiTheme="majorHAnsi" w:eastAsia="黑体"/>
       <w:color w:themeColor="text1" w:val="000000"/>
     </w:rPr>
     <w:tblPr>
@@ -9908,6 +10388,7 @@
     </w:tblPr>
     <w:tblStylePr w:type="firstRow">
       <w:rPr>
+        <w:rFonts w:eastAsia="黑体"/>
         <w:sz w:val="24"/>
         <w:szCs w:val="24"/>
       </w:rPr>
@@ -10037,12 +10518,14 @@
     </w:tcPr>
     <w:tblStylePr w:type="firstRow">
       <w:rPr>
+        <w:rFonts w:eastAsia="黑体"/>
         <w:b/>
         <w:bCs/>
       </w:rPr>
     </w:tblStylePr>
     <w:tblStylePr w:type="lastRow">
       <w:rPr>
+        <w:rFonts w:eastAsia="黑体"/>
         <w:b/>
         <w:bCs/>
       </w:rPr>
@@ -10055,12 +10538,14 @@
     </w:tblStylePr>
     <w:tblStylePr w:type="firstCol">
       <w:rPr>
+        <w:rFonts w:eastAsia="黑体"/>
         <w:b/>
         <w:bCs/>
       </w:rPr>
     </w:tblStylePr>
     <w:tblStylePr w:type="lastCol">
       <w:rPr>
+        <w:rFonts w:eastAsia="黑体"/>
         <w:b/>
         <w:bCs/>
       </w:rPr>
@@ -10110,12 +10595,14 @@
     </w:tcPr>
     <w:tblStylePr w:type="firstRow">
       <w:rPr>
+        <w:rFonts w:eastAsia="黑体"/>
         <w:b/>
         <w:bCs/>
       </w:rPr>
     </w:tblStylePr>
     <w:tblStylePr w:type="lastRow">
       <w:rPr>
+        <w:rFonts w:eastAsia="黑体"/>
         <w:b/>
         <w:bCs/>
       </w:rPr>
@@ -10128,12 +10615,14 @@
     </w:tblStylePr>
     <w:tblStylePr w:type="firstCol">
       <w:rPr>
+        <w:rFonts w:eastAsia="黑体"/>
         <w:b/>
         <w:bCs/>
       </w:rPr>
     </w:tblStylePr>
     <w:tblStylePr w:type="lastCol">
       <w:rPr>
+        <w:rFonts w:eastAsia="黑体"/>
         <w:b/>
         <w:bCs/>
       </w:rPr>
@@ -10183,12 +10672,14 @@
     </w:tcPr>
     <w:tblStylePr w:type="firstRow">
       <w:rPr>
+        <w:rFonts w:eastAsia="黑体"/>
         <w:b/>
         <w:bCs/>
       </w:rPr>
     </w:tblStylePr>
     <w:tblStylePr w:type="lastRow">
       <w:rPr>
+        <w:rFonts w:eastAsia="黑体"/>
         <w:b/>
         <w:bCs/>
       </w:rPr>
@@ -10201,12 +10692,14 @@
     </w:tblStylePr>
     <w:tblStylePr w:type="firstCol">
       <w:rPr>
+        <w:rFonts w:eastAsia="黑体"/>
         <w:b/>
         <w:bCs/>
       </w:rPr>
     </w:tblStylePr>
     <w:tblStylePr w:type="lastCol">
       <w:rPr>
+        <w:rFonts w:eastAsia="黑体"/>
         <w:b/>
         <w:bCs/>
       </w:rPr>
@@ -10256,12 +10749,14 @@
     </w:tcPr>
     <w:tblStylePr w:type="firstRow">
       <w:rPr>
+        <w:rFonts w:eastAsia="黑体"/>
         <w:b/>
         <w:bCs/>
       </w:rPr>
     </w:tblStylePr>
     <w:tblStylePr w:type="lastRow">
       <w:rPr>
+        <w:rFonts w:eastAsia="黑体"/>
         <w:b/>
         <w:bCs/>
       </w:rPr>
@@ -10274,12 +10769,14 @@
     </w:tblStylePr>
     <w:tblStylePr w:type="firstCol">
       <w:rPr>
+        <w:rFonts w:eastAsia="黑体"/>
         <w:b/>
         <w:bCs/>
       </w:rPr>
     </w:tblStylePr>
     <w:tblStylePr w:type="lastCol">
       <w:rPr>
+        <w:rFonts w:eastAsia="黑体"/>
         <w:b/>
         <w:bCs/>
       </w:rPr>
@@ -10329,12 +10826,14 @@
     </w:tcPr>
     <w:tblStylePr w:type="firstRow">
       <w:rPr>
+        <w:rFonts w:eastAsia="黑体"/>
         <w:b/>
         <w:bCs/>
       </w:rPr>
     </w:tblStylePr>
     <w:tblStylePr w:type="lastRow">
       <w:rPr>
+        <w:rFonts w:eastAsia="黑体"/>
         <w:b/>
         <w:bCs/>
       </w:rPr>
@@ -10347,12 +10846,14 @@
     </w:tblStylePr>
     <w:tblStylePr w:type="firstCol">
       <w:rPr>
+        <w:rFonts w:eastAsia="黑体"/>
         <w:b/>
         <w:bCs/>
       </w:rPr>
     </w:tblStylePr>
     <w:tblStylePr w:type="lastCol">
       <w:rPr>
+        <w:rFonts w:eastAsia="黑体"/>
         <w:b/>
         <w:bCs/>
       </w:rPr>
@@ -10402,12 +10903,14 @@
     </w:tcPr>
     <w:tblStylePr w:type="firstRow">
       <w:rPr>
+        <w:rFonts w:eastAsia="黑体"/>
         <w:b/>
         <w:bCs/>
       </w:rPr>
     </w:tblStylePr>
     <w:tblStylePr w:type="lastRow">
       <w:rPr>
+        <w:rFonts w:eastAsia="黑体"/>
         <w:b/>
         <w:bCs/>
       </w:rPr>
@@ -10420,12 +10923,14 @@
     </w:tblStylePr>
     <w:tblStylePr w:type="firstCol">
       <w:rPr>
+        <w:rFonts w:eastAsia="黑体"/>
         <w:b/>
         <w:bCs/>
       </w:rPr>
     </w:tblStylePr>
     <w:tblStylePr w:type="lastCol">
       <w:rPr>
+        <w:rFonts w:eastAsia="黑体"/>
         <w:b/>
         <w:bCs/>
       </w:rPr>
@@ -10475,12 +10980,14 @@
     </w:tcPr>
     <w:tblStylePr w:type="firstRow">
       <w:rPr>
+        <w:rFonts w:eastAsia="黑体"/>
         <w:b/>
         <w:bCs/>
       </w:rPr>
     </w:tblStylePr>
     <w:tblStylePr w:type="lastRow">
       <w:rPr>
+        <w:rFonts w:eastAsia="黑体"/>
         <w:b/>
         <w:bCs/>
       </w:rPr>
@@ -10493,12 +11000,14 @@
     </w:tblStylePr>
     <w:tblStylePr w:type="firstCol">
       <w:rPr>
+        <w:rFonts w:eastAsia="黑体"/>
         <w:b/>
         <w:bCs/>
       </w:rPr>
     </w:tblStylePr>
     <w:tblStylePr w:type="lastCol">
       <w:rPr>
+        <w:rFonts w:eastAsia="黑体"/>
         <w:b/>
         <w:bCs/>
       </w:rPr>
@@ -10525,7 +11034,7 @@
       <w:spacing w:after="0" w:line="240" w:lineRule="auto"/>
     </w:pPr>
     <w:rPr>
-      <w:rFonts w:asciiTheme="majorHAnsi" w:cstheme="majorBidi" w:eastAsiaTheme="majorEastAsia" w:hAnsiTheme="majorHAnsi"/>
+      <w:rFonts w:asciiTheme="majorHAnsi" w:cstheme="majorBidi" w:hAnsiTheme="majorHAnsi" w:eastAsia="黑体"/>
       <w:color w:themeColor="text1" w:val="000000"/>
     </w:rPr>
     <w:tblPr>
@@ -10552,6 +11061,7 @@
     </w:tcPr>
     <w:tblStylePr w:type="firstRow">
       <w:rPr>
+        <w:rFonts w:eastAsia="黑体"/>
         <w:b/>
         <w:bCs/>
         <w:color w:themeColor="text1" w:val="000000"/>
@@ -10563,6 +11073,7 @@
     </w:tblStylePr>
     <w:tblStylePr w:type="lastRow">
       <w:rPr>
+        <w:rFonts w:eastAsia="黑体"/>
         <w:b/>
         <w:bCs/>
         <w:color w:themeColor="text1" w:val="000000"/>
@@ -10582,6 +11093,7 @@
     </w:tblStylePr>
     <w:tblStylePr w:type="firstCol">
       <w:rPr>
+        <w:rFonts w:eastAsia="黑体"/>
         <w:b/>
         <w:bCs/>
         <w:color w:themeColor="text1" w:val="000000"/>
@@ -10601,6 +11113,7 @@
     </w:tblStylePr>
     <w:tblStylePr w:type="lastCol">
       <w:rPr>
+        <w:rFonts w:eastAsia="黑体"/>
         <w:b w:val="0"/>
         <w:bCs w:val="0"/>
         <w:color w:themeColor="text1" w:val="000000"/>
@@ -10650,7 +11163,7 @@
       <w:spacing w:after="0" w:line="240" w:lineRule="auto"/>
     </w:pPr>
     <w:rPr>
-      <w:rFonts w:asciiTheme="majorHAnsi" w:cstheme="majorBidi" w:eastAsiaTheme="majorEastAsia" w:hAnsiTheme="majorHAnsi"/>
+      <w:rFonts w:asciiTheme="majorHAnsi" w:cstheme="majorBidi" w:hAnsiTheme="majorHAnsi" w:eastAsia="黑体"/>
       <w:color w:themeColor="text1" w:val="000000"/>
     </w:rPr>
     <w:tblPr>
@@ -10677,6 +11190,7 @@
     </w:tcPr>
     <w:tblStylePr w:type="firstRow">
       <w:rPr>
+        <w:rFonts w:eastAsia="黑体"/>
         <w:b/>
         <w:bCs/>
         <w:color w:themeColor="text1" w:val="000000"/>
@@ -10688,6 +11202,7 @@
     </w:tblStylePr>
     <w:tblStylePr w:type="lastRow">
       <w:rPr>
+        <w:rFonts w:eastAsia="黑体"/>
         <w:b/>
         <w:bCs/>
         <w:color w:themeColor="text1" w:val="000000"/>
@@ -10707,6 +11222,7 @@
     </w:tblStylePr>
     <w:tblStylePr w:type="firstCol">
       <w:rPr>
+        <w:rFonts w:eastAsia="黑体"/>
         <w:b/>
         <w:bCs/>
         <w:color w:themeColor="text1" w:val="000000"/>
@@ -10726,6 +11242,7 @@
     </w:tblStylePr>
     <w:tblStylePr w:type="lastCol">
       <w:rPr>
+        <w:rFonts w:eastAsia="黑体"/>
         <w:b w:val="0"/>
         <w:bCs w:val="0"/>
         <w:color w:themeColor="text1" w:val="000000"/>
@@ -10775,7 +11292,7 @@
       <w:spacing w:after="0" w:line="240" w:lineRule="auto"/>
     </w:pPr>
     <w:rPr>
-      <w:rFonts w:asciiTheme="majorHAnsi" w:cstheme="majorBidi" w:eastAsiaTheme="majorEastAsia" w:hAnsiTheme="majorHAnsi"/>
+      <w:rFonts w:asciiTheme="majorHAnsi" w:cstheme="majorBidi" w:hAnsiTheme="majorHAnsi" w:eastAsia="黑体"/>
       <w:color w:themeColor="text1" w:val="000000"/>
     </w:rPr>
     <w:tblPr>
@@ -10802,6 +11319,7 @@
     </w:tcPr>
     <w:tblStylePr w:type="firstRow">
       <w:rPr>
+        <w:rFonts w:eastAsia="黑体"/>
         <w:b/>
         <w:bCs/>
         <w:color w:themeColor="text1" w:val="000000"/>
@@ -10813,6 +11331,7 @@
     </w:tblStylePr>
     <w:tblStylePr w:type="lastRow">
       <w:rPr>
+        <w:rFonts w:eastAsia="黑体"/>
         <w:b/>
         <w:bCs/>
         <w:color w:themeColor="text1" w:val="000000"/>
@@ -10832,6 +11351,7 @@
     </w:tblStylePr>
     <w:tblStylePr w:type="firstCol">
       <w:rPr>
+        <w:rFonts w:eastAsia="黑体"/>
         <w:b/>
         <w:bCs/>
         <w:color w:themeColor="text1" w:val="000000"/>
@@ -10851,6 +11371,7 @@
     </w:tblStylePr>
     <w:tblStylePr w:type="lastCol">
       <w:rPr>
+        <w:rFonts w:eastAsia="黑体"/>
         <w:b w:val="0"/>
         <w:bCs w:val="0"/>
         <w:color w:themeColor="text1" w:val="000000"/>
@@ -10900,7 +11421,7 @@
       <w:spacing w:after="0" w:line="240" w:lineRule="auto"/>
     </w:pPr>
     <w:rPr>
-      <w:rFonts w:asciiTheme="majorHAnsi" w:cstheme="majorBidi" w:eastAsiaTheme="majorEastAsia" w:hAnsiTheme="majorHAnsi"/>
+      <w:rFonts w:asciiTheme="majorHAnsi" w:cstheme="majorBidi" w:hAnsiTheme="majorHAnsi" w:eastAsia="黑体"/>
       <w:color w:themeColor="text1" w:val="000000"/>
     </w:rPr>
     <w:tblPr>
@@ -10927,6 +11448,7 @@
     </w:tcPr>
     <w:tblStylePr w:type="firstRow">
       <w:rPr>
+        <w:rFonts w:eastAsia="黑体"/>
         <w:b/>
         <w:bCs/>
         <w:color w:themeColor="text1" w:val="000000"/>
@@ -10938,6 +11460,7 @@
     </w:tblStylePr>
     <w:tblStylePr w:type="lastRow">
       <w:rPr>
+        <w:rFonts w:eastAsia="黑体"/>
         <w:b/>
         <w:bCs/>
         <w:color w:themeColor="text1" w:val="000000"/>
@@ -10957,6 +11480,7 @@
     </w:tblStylePr>
     <w:tblStylePr w:type="firstCol">
       <w:rPr>
+        <w:rFonts w:eastAsia="黑体"/>
         <w:b/>
         <w:bCs/>
         <w:color w:themeColor="text1" w:val="000000"/>
@@ -10976,6 +11500,7 @@
     </w:tblStylePr>
     <w:tblStylePr w:type="lastCol">
       <w:rPr>
+        <w:rFonts w:eastAsia="黑体"/>
         <w:b w:val="0"/>
         <w:bCs w:val="0"/>
         <w:color w:themeColor="text1" w:val="000000"/>
@@ -11025,7 +11550,7 @@
       <w:spacing w:after="0" w:line="240" w:lineRule="auto"/>
     </w:pPr>
     <w:rPr>
-      <w:rFonts w:asciiTheme="majorHAnsi" w:cstheme="majorBidi" w:eastAsiaTheme="majorEastAsia" w:hAnsiTheme="majorHAnsi"/>
+      <w:rFonts w:asciiTheme="majorHAnsi" w:cstheme="majorBidi" w:hAnsiTheme="majorHAnsi" w:eastAsia="黑体"/>
       <w:color w:themeColor="text1" w:val="000000"/>
     </w:rPr>
     <w:tblPr>
@@ -11052,6 +11577,7 @@
     </w:tcPr>
     <w:tblStylePr w:type="firstRow">
       <w:rPr>
+        <w:rFonts w:eastAsia="黑体"/>
         <w:b/>
         <w:bCs/>
         <w:color w:themeColor="text1" w:val="000000"/>
@@ -11063,6 +11589,7 @@
     </w:tblStylePr>
     <w:tblStylePr w:type="lastRow">
       <w:rPr>
+        <w:rFonts w:eastAsia="黑体"/>
         <w:b/>
         <w:bCs/>
         <w:color w:themeColor="text1" w:val="000000"/>
@@ -11082,6 +11609,7 @@
     </w:tblStylePr>
     <w:tblStylePr w:type="firstCol">
       <w:rPr>
+        <w:rFonts w:eastAsia="黑体"/>
         <w:b/>
         <w:bCs/>
         <w:color w:themeColor="text1" w:val="000000"/>
@@ -11101,6 +11629,7 @@
     </w:tblStylePr>
     <w:tblStylePr w:type="lastCol">
       <w:rPr>
+        <w:rFonts w:eastAsia="黑体"/>
         <w:b w:val="0"/>
         <w:bCs w:val="0"/>
         <w:color w:themeColor="text1" w:val="000000"/>
@@ -11150,7 +11679,7 @@
       <w:spacing w:after="0" w:line="240" w:lineRule="auto"/>
     </w:pPr>
     <w:rPr>
-      <w:rFonts w:asciiTheme="majorHAnsi" w:cstheme="majorBidi" w:eastAsiaTheme="majorEastAsia" w:hAnsiTheme="majorHAnsi"/>
+      <w:rFonts w:asciiTheme="majorHAnsi" w:cstheme="majorBidi" w:hAnsiTheme="majorHAnsi" w:eastAsia="黑体"/>
       <w:color w:themeColor="text1" w:val="000000"/>
     </w:rPr>
     <w:tblPr>
@@ -11177,6 +11706,7 @@
     </w:tcPr>
     <w:tblStylePr w:type="firstRow">
       <w:rPr>
+        <w:rFonts w:eastAsia="黑体"/>
         <w:b/>
         <w:bCs/>
         <w:color w:themeColor="text1" w:val="000000"/>
@@ -11188,6 +11718,7 @@
     </w:tblStylePr>
     <w:tblStylePr w:type="lastRow">
       <w:rPr>
+        <w:rFonts w:eastAsia="黑体"/>
         <w:b/>
         <w:bCs/>
         <w:color w:themeColor="text1" w:val="000000"/>
@@ -11207,6 +11738,7 @@
     </w:tblStylePr>
     <w:tblStylePr w:type="firstCol">
       <w:rPr>
+        <w:rFonts w:eastAsia="黑体"/>
         <w:b/>
         <w:bCs/>
         <w:color w:themeColor="text1" w:val="000000"/>
@@ -11226,6 +11758,7 @@
     </w:tblStylePr>
     <w:tblStylePr w:type="lastCol">
       <w:rPr>
+        <w:rFonts w:eastAsia="黑体"/>
         <w:b w:val="0"/>
         <w:bCs w:val="0"/>
         <w:color w:themeColor="text1" w:val="000000"/>
@@ -11275,7 +11808,7 @@
       <w:spacing w:after="0" w:line="240" w:lineRule="auto"/>
     </w:pPr>
     <w:rPr>
-      <w:rFonts w:asciiTheme="majorHAnsi" w:cstheme="majorBidi" w:eastAsiaTheme="majorEastAsia" w:hAnsiTheme="majorHAnsi"/>
+      <w:rFonts w:asciiTheme="majorHAnsi" w:cstheme="majorBidi" w:hAnsiTheme="majorHAnsi" w:eastAsia="黑体"/>
       <w:color w:themeColor="text1" w:val="000000"/>
     </w:rPr>
     <w:tblPr>
@@ -11302,6 +11835,7 @@
     </w:tcPr>
     <w:tblStylePr w:type="firstRow">
       <w:rPr>
+        <w:rFonts w:eastAsia="黑体"/>
         <w:b/>
         <w:bCs/>
         <w:color w:themeColor="text1" w:val="000000"/>
@@ -11313,6 +11847,7 @@
     </w:tblStylePr>
     <w:tblStylePr w:type="lastRow">
       <w:rPr>
+        <w:rFonts w:eastAsia="黑体"/>
         <w:b/>
         <w:bCs/>
         <w:color w:themeColor="text1" w:val="000000"/>
@@ -11332,6 +11867,7 @@
     </w:tblStylePr>
     <w:tblStylePr w:type="firstCol">
       <w:rPr>
+        <w:rFonts w:eastAsia="黑体"/>
         <w:b/>
         <w:bCs/>
         <w:color w:themeColor="text1" w:val="000000"/>
@@ -11351,6 +11887,7 @@
     </w:tblStylePr>
     <w:tblStylePr w:type="lastCol">
       <w:rPr>
+        <w:rFonts w:eastAsia="黑体"/>
         <w:b w:val="0"/>
         <w:bCs w:val="0"/>
         <w:color w:themeColor="text1" w:val="000000"/>
@@ -11423,6 +11960,7 @@
     </w:tcPr>
     <w:tblStylePr w:type="firstRow">
       <w:rPr>
+        <w:rFonts w:eastAsia="黑体"/>
         <w:b/>
         <w:bCs/>
         <w:i w:val="0"/>
@@ -11444,6 +11982,7 @@
     </w:tblStylePr>
     <w:tblStylePr w:type="lastRow">
       <w:rPr>
+        <w:rFonts w:eastAsia="黑体"/>
         <w:b/>
         <w:bCs/>
         <w:i w:val="0"/>
@@ -11465,6 +12004,7 @@
     </w:tblStylePr>
     <w:tblStylePr w:type="firstCol">
       <w:rPr>
+        <w:rFonts w:eastAsia="黑体"/>
         <w:b/>
         <w:bCs/>
         <w:i w:val="0"/>
@@ -11484,6 +12024,7 @@
     </w:tblStylePr>
     <w:tblStylePr w:type="lastCol">
       <w:rPr>
+        <w:rFonts w:eastAsia="黑体"/>
         <w:b/>
         <w:bCs/>
         <w:i w:val="0"/>
@@ -11564,6 +12105,7 @@
     </w:tcPr>
     <w:tblStylePr w:type="firstRow">
       <w:rPr>
+        <w:rFonts w:eastAsia="黑体"/>
         <w:b/>
         <w:bCs/>
         <w:i w:val="0"/>
@@ -11585,6 +12127,7 @@
     </w:tblStylePr>
     <w:tblStylePr w:type="lastRow">
       <w:rPr>
+        <w:rFonts w:eastAsia="黑体"/>
         <w:b/>
         <w:bCs/>
         <w:i w:val="0"/>
@@ -11606,6 +12149,7 @@
     </w:tblStylePr>
     <w:tblStylePr w:type="firstCol">
       <w:rPr>
+        <w:rFonts w:eastAsia="黑体"/>
         <w:b/>
         <w:bCs/>
         <w:i w:val="0"/>
@@ -11625,6 +12169,7 @@
     </w:tblStylePr>
     <w:tblStylePr w:type="lastCol">
       <w:rPr>
+        <w:rFonts w:eastAsia="黑体"/>
         <w:b/>
         <w:bCs/>
         <w:i w:val="0"/>
@@ -11705,6 +12250,7 @@
     </w:tcPr>
     <w:tblStylePr w:type="firstRow">
       <w:rPr>
+        <w:rFonts w:eastAsia="黑体"/>
         <w:b/>
         <w:bCs/>
         <w:i w:val="0"/>
@@ -11726,6 +12272,7 @@
     </w:tblStylePr>
     <w:tblStylePr w:type="lastRow">
       <w:rPr>
+        <w:rFonts w:eastAsia="黑体"/>
         <w:b/>
         <w:bCs/>
         <w:i w:val="0"/>
@@ -11747,6 +12294,7 @@
     </w:tblStylePr>
     <w:tblStylePr w:type="firstCol">
       <w:rPr>
+        <w:rFonts w:eastAsia="黑体"/>
         <w:b/>
         <w:bCs/>
         <w:i w:val="0"/>
@@ -11766,6 +12314,7 @@
     </w:tblStylePr>
     <w:tblStylePr w:type="lastCol">
       <w:rPr>
+        <w:rFonts w:eastAsia="黑体"/>
         <w:b/>
         <w:bCs/>
         <w:i w:val="0"/>
@@ -11846,6 +12395,7 @@
     </w:tcPr>
     <w:tblStylePr w:type="firstRow">
       <w:rPr>
+        <w:rFonts w:eastAsia="黑体"/>
         <w:b/>
         <w:bCs/>
         <w:i w:val="0"/>
@@ -11867,6 +12417,7 @@
     </w:tblStylePr>
     <w:tblStylePr w:type="lastRow">
       <w:rPr>
+        <w:rFonts w:eastAsia="黑体"/>
         <w:b/>
         <w:bCs/>
         <w:i w:val="0"/>
@@ -11888,6 +12439,7 @@
     </w:tblStylePr>
     <w:tblStylePr w:type="firstCol">
       <w:rPr>
+        <w:rFonts w:eastAsia="黑体"/>
         <w:b/>
         <w:bCs/>
         <w:i w:val="0"/>
@@ -11907,6 +12459,7 @@
     </w:tblStylePr>
     <w:tblStylePr w:type="lastCol">
       <w:rPr>
+        <w:rFonts w:eastAsia="黑体"/>
         <w:b/>
         <w:bCs/>
         <w:i w:val="0"/>
@@ -11987,6 +12540,7 @@
     </w:tcPr>
     <w:tblStylePr w:type="firstRow">
       <w:rPr>
+        <w:rFonts w:eastAsia="黑体"/>
         <w:b/>
         <w:bCs/>
         <w:i w:val="0"/>
@@ -12008,6 +12562,7 @@
     </w:tblStylePr>
     <w:tblStylePr w:type="lastRow">
       <w:rPr>
+        <w:rFonts w:eastAsia="黑体"/>
         <w:b/>
         <w:bCs/>
         <w:i w:val="0"/>
@@ -12029,6 +12584,7 @@
     </w:tblStylePr>
     <w:tblStylePr w:type="firstCol">
       <w:rPr>
+        <w:rFonts w:eastAsia="黑体"/>
         <w:b/>
         <w:bCs/>
         <w:i w:val="0"/>
@@ -12048,6 +12604,7 @@
     </w:tblStylePr>
     <w:tblStylePr w:type="lastCol">
       <w:rPr>
+        <w:rFonts w:eastAsia="黑体"/>
         <w:b/>
         <w:bCs/>
         <w:i w:val="0"/>
@@ -12128,6 +12685,7 @@
     </w:tcPr>
     <w:tblStylePr w:type="firstRow">
       <w:rPr>
+        <w:rFonts w:eastAsia="黑体"/>
         <w:b/>
         <w:bCs/>
         <w:i w:val="0"/>
@@ -12149,6 +12707,7 @@
     </w:tblStylePr>
     <w:tblStylePr w:type="lastRow">
       <w:rPr>
+        <w:rFonts w:eastAsia="黑体"/>
         <w:b/>
         <w:bCs/>
         <w:i w:val="0"/>
@@ -12170,6 +12729,7 @@
     </w:tblStylePr>
     <w:tblStylePr w:type="firstCol">
       <w:rPr>
+        <w:rFonts w:eastAsia="黑体"/>
         <w:b/>
         <w:bCs/>
         <w:i w:val="0"/>
@@ -12189,6 +12749,7 @@
     </w:tblStylePr>
     <w:tblStylePr w:type="lastCol">
       <w:rPr>
+        <w:rFonts w:eastAsia="黑体"/>
         <w:b/>
         <w:bCs/>
         <w:i w:val="0"/>
@@ -12269,6 +12830,7 @@
     </w:tcPr>
     <w:tblStylePr w:type="firstRow">
       <w:rPr>
+        <w:rFonts w:eastAsia="黑体"/>
         <w:b/>
         <w:bCs/>
         <w:i w:val="0"/>
@@ -12290,6 +12852,7 @@
     </w:tblStylePr>
     <w:tblStylePr w:type="lastRow">
       <w:rPr>
+        <w:rFonts w:eastAsia="黑体"/>
         <w:b/>
         <w:bCs/>
         <w:i w:val="0"/>
@@ -12311,6 +12874,7 @@
     </w:tblStylePr>
     <w:tblStylePr w:type="firstCol">
       <w:rPr>
+        <w:rFonts w:eastAsia="黑体"/>
         <w:b/>
         <w:bCs/>
         <w:i w:val="0"/>
@@ -12330,6 +12894,7 @@
     </w:tblStylePr>
     <w:tblStylePr w:type="lastCol">
       <w:rPr>
+        <w:rFonts w:eastAsia="黑体"/>
         <w:b/>
         <w:bCs/>
         <w:i w:val="0"/>
@@ -12387,6 +12952,7 @@
       <w:spacing w:after="0" w:line="240" w:lineRule="auto"/>
     </w:pPr>
     <w:rPr>
+      <w:rFonts w:eastAsia="黑体"/>
       <w:color w:themeColor="background1" w:val="FFFFFF"/>
     </w:rPr>
     <w:tblPr>
@@ -12405,6 +12971,7 @@
     </w:tcPr>
     <w:tblStylePr w:type="firstRow">
       <w:rPr>
+        <w:rFonts w:eastAsia="黑体"/>
         <w:b/>
         <w:bCs/>
       </w:rPr>
@@ -12501,6 +13068,7 @@
       <w:spacing w:after="0" w:line="240" w:lineRule="auto"/>
     </w:pPr>
     <w:rPr>
+      <w:rFonts w:eastAsia="黑体"/>
       <w:color w:themeColor="background1" w:val="FFFFFF"/>
     </w:rPr>
     <w:tblPr>
@@ -12519,6 +13087,7 @@
     </w:tcPr>
     <w:tblStylePr w:type="firstRow">
       <w:rPr>
+        <w:rFonts w:eastAsia="黑体"/>
         <w:b/>
         <w:bCs/>
       </w:rPr>
@@ -12615,6 +13184,7 @@
       <w:spacing w:after="0" w:line="240" w:lineRule="auto"/>
     </w:pPr>
     <w:rPr>
+      <w:rFonts w:eastAsia="黑体"/>
       <w:color w:themeColor="background1" w:val="FFFFFF"/>
     </w:rPr>
     <w:tblPr>
@@ -12633,6 +13203,7 @@
     </w:tcPr>
     <w:tblStylePr w:type="firstRow">
       <w:rPr>
+        <w:rFonts w:eastAsia="黑体"/>
         <w:b/>
         <w:bCs/>
       </w:rPr>
@@ -12729,6 +13300,7 @@
       <w:spacing w:after="0" w:line="240" w:lineRule="auto"/>
     </w:pPr>
     <w:rPr>
+      <w:rFonts w:eastAsia="黑体"/>
       <w:color w:themeColor="background1" w:val="FFFFFF"/>
     </w:rPr>
     <w:tblPr>
@@ -12747,6 +13319,7 @@
     </w:tcPr>
     <w:tblStylePr w:type="firstRow">
       <w:rPr>
+        <w:rFonts w:eastAsia="黑体"/>
         <w:b/>
         <w:bCs/>
       </w:rPr>
@@ -12843,6 +13416,7 @@
       <w:spacing w:after="0" w:line="240" w:lineRule="auto"/>
     </w:pPr>
     <w:rPr>
+      <w:rFonts w:eastAsia="黑体"/>
       <w:color w:themeColor="background1" w:val="FFFFFF"/>
     </w:rPr>
     <w:tblPr>
@@ -12861,6 +13435,7 @@
     </w:tcPr>
     <w:tblStylePr w:type="firstRow">
       <w:rPr>
+        <w:rFonts w:eastAsia="黑体"/>
         <w:b/>
         <w:bCs/>
       </w:rPr>
@@ -12957,6 +13532,7 @@
       <w:spacing w:after="0" w:line="240" w:lineRule="auto"/>
     </w:pPr>
     <w:rPr>
+      <w:rFonts w:eastAsia="黑体"/>
       <w:color w:themeColor="background1" w:val="FFFFFF"/>
     </w:rPr>
     <w:tblPr>
@@ -12975,6 +13551,7 @@
     </w:tcPr>
     <w:tblStylePr w:type="firstRow">
       <w:rPr>
+        <w:rFonts w:eastAsia="黑体"/>
         <w:b/>
         <w:bCs/>
       </w:rPr>
@@ -13071,6 +13648,7 @@
       <w:spacing w:after="0" w:line="240" w:lineRule="auto"/>
     </w:pPr>
     <w:rPr>
+      <w:rFonts w:eastAsia="黑体"/>
       <w:color w:themeColor="background1" w:val="FFFFFF"/>
     </w:rPr>
     <w:tblPr>
@@ -13089,6 +13667,7 @@
     </w:tcPr>
     <w:tblStylePr w:type="firstRow">
       <w:rPr>
+        <w:rFonts w:eastAsia="黑体"/>
         <w:b/>
         <w:bCs/>
       </w:rPr>
@@ -13185,6 +13764,7 @@
       <w:spacing w:after="0" w:line="240" w:lineRule="auto"/>
     </w:pPr>
     <w:rPr>
+      <w:rFonts w:eastAsia="黑体"/>
       <w:color w:themeColor="text1" w:val="000000"/>
     </w:rPr>
     <w:tblPr>
@@ -13211,6 +13791,7 @@
     </w:tcPr>
     <w:tblStylePr w:type="firstRow">
       <w:rPr>
+        <w:rFonts w:eastAsia="黑体"/>
         <w:b/>
         <w:bCs/>
       </w:rPr>
@@ -13229,6 +13810,7 @@
     </w:tblStylePr>
     <w:tblStylePr w:type="lastRow">
       <w:rPr>
+        <w:rFonts w:eastAsia="黑体"/>
         <w:b/>
         <w:bCs/>
         <w:color w:themeColor="background1" w:val="FFFFFF"/>
@@ -13243,6 +13825,7 @@
     </w:tblStylePr>
     <w:tblStylePr w:type="firstCol">
       <w:rPr>
+        <w:rFonts w:eastAsia="黑体"/>
         <w:color w:themeColor="background1" w:val="FFFFFF"/>
       </w:rPr>
       <w:tblPr/>
@@ -13260,6 +13843,7 @@
     </w:tblStylePr>
     <w:tblStylePr w:type="lastCol">
       <w:rPr>
+        <w:rFonts w:eastAsia="黑体"/>
         <w:color w:themeColor="background1" w:val="FFFFFF"/>
       </w:rPr>
       <w:tblPr/>
@@ -13289,11 +13873,13 @@
     </w:tblStylePr>
     <w:tblStylePr w:type="neCell">
       <w:rPr>
+        <w:rFonts w:eastAsia="黑体"/>
         <w:color w:themeColor="text1" w:val="000000"/>
       </w:rPr>
     </w:tblStylePr>
     <w:tblStylePr w:type="nwCell">
       <w:rPr>
+        <w:rFonts w:eastAsia="黑体"/>
         <w:color w:themeColor="text1" w:val="000000"/>
       </w:rPr>
     </w:tblStylePr>
@@ -13307,6 +13893,7 @@
       <w:spacing w:after="0" w:line="240" w:lineRule="auto"/>
     </w:pPr>
     <w:rPr>
+      <w:rFonts w:eastAsia="黑体"/>
       <w:color w:themeColor="text1" w:val="000000"/>
     </w:rPr>
     <w:tblPr>
@@ -13333,6 +13920,7 @@
     </w:tcPr>
     <w:tblStylePr w:type="firstRow">
       <w:rPr>
+        <w:rFonts w:eastAsia="黑体"/>
         <w:b/>
         <w:bCs/>
       </w:rPr>
@@ -13351,6 +13939,7 @@
     </w:tblStylePr>
     <w:tblStylePr w:type="lastRow">
       <w:rPr>
+        <w:rFonts w:eastAsia="黑体"/>
         <w:b/>
         <w:bCs/>
         <w:color w:themeColor="background1" w:val="FFFFFF"/>
@@ -13365,6 +13954,7 @@
     </w:tblStylePr>
     <w:tblStylePr w:type="firstCol">
       <w:rPr>
+        <w:rFonts w:eastAsia="黑体"/>
         <w:color w:themeColor="background1" w:val="FFFFFF"/>
       </w:rPr>
       <w:tblPr/>
@@ -13382,6 +13972,7 @@
     </w:tblStylePr>
     <w:tblStylePr w:type="lastCol">
       <w:rPr>
+        <w:rFonts w:eastAsia="黑体"/>
         <w:color w:themeColor="background1" w:val="FFFFFF"/>
       </w:rPr>
       <w:tblPr/>
@@ -13411,11 +14002,13 @@
     </w:tblStylePr>
     <w:tblStylePr w:type="neCell">
       <w:rPr>
+        <w:rFonts w:eastAsia="黑体"/>
         <w:color w:themeColor="text1" w:val="000000"/>
       </w:rPr>
     </w:tblStylePr>
     <w:tblStylePr w:type="nwCell">
       <w:rPr>
+        <w:rFonts w:eastAsia="黑体"/>
         <w:color w:themeColor="text1" w:val="000000"/>
       </w:rPr>
     </w:tblStylePr>
@@ -13429,6 +14022,7 @@
       <w:spacing w:after="0" w:line="240" w:lineRule="auto"/>
     </w:pPr>
     <w:rPr>
+      <w:rFonts w:eastAsia="黑体"/>
       <w:color w:themeColor="text1" w:val="000000"/>
     </w:rPr>
     <w:tblPr>
@@ -13455,6 +14049,7 @@
     </w:tcPr>
     <w:tblStylePr w:type="firstRow">
       <w:rPr>
+        <w:rFonts w:eastAsia="黑体"/>
         <w:b/>
         <w:bCs/>
       </w:rPr>
@@ -13473,6 +14068,7 @@
     </w:tblStylePr>
     <w:tblStylePr w:type="lastRow">
       <w:rPr>
+        <w:rFonts w:eastAsia="黑体"/>
         <w:b/>
         <w:bCs/>
         <w:color w:themeColor="background1" w:val="FFFFFF"/>
@@ -13487,6 +14083,7 @@
     </w:tblStylePr>
     <w:tblStylePr w:type="firstCol">
       <w:rPr>
+        <w:rFonts w:eastAsia="黑体"/>
         <w:color w:themeColor="background1" w:val="FFFFFF"/>
       </w:rPr>
       <w:tblPr/>
@@ -13504,6 +14101,7 @@
     </w:tblStylePr>
     <w:tblStylePr w:type="lastCol">
       <w:rPr>
+        <w:rFonts w:eastAsia="黑体"/>
         <w:color w:themeColor="background1" w:val="FFFFFF"/>
       </w:rPr>
       <w:tblPr/>
@@ -13533,11 +14131,13 @@
     </w:tblStylePr>
     <w:tblStylePr w:type="neCell">
       <w:rPr>
+        <w:rFonts w:eastAsia="黑体"/>
         <w:color w:themeColor="text1" w:val="000000"/>
       </w:rPr>
     </w:tblStylePr>
     <w:tblStylePr w:type="nwCell">
       <w:rPr>
+        <w:rFonts w:eastAsia="黑体"/>
         <w:color w:themeColor="text1" w:val="000000"/>
       </w:rPr>
     </w:tblStylePr>
@@ -13551,6 +14151,7 @@
       <w:spacing w:after="0" w:line="240" w:lineRule="auto"/>
     </w:pPr>
     <w:rPr>
+      <w:rFonts w:eastAsia="黑体"/>
       <w:color w:themeColor="text1" w:val="000000"/>
     </w:rPr>
     <w:tblPr>
@@ -13577,6 +14178,7 @@
     </w:tcPr>
     <w:tblStylePr w:type="firstRow">
       <w:rPr>
+        <w:rFonts w:eastAsia="黑体"/>
         <w:b/>
         <w:bCs/>
       </w:rPr>
@@ -13595,6 +14197,7 @@
     </w:tblStylePr>
     <w:tblStylePr w:type="lastRow">
       <w:rPr>
+        <w:rFonts w:eastAsia="黑体"/>
         <w:b/>
         <w:bCs/>
         <w:color w:themeColor="background1" w:val="FFFFFF"/>
@@ -13609,6 +14212,7 @@
     </w:tblStylePr>
     <w:tblStylePr w:type="firstCol">
       <w:rPr>
+        <w:rFonts w:eastAsia="黑体"/>
         <w:color w:themeColor="background1" w:val="FFFFFF"/>
       </w:rPr>
       <w:tblPr/>
@@ -13626,6 +14230,7 @@
     </w:tblStylePr>
     <w:tblStylePr w:type="lastCol">
       <w:rPr>
+        <w:rFonts w:eastAsia="黑体"/>
         <w:color w:themeColor="background1" w:val="FFFFFF"/>
       </w:rPr>
       <w:tblPr/>
@@ -13663,6 +14268,7 @@
       <w:spacing w:after="0" w:line="240" w:lineRule="auto"/>
     </w:pPr>
     <w:rPr>
+      <w:rFonts w:eastAsia="黑体"/>
       <w:color w:themeColor="text1" w:val="000000"/>
     </w:rPr>
     <w:tblPr>
@@ -13689,6 +14295,7 @@
     </w:tcPr>
     <w:tblStylePr w:type="firstRow">
       <w:rPr>
+        <w:rFonts w:eastAsia="黑体"/>
         <w:b/>
         <w:bCs/>
       </w:rPr>
@@ -13707,6 +14314,7 @@
     </w:tblStylePr>
     <w:tblStylePr w:type="lastRow">
       <w:rPr>
+        <w:rFonts w:eastAsia="黑体"/>
         <w:b/>
         <w:bCs/>
         <w:color w:themeColor="background1" w:val="FFFFFF"/>
@@ -13721,6 +14329,7 @@
     </w:tblStylePr>
     <w:tblStylePr w:type="firstCol">
       <w:rPr>
+        <w:rFonts w:eastAsia="黑体"/>
         <w:color w:themeColor="background1" w:val="FFFFFF"/>
       </w:rPr>
       <w:tblPr/>
@@ -13738,6 +14347,7 @@
     </w:tblStylePr>
     <w:tblStylePr w:type="lastCol">
       <w:rPr>
+        <w:rFonts w:eastAsia="黑体"/>
         <w:color w:themeColor="background1" w:val="FFFFFF"/>
       </w:rPr>
       <w:tblPr/>
@@ -13767,11 +14377,13 @@
     </w:tblStylePr>
     <w:tblStylePr w:type="neCell">
       <w:rPr>
+        <w:rFonts w:eastAsia="黑体"/>
         <w:color w:themeColor="text1" w:val="000000"/>
       </w:rPr>
     </w:tblStylePr>
     <w:tblStylePr w:type="nwCell">
       <w:rPr>
+        <w:rFonts w:eastAsia="黑体"/>
         <w:color w:themeColor="text1" w:val="000000"/>
       </w:rPr>
     </w:tblStylePr>
@@ -13785,6 +14397,7 @@
       <w:spacing w:after="0" w:line="240" w:lineRule="auto"/>
     </w:pPr>
     <w:rPr>
+      <w:rFonts w:eastAsia="黑体"/>
       <w:color w:themeColor="text1" w:val="000000"/>
     </w:rPr>
     <w:tblPr>
@@ -13811,6 +14424,7 @@
     </w:tcPr>
     <w:tblStylePr w:type="firstRow">
       <w:rPr>
+        <w:rFonts w:eastAsia="黑体"/>
         <w:b/>
         <w:bCs/>
       </w:rPr>
@@ -13829,6 +14443,7 @@
     </w:tblStylePr>
     <w:tblStylePr w:type="lastRow">
       <w:rPr>
+        <w:rFonts w:eastAsia="黑体"/>
         <w:b/>
         <w:bCs/>
         <w:color w:themeColor="background1" w:val="FFFFFF"/>
@@ -13843,6 +14458,7 @@
     </w:tblStylePr>
     <w:tblStylePr w:type="firstCol">
       <w:rPr>
+        <w:rFonts w:eastAsia="黑体"/>
         <w:color w:themeColor="background1" w:val="FFFFFF"/>
       </w:rPr>
       <w:tblPr/>
@@ -13860,6 +14476,7 @@
     </w:tblStylePr>
     <w:tblStylePr w:type="lastCol">
       <w:rPr>
+        <w:rFonts w:eastAsia="黑体"/>
         <w:color w:themeColor="background1" w:val="FFFFFF"/>
       </w:rPr>
       <w:tblPr/>
@@ -13889,11 +14506,13 @@
     </w:tblStylePr>
     <w:tblStylePr w:type="neCell">
       <w:rPr>
+        <w:rFonts w:eastAsia="黑体"/>
         <w:color w:themeColor="text1" w:val="000000"/>
       </w:rPr>
     </w:tblStylePr>
     <w:tblStylePr w:type="nwCell">
       <w:rPr>
+        <w:rFonts w:eastAsia="黑体"/>
         <w:color w:themeColor="text1" w:val="000000"/>
       </w:rPr>
     </w:tblStylePr>
@@ -13907,6 +14526,7 @@
       <w:spacing w:after="0" w:line="240" w:lineRule="auto"/>
     </w:pPr>
     <w:rPr>
+      <w:rFonts w:eastAsia="黑体"/>
       <w:color w:themeColor="text1" w:val="000000"/>
     </w:rPr>
     <w:tblPr>
@@ -13933,6 +14553,7 @@
     </w:tcPr>
     <w:tblStylePr w:type="firstRow">
       <w:rPr>
+        <w:rFonts w:eastAsia="黑体"/>
         <w:b/>
         <w:bCs/>
       </w:rPr>
@@ -13951,6 +14572,7 @@
     </w:tblStylePr>
     <w:tblStylePr w:type="lastRow">
       <w:rPr>
+        <w:rFonts w:eastAsia="黑体"/>
         <w:b/>
         <w:bCs/>
         <w:color w:themeColor="background1" w:val="FFFFFF"/>
@@ -13965,6 +14587,7 @@
     </w:tblStylePr>
     <w:tblStylePr w:type="firstCol">
       <w:rPr>
+        <w:rFonts w:eastAsia="黑体"/>
         <w:color w:themeColor="background1" w:val="FFFFFF"/>
       </w:rPr>
       <w:tblPr/>
@@ -13982,6 +14605,7 @@
     </w:tblStylePr>
     <w:tblStylePr w:type="lastCol">
       <w:rPr>
+        <w:rFonts w:eastAsia="黑体"/>
         <w:color w:themeColor="background1" w:val="FFFFFF"/>
       </w:rPr>
       <w:tblPr/>
@@ -14011,11 +14635,13 @@
     </w:tblStylePr>
     <w:tblStylePr w:type="neCell">
       <w:rPr>
+        <w:rFonts w:eastAsia="黑体"/>
         <w:color w:themeColor="text1" w:val="000000"/>
       </w:rPr>
     </w:tblStylePr>
     <w:tblStylePr w:type="nwCell">
       <w:rPr>
+        <w:rFonts w:eastAsia="黑体"/>
         <w:color w:themeColor="text1" w:val="000000"/>
       </w:rPr>
     </w:tblStylePr>
@@ -14029,6 +14655,7 @@
       <w:spacing w:after="0" w:line="240" w:lineRule="auto"/>
     </w:pPr>
     <w:rPr>
+      <w:rFonts w:eastAsia="黑体"/>
       <w:color w:themeColor="text1" w:val="000000"/>
     </w:rPr>
     <w:tblPr>
@@ -14047,6 +14674,7 @@
     </w:tcPr>
     <w:tblStylePr w:type="firstRow">
       <w:rPr>
+        <w:rFonts w:eastAsia="黑体"/>
         <w:b/>
         <w:bCs/>
         <w:color w:themeColor="background1" w:val="FFFFFF"/>
@@ -14061,6 +14689,7 @@
     </w:tblStylePr>
     <w:tblStylePr w:type="lastRow">
       <w:rPr>
+        <w:rFonts w:eastAsia="黑体"/>
         <w:b/>
         <w:bCs/>
         <w:color w:themeColor="accent2" w:themeShade="CC" w:val="9E3A38"/>
@@ -14075,12 +14704,14 @@
     </w:tblStylePr>
     <w:tblStylePr w:type="firstCol">
       <w:rPr>
+        <w:rFonts w:eastAsia="黑体"/>
         <w:b/>
         <w:bCs/>
       </w:rPr>
     </w:tblStylePr>
     <w:tblStylePr w:type="lastCol">
       <w:rPr>
+        <w:rFonts w:eastAsia="黑体"/>
         <w:b/>
         <w:bCs/>
       </w:rPr>
@@ -14115,6 +14746,7 @@
       <w:spacing w:after="0" w:line="240" w:lineRule="auto"/>
     </w:pPr>
     <w:rPr>
+      <w:rFonts w:eastAsia="黑体"/>
       <w:color w:themeColor="text1" w:val="000000"/>
     </w:rPr>
     <w:tblPr>
@@ -14133,6 +14765,7 @@
     </w:tcPr>
     <w:tblStylePr w:type="firstRow">
       <w:rPr>
+        <w:rFonts w:eastAsia="黑体"/>
         <w:b/>
         <w:bCs/>
         <w:color w:themeColor="background1" w:val="FFFFFF"/>
@@ -14147,6 +14780,7 @@
     </w:tblStylePr>
     <w:tblStylePr w:type="lastRow">
       <w:rPr>
+        <w:rFonts w:eastAsia="黑体"/>
         <w:b/>
         <w:bCs/>
         <w:color w:themeColor="accent2" w:themeShade="CC" w:val="9E3A38"/>
@@ -14161,12 +14795,14 @@
     </w:tblStylePr>
     <w:tblStylePr w:type="firstCol">
       <w:rPr>
+        <w:rFonts w:eastAsia="黑体"/>
         <w:b/>
         <w:bCs/>
       </w:rPr>
     </w:tblStylePr>
     <w:tblStylePr w:type="lastCol">
       <w:rPr>
+        <w:rFonts w:eastAsia="黑体"/>
         <w:b/>
         <w:bCs/>
       </w:rPr>
@@ -14201,6 +14837,7 @@
       <w:spacing w:after="0" w:line="240" w:lineRule="auto"/>
     </w:pPr>
     <w:rPr>
+      <w:rFonts w:eastAsia="黑体"/>
       <w:color w:themeColor="text1" w:val="000000"/>
     </w:rPr>
     <w:tblPr>
@@ -14219,6 +14856,7 @@
     </w:tcPr>
     <w:tblStylePr w:type="firstRow">
       <w:rPr>
+        <w:rFonts w:eastAsia="黑体"/>
         <w:b/>
         <w:bCs/>
         <w:color w:themeColor="background1" w:val="FFFFFF"/>
@@ -14233,6 +14871,7 @@
     </w:tblStylePr>
     <w:tblStylePr w:type="lastRow">
       <w:rPr>
+        <w:rFonts w:eastAsia="黑体"/>
         <w:b/>
         <w:bCs/>
         <w:color w:themeColor="accent2" w:themeShade="CC" w:val="9E3A38"/>
@@ -14247,12 +14886,14 @@
     </w:tblStylePr>
     <w:tblStylePr w:type="firstCol">
       <w:rPr>
+        <w:rFonts w:eastAsia="黑体"/>
         <w:b/>
         <w:bCs/>
       </w:rPr>
     </w:tblStylePr>
     <w:tblStylePr w:type="lastCol">
       <w:rPr>
+        <w:rFonts w:eastAsia="黑体"/>
         <w:b/>
         <w:bCs/>
       </w:rPr>
@@ -14287,6 +14928,7 @@
       <w:spacing w:after="0" w:line="240" w:lineRule="auto"/>
     </w:pPr>
     <w:rPr>
+      <w:rFonts w:eastAsia="黑体"/>
       <w:color w:themeColor="text1" w:val="000000"/>
     </w:rPr>
     <w:tblPr>
@@ -14305,6 +14947,7 @@
     </w:tcPr>
     <w:tblStylePr w:type="firstRow">
       <w:rPr>
+        <w:rFonts w:eastAsia="黑体"/>
         <w:b/>
         <w:bCs/>
         <w:color w:themeColor="background1" w:val="FFFFFF"/>
@@ -14319,6 +14962,7 @@
     </w:tblStylePr>
     <w:tblStylePr w:type="lastRow">
       <w:rPr>
+        <w:rFonts w:eastAsia="黑体"/>
         <w:b/>
         <w:bCs/>
         <w:color w:themeColor="accent4" w:themeShade="CC" w:val="664E82"/>
@@ -14333,12 +14977,14 @@
     </w:tblStylePr>
     <w:tblStylePr w:type="firstCol">
       <w:rPr>
+        <w:rFonts w:eastAsia="黑体"/>
         <w:b/>
         <w:bCs/>
       </w:rPr>
     </w:tblStylePr>
     <w:tblStylePr w:type="lastCol">
       <w:rPr>
+        <w:rFonts w:eastAsia="黑体"/>
         <w:b/>
         <w:bCs/>
       </w:rPr>
@@ -14373,6 +15019,7 @@
       <w:spacing w:after="0" w:line="240" w:lineRule="auto"/>
     </w:pPr>
     <w:rPr>
+      <w:rFonts w:eastAsia="黑体"/>
       <w:color w:themeColor="text1" w:val="000000"/>
     </w:rPr>
     <w:tblPr>
@@ -14391,6 +15038,7 @@
     </w:tcPr>
     <w:tblStylePr w:type="firstRow">
       <w:rPr>
+        <w:rFonts w:eastAsia="黑体"/>
         <w:b/>
         <w:bCs/>
         <w:color w:themeColor="background1" w:val="FFFFFF"/>
@@ -14405,6 +15053,7 @@
     </w:tblStylePr>
     <w:tblStylePr w:type="lastRow">
       <w:rPr>
+        <w:rFonts w:eastAsia="黑体"/>
         <w:b/>
         <w:bCs/>
         <w:color w:themeColor="accent3" w:themeShade="CC" w:val="7E9C40"/>
@@ -14419,12 +15068,14 @@
     </w:tblStylePr>
     <w:tblStylePr w:type="firstCol">
       <w:rPr>
+        <w:rFonts w:eastAsia="黑体"/>
         <w:b/>
         <w:bCs/>
       </w:rPr>
     </w:tblStylePr>
     <w:tblStylePr w:type="lastCol">
       <w:rPr>
+        <w:rFonts w:eastAsia="黑体"/>
         <w:b/>
         <w:bCs/>
       </w:rPr>
@@ -14459,6 +15110,7 @@
       <w:spacing w:after="0" w:line="240" w:lineRule="auto"/>
     </w:pPr>
     <w:rPr>
+      <w:rFonts w:eastAsia="黑体"/>
       <w:color w:themeColor="text1" w:val="000000"/>
     </w:rPr>
     <w:tblPr>
@@ -14477,6 +15129,7 @@
     </w:tcPr>
     <w:tblStylePr w:type="firstRow">
       <w:rPr>
+        <w:rFonts w:eastAsia="黑体"/>
         <w:b/>
         <w:bCs/>
         <w:color w:themeColor="background1" w:val="FFFFFF"/>
@@ -14491,6 +15144,7 @@
     </w:tblStylePr>
     <w:tblStylePr w:type="lastRow">
       <w:rPr>
+        <w:rFonts w:eastAsia="黑体"/>
         <w:b/>
         <w:bCs/>
         <w:color w:themeColor="accent6" w:themeShade="CC" w:val="F2730A"/>
@@ -14505,12 +15159,14 @@
     </w:tblStylePr>
     <w:tblStylePr w:type="firstCol">
       <w:rPr>
+        <w:rFonts w:eastAsia="黑体"/>
         <w:b/>
         <w:bCs/>
       </w:rPr>
     </w:tblStylePr>
     <w:tblStylePr w:type="lastCol">
       <w:rPr>
+        <w:rFonts w:eastAsia="黑体"/>
         <w:b/>
         <w:bCs/>
       </w:rPr>
@@ -14545,6 +15201,7 @@
       <w:spacing w:after="0" w:line="240" w:lineRule="auto"/>
     </w:pPr>
     <w:rPr>
+      <w:rFonts w:eastAsia="黑体"/>
       <w:color w:themeColor="text1" w:val="000000"/>
     </w:rPr>
     <w:tblPr>
@@ -14563,6 +15220,7 @@
     </w:tcPr>
     <w:tblStylePr w:type="firstRow">
       <w:rPr>
+        <w:rFonts w:eastAsia="黑体"/>
         <w:b/>
         <w:bCs/>
         <w:color w:themeColor="background1" w:val="FFFFFF"/>
@@ -14577,6 +15235,7 @@
     </w:tblStylePr>
     <w:tblStylePr w:type="lastRow">
       <w:rPr>
+        <w:rFonts w:eastAsia="黑体"/>
         <w:b/>
         <w:bCs/>
         <w:color w:themeColor="accent5" w:themeShade="CC" w:val="348DA5"/>
@@ -14591,12 +15250,14 @@
     </w:tblStylePr>
     <w:tblStylePr w:type="firstCol">
       <w:rPr>
+        <w:rFonts w:eastAsia="黑体"/>
         <w:b/>
         <w:bCs/>
       </w:rPr>
     </w:tblStylePr>
     <w:tblStylePr w:type="lastCol">
       <w:rPr>
+        <w:rFonts w:eastAsia="黑体"/>
         <w:b/>
         <w:bCs/>
       </w:rPr>
@@ -14631,6 +15292,7 @@
       <w:spacing w:after="0" w:line="240" w:lineRule="auto"/>
     </w:pPr>
     <w:rPr>
+      <w:rFonts w:eastAsia="黑体"/>
       <w:color w:themeColor="text1" w:val="000000"/>
     </w:rPr>
     <w:tblPr>
@@ -14652,6 +15314,7 @@
     </w:tcPr>
     <w:tblStylePr w:type="firstRow">
       <w:rPr>
+        <w:rFonts w:eastAsia="黑体"/>
         <w:b/>
         <w:bCs/>
       </w:rPr>
@@ -14662,6 +15325,7 @@
     </w:tblStylePr>
     <w:tblStylePr w:type="lastRow">
       <w:rPr>
+        <w:rFonts w:eastAsia="黑体"/>
         <w:b/>
         <w:bCs/>
         <w:color w:themeColor="text1" w:val="000000"/>
@@ -14673,6 +15337,7 @@
     </w:tblStylePr>
     <w:tblStylePr w:type="firstCol">
       <w:rPr>
+        <w:rFonts w:eastAsia="黑体"/>
         <w:color w:themeColor="background1" w:val="FFFFFF"/>
       </w:rPr>
       <w:tblPr/>
@@ -14682,6 +15347,7 @@
     </w:tblStylePr>
     <w:tblStylePr w:type="lastCol">
       <w:rPr>
+        <w:rFonts w:eastAsia="黑体"/>
         <w:color w:themeColor="background1" w:val="FFFFFF"/>
       </w:rPr>
       <w:tblPr/>
@@ -14711,6 +15377,7 @@
       <w:spacing w:after="0" w:line="240" w:lineRule="auto"/>
     </w:pPr>
     <w:rPr>
+      <w:rFonts w:eastAsia="黑体"/>
       <w:color w:themeColor="text1" w:val="000000"/>
     </w:rPr>
     <w:tblPr>
@@ -14732,6 +15399,7 @@
     </w:tcPr>
     <w:tblStylePr w:type="firstRow">
       <w:rPr>
+        <w:rFonts w:eastAsia="黑体"/>
         <w:b/>
         <w:bCs/>
       </w:rPr>
@@ -14742,6 +15410,7 @@
     </w:tblStylePr>
     <w:tblStylePr w:type="lastRow">
       <w:rPr>
+        <w:rFonts w:eastAsia="黑体"/>
         <w:b/>
         <w:bCs/>
         <w:color w:themeColor="text1" w:val="000000"/>
@@ -14753,6 +15422,7 @@
     </w:tblStylePr>
     <w:tblStylePr w:type="firstCol">
       <w:rPr>
+        <w:rFonts w:eastAsia="黑体"/>
         <w:color w:themeColor="background1" w:val="FFFFFF"/>
       </w:rPr>
       <w:tblPr/>
@@ -14762,6 +15432,7 @@
     </w:tblStylePr>
     <w:tblStylePr w:type="lastCol">
       <w:rPr>
+        <w:rFonts w:eastAsia="黑体"/>
         <w:color w:themeColor="background1" w:val="FFFFFF"/>
       </w:rPr>
       <w:tblPr/>
@@ -14791,6 +15462,7 @@
       <w:spacing w:after="0" w:line="240" w:lineRule="auto"/>
     </w:pPr>
     <w:rPr>
+      <w:rFonts w:eastAsia="黑体"/>
       <w:color w:themeColor="text1" w:val="000000"/>
     </w:rPr>
     <w:tblPr>
@@ -14812,6 +15484,7 @@
     </w:tcPr>
     <w:tblStylePr w:type="firstRow">
       <w:rPr>
+        <w:rFonts w:eastAsia="黑体"/>
         <w:b/>
         <w:bCs/>
       </w:rPr>
@@ -14822,6 +15495,7 @@
     </w:tblStylePr>
     <w:tblStylePr w:type="lastRow">
       <w:rPr>
+        <w:rFonts w:eastAsia="黑体"/>
         <w:b/>
         <w:bCs/>
         <w:color w:themeColor="text1" w:val="000000"/>
@@ -14833,6 +15507,7 @@
     </w:tblStylePr>
     <w:tblStylePr w:type="firstCol">
       <w:rPr>
+        <w:rFonts w:eastAsia="黑体"/>
         <w:color w:themeColor="background1" w:val="FFFFFF"/>
       </w:rPr>
       <w:tblPr/>
@@ -14842,6 +15517,7 @@
     </w:tblStylePr>
     <w:tblStylePr w:type="lastCol">
       <w:rPr>
+        <w:rFonts w:eastAsia="黑体"/>
         <w:color w:themeColor="background1" w:val="FFFFFF"/>
       </w:rPr>
       <w:tblPr/>
@@ -14871,6 +15547,7 @@
       <w:spacing w:after="0" w:line="240" w:lineRule="auto"/>
     </w:pPr>
     <w:rPr>
+      <w:rFonts w:eastAsia="黑体"/>
       <w:color w:themeColor="text1" w:val="000000"/>
     </w:rPr>
     <w:tblPr>
@@ -14892,6 +15569,7 @@
     </w:tcPr>
     <w:tblStylePr w:type="firstRow">
       <w:rPr>
+        <w:rFonts w:eastAsia="黑体"/>
         <w:b/>
         <w:bCs/>
       </w:rPr>
@@ -14902,6 +15580,7 @@
     </w:tblStylePr>
     <w:tblStylePr w:type="lastRow">
       <w:rPr>
+        <w:rFonts w:eastAsia="黑体"/>
         <w:b/>
         <w:bCs/>
         <w:color w:themeColor="text1" w:val="000000"/>
@@ -14913,6 +15592,7 @@
     </w:tblStylePr>
     <w:tblStylePr w:type="firstCol">
       <w:rPr>
+        <w:rFonts w:eastAsia="黑体"/>
         <w:color w:themeColor="background1" w:val="FFFFFF"/>
       </w:rPr>
       <w:tblPr/>
@@ -14922,6 +15602,7 @@
     </w:tblStylePr>
     <w:tblStylePr w:type="lastCol">
       <w:rPr>
+        <w:rFonts w:eastAsia="黑体"/>
         <w:color w:themeColor="background1" w:val="FFFFFF"/>
       </w:rPr>
       <w:tblPr/>
@@ -14951,6 +15632,7 @@
       <w:spacing w:after="0" w:line="240" w:lineRule="auto"/>
     </w:pPr>
     <w:rPr>
+      <w:rFonts w:eastAsia="黑体"/>
       <w:color w:themeColor="text1" w:val="000000"/>
     </w:rPr>
     <w:tblPr>
@@ -14972,6 +15654,7 @@
     </w:tcPr>
     <w:tblStylePr w:type="firstRow">
       <w:rPr>
+        <w:rFonts w:eastAsia="黑体"/>
         <w:b/>
         <w:bCs/>
       </w:rPr>
@@ -14982,6 +15665,7 @@
     </w:tblStylePr>
     <w:tblStylePr w:type="lastRow">
       <w:rPr>
+        <w:rFonts w:eastAsia="黑体"/>
         <w:b/>
         <w:bCs/>
         <w:color w:themeColor="text1" w:val="000000"/>
@@ -14993,6 +15677,7 @@
     </w:tblStylePr>
     <w:tblStylePr w:type="firstCol">
       <w:rPr>
+        <w:rFonts w:eastAsia="黑体"/>
         <w:color w:themeColor="background1" w:val="FFFFFF"/>
       </w:rPr>
       <w:tblPr/>
@@ -15002,6 +15687,7 @@
     </w:tblStylePr>
     <w:tblStylePr w:type="lastCol">
       <w:rPr>
+        <w:rFonts w:eastAsia="黑体"/>
         <w:color w:themeColor="background1" w:val="FFFFFF"/>
       </w:rPr>
       <w:tblPr/>
@@ -15031,6 +15717,7 @@
       <w:spacing w:after="0" w:line="240" w:lineRule="auto"/>
     </w:pPr>
     <w:rPr>
+      <w:rFonts w:eastAsia="黑体"/>
       <w:color w:themeColor="text1" w:val="000000"/>
     </w:rPr>
     <w:tblPr>
@@ -15052,6 +15739,7 @@
     </w:tcPr>
     <w:tblStylePr w:type="firstRow">
       <w:rPr>
+        <w:rFonts w:eastAsia="黑体"/>
         <w:b/>
         <w:bCs/>
       </w:rPr>
@@ -15062,6 +15750,7 @@
     </w:tblStylePr>
     <w:tblStylePr w:type="lastRow">
       <w:rPr>
+        <w:rFonts w:eastAsia="黑体"/>
         <w:b/>
         <w:bCs/>
         <w:color w:themeColor="text1" w:val="000000"/>
@@ -15073,6 +15762,7 @@
     </w:tblStylePr>
     <w:tblStylePr w:type="firstCol">
       <w:rPr>
+        <w:rFonts w:eastAsia="黑体"/>
         <w:color w:themeColor="background1" w:val="FFFFFF"/>
       </w:rPr>
       <w:tblPr/>
@@ -15082,6 +15772,7 @@
     </w:tblStylePr>
     <w:tblStylePr w:type="lastCol">
       <w:rPr>
+        <w:rFonts w:eastAsia="黑体"/>
         <w:color w:themeColor="background1" w:val="FFFFFF"/>
       </w:rPr>
       <w:tblPr/>
@@ -15111,6 +15802,7 @@
       <w:spacing w:after="0" w:line="240" w:lineRule="auto"/>
     </w:pPr>
     <w:rPr>
+      <w:rFonts w:eastAsia="黑体"/>
       <w:color w:themeColor="text1" w:val="000000"/>
     </w:rPr>
     <w:tblPr>
@@ -15132,6 +15824,7 @@
     </w:tcPr>
     <w:tblStylePr w:type="firstRow">
       <w:rPr>
+        <w:rFonts w:eastAsia="黑体"/>
         <w:b/>
         <w:bCs/>
       </w:rPr>
@@ -15142,6 +15835,7 @@
     </w:tblStylePr>
     <w:tblStylePr w:type="lastRow">
       <w:rPr>
+        <w:rFonts w:eastAsia="黑体"/>
         <w:b/>
         <w:bCs/>
         <w:color w:themeColor="text1" w:val="000000"/>
@@ -15153,6 +15847,7 @@
     </w:tblStylePr>
     <w:tblStylePr w:type="firstCol">
       <w:rPr>
+        <w:rFonts w:eastAsia="黑体"/>
         <w:color w:themeColor="background1" w:val="FFFFFF"/>
       </w:rPr>
       <w:tblPr/>
@@ -15162,6 +15857,7 @@
     </w:tblStylePr>
     <w:tblStylePr w:type="lastCol">
       <w:rPr>
+        <w:rFonts w:eastAsia="黑体"/>
         <w:color w:themeColor="background1" w:val="FFFFFF"/>
       </w:rPr>
       <w:tblPr/>
@@ -15194,6 +15890,7 @@
     <w:name w:val="KeywordTok"/>
     <w:basedOn w:val="VerbatimChar"/>
     <w:rPr>
+      <w:rFonts w:eastAsia="黑体"/>
       <w:b/>
       <w:color w:val="007020"/>
     </w:rPr>
@@ -15202,6 +15899,7 @@
     <w:name w:val="DataTypeTok"/>
     <w:basedOn w:val="VerbatimChar"/>
     <w:rPr>
+      <w:rFonts w:eastAsia="黑体"/>
       <w:color w:val="902000"/>
     </w:rPr>
   </w:style>
@@ -15209,6 +15907,7 @@
     <w:name w:val="DecValTok"/>
     <w:basedOn w:val="VerbatimChar"/>
     <w:rPr>
+      <w:rFonts w:eastAsia="黑体"/>
       <w:color w:val="40a070"/>
     </w:rPr>
   </w:style>
@@ -15216,6 +15915,7 @@
     <w:name w:val="BaseNTok"/>
     <w:basedOn w:val="VerbatimChar"/>
     <w:rPr>
+      <w:rFonts w:eastAsia="黑体"/>
       <w:color w:val="40a070"/>
     </w:rPr>
   </w:style>
@@ -15223,6 +15923,7 @@
     <w:name w:val="FloatTok"/>
     <w:basedOn w:val="VerbatimChar"/>
     <w:rPr>
+      <w:rFonts w:eastAsia="黑体"/>
       <w:color w:val="40a070"/>
     </w:rPr>
   </w:style>
@@ -15230,6 +15931,7 @@
     <w:name w:val="ConstantTok"/>
     <w:basedOn w:val="VerbatimChar"/>
     <w:rPr>
+      <w:rFonts w:eastAsia="黑体"/>
       <w:color w:val="880000"/>
     </w:rPr>
   </w:style>
@@ -15237,6 +15939,7 @@
     <w:name w:val="CharTok"/>
     <w:basedOn w:val="VerbatimChar"/>
     <w:rPr>
+      <w:rFonts w:eastAsia="黑体"/>
       <w:color w:val="4070a0"/>
     </w:rPr>
   </w:style>
@@ -15244,6 +15947,7 @@
     <w:name w:val="SpecialCharTok"/>
     <w:basedOn w:val="VerbatimChar"/>
     <w:rPr>
+      <w:rFonts w:eastAsia="黑体"/>
       <w:color w:val="4070a0"/>
     </w:rPr>
   </w:style>
@@ -15251,6 +15955,7 @@
     <w:name w:val="StringTok"/>
     <w:basedOn w:val="VerbatimChar"/>
     <w:rPr>
+      <w:rFonts w:eastAsia="黑体"/>
       <w:color w:val="4070a0"/>
     </w:rPr>
   </w:style>
@@ -15258,6 +15963,7 @@
     <w:name w:val="VerbatimStringTok"/>
     <w:basedOn w:val="VerbatimChar"/>
     <w:rPr>
+      <w:rFonts w:eastAsia="黑体"/>
       <w:color w:val="4070a0"/>
     </w:rPr>
   </w:style>
@@ -15265,6 +15971,7 @@
     <w:name w:val="SpecialStringTok"/>
     <w:basedOn w:val="VerbatimChar"/>
     <w:rPr>
+      <w:rFonts w:eastAsia="黑体"/>
       <w:color w:val="bb6688"/>
     </w:rPr>
   </w:style>
@@ -15272,6 +15979,7 @@
     <w:name w:val="ImportTok"/>
     <w:basedOn w:val="VerbatimChar"/>
     <w:rPr>
+      <w:rFonts w:eastAsia="黑体"/>
       <w:b/>
       <w:color w:val="008000"/>
     </w:rPr>
@@ -15280,6 +15988,7 @@
     <w:name w:val="CommentTok"/>
     <w:basedOn w:val="VerbatimChar"/>
     <w:rPr>
+      <w:rFonts w:eastAsia="黑体"/>
       <w:i/>
       <w:color w:val="60a0b0"/>
     </w:rPr>
@@ -15288,6 +15997,7 @@
     <w:name w:val="DocumentationTok"/>
     <w:basedOn w:val="VerbatimChar"/>
     <w:rPr>
+      <w:rFonts w:eastAsia="黑体"/>
       <w:i/>
       <w:color w:val="ba2121"/>
     </w:rPr>
@@ -15296,6 +16006,7 @@
     <w:name w:val="AnnotationTok"/>
     <w:basedOn w:val="VerbatimChar"/>
     <w:rPr>
+      <w:rFonts w:eastAsia="黑体"/>
       <w:b/>
       <w:i/>
       <w:color w:val="60a0b0"/>
@@ -15305,6 +16016,7 @@
     <w:name w:val="CommentVarTok"/>
     <w:basedOn w:val="VerbatimChar"/>
     <w:rPr>
+      <w:rFonts w:eastAsia="黑体"/>
       <w:b/>
       <w:i/>
       <w:color w:val="60a0b0"/>
@@ -15314,6 +16026,7 @@
     <w:name w:val="OtherTok"/>
     <w:basedOn w:val="VerbatimChar"/>
     <w:rPr>
+      <w:rFonts w:eastAsia="黑体"/>
       <w:color w:val="007020"/>
     </w:rPr>
   </w:style>
@@ -15321,6 +16034,7 @@
     <w:name w:val="FunctionTok"/>
     <w:basedOn w:val="VerbatimChar"/>
     <w:rPr>
+      <w:rFonts w:eastAsia="黑体"/>
       <w:color w:val="06287e"/>
     </w:rPr>
   </w:style>
@@ -15328,6 +16042,7 @@
     <w:name w:val="VariableTok"/>
     <w:basedOn w:val="VerbatimChar"/>
     <w:rPr>
+      <w:rFonts w:eastAsia="黑体"/>
       <w:color w:val="19177c"/>
     </w:rPr>
   </w:style>
@@ -15335,6 +16050,7 @@
     <w:name w:val="ControlFlowTok"/>
     <w:basedOn w:val="VerbatimChar"/>
     <w:rPr>
+      <w:rFonts w:eastAsia="黑体"/>
       <w:b/>
       <w:color w:val="007020"/>
     </w:rPr>
@@ -15343,6 +16059,7 @@
     <w:name w:val="OperatorTok"/>
     <w:basedOn w:val="VerbatimChar"/>
     <w:rPr>
+      <w:rFonts w:eastAsia="黑体"/>
       <w:color w:val="666666"/>
     </w:rPr>
   </w:style>
@@ -15350,18 +16067,22 @@
     <w:name w:val="BuiltInTok"/>
     <w:basedOn w:val="VerbatimChar"/>
     <w:rPr>
+      <w:rFonts w:eastAsia="黑体"/>
       <w:color w:val="008000"/>
     </w:rPr>
   </w:style>
   <w:style w:type="character" w:customStyle="1" w:styleId="ExtensionTok">
     <w:name w:val="ExtensionTok"/>
     <w:basedOn w:val="VerbatimChar"/>
-    <w:rPr/>
+    <w:rPr>
+      <w:rFonts w:eastAsia="黑体"/>
+    </w:rPr>
   </w:style>
   <w:style w:type="character" w:customStyle="1" w:styleId="PreprocessorTok">
     <w:name w:val="PreprocessorTok"/>
     <w:basedOn w:val="VerbatimChar"/>
     <w:rPr>
+      <w:rFonts w:eastAsia="黑体"/>
       <w:color w:val="bc7a00"/>
     </w:rPr>
   </w:style>
@@ -15369,18 +16090,22 @@
     <w:name w:val="AttributeTok"/>
     <w:basedOn w:val="VerbatimChar"/>
     <w:rPr>
+      <w:rFonts w:eastAsia="黑体"/>
       <w:color w:val="7d9029"/>
     </w:rPr>
   </w:style>
   <w:style w:type="character" w:customStyle="1" w:styleId="RegionMarkerTok">
     <w:name w:val="RegionMarkerTok"/>
     <w:basedOn w:val="VerbatimChar"/>
-    <w:rPr/>
+    <w:rPr>
+      <w:rFonts w:eastAsia="黑体"/>
+    </w:rPr>
   </w:style>
   <w:style w:type="character" w:customStyle="1" w:styleId="InformationTok">
     <w:name w:val="InformationTok"/>
     <w:basedOn w:val="VerbatimChar"/>
     <w:rPr>
+      <w:rFonts w:eastAsia="黑体"/>
       <w:b/>
       <w:i/>
       <w:color w:val="60a0b0"/>
@@ -15390,6 +16115,7 @@
     <w:name w:val="WarningTok"/>
     <w:basedOn w:val="VerbatimChar"/>
     <w:rPr>
+      <w:rFonts w:eastAsia="黑体"/>
       <w:b/>
       <w:i/>
       <w:color w:val="60a0b0"/>
@@ -15399,6 +16125,7 @@
     <w:name w:val="AlertTok"/>
     <w:basedOn w:val="VerbatimChar"/>
     <w:rPr>
+      <w:rFonts w:eastAsia="黑体"/>
       <w:b/>
       <w:color w:val="ff0000"/>
     </w:rPr>
@@ -15407,6 +16134,7 @@
     <w:name w:val="ErrorTok"/>
     <w:basedOn w:val="VerbatimChar"/>
     <w:rPr>
+      <w:rFonts w:eastAsia="黑体"/>
       <w:b/>
       <w:color w:val="ff0000"/>
     </w:rPr>
@@ -15414,7 +16142,9 @@
   <w:style w:type="character" w:customStyle="1" w:styleId="NormalTok">
     <w:name w:val="NormalTok"/>
     <w:basedOn w:val="VerbatimChar"/>
-    <w:rPr/>
+    <w:rPr>
+      <w:rFonts w:eastAsia="黑体"/>
+    </w:rPr>
   </w:style>
 </w:styles>
 </file>
@@ -15463,12 +16193,12 @@
     <a:fontScheme name="Office">
       <a:majorFont>
         <a:latin typeface="Calibri"/>
-        <a:ea typeface=""/>
+        <a:ea typeface="黑体"/>
         <a:cs typeface=""/>
         <a:font script="Jpan" typeface="ＭＳ ゴシック"/>
         <a:font script="Hang" typeface="맑은 고딕"/>
-        <a:font script="Hans" typeface="宋体"/>
-        <a:font script="Hant" typeface="新細明體"/>
+        <a:font script="Hans" typeface="黑体"/>
+        <a:font script="Hant" typeface="黑体"/>
         <a:font script="Arab" typeface="Times New Roman"/>
         <a:font script="Hebr" typeface="Times New Roman"/>
         <a:font script="Thai" typeface="Angsana New"/>
@@ -15498,12 +16228,12 @@
       </a:majorFont>
       <a:minorFont>
         <a:latin typeface="Cambria"/>
-        <a:ea typeface=""/>
+        <a:ea typeface="黑体"/>
         <a:cs typeface=""/>
         <a:font script="Jpan" typeface="ＭＳ 明朝"/>
         <a:font script="Hang" typeface="맑은 고딕"/>
-        <a:font script="Hans" typeface="宋体"/>
-        <a:font script="Hant" typeface="新細明體"/>
+        <a:font script="Hans" typeface="黑体"/>
+        <a:font script="Hant" typeface="黑体"/>
         <a:font script="Arab" typeface="Arial"/>
         <a:font script="Hebr" typeface="Arial"/>
         <a:font script="Thai" typeface="Cordia New"/>

--- a/02-放大电路/02-功率放大电路/AB类功率放大电路/AB类功率放大电路.docx
+++ b/02-放大电路/02-功率放大电路/AB类功率放大电路/AB类功率放大电路.docx
@@ -3122,7 +3122,7 @@
           <w:color w:val="555555"/>
           <w:sz w:val="21"/>
         </w:rPr>
-        <w:t>材料收集者：杜文杰，WX手机：19519196569，QQ:3478827729</w:t>
+        <w:t>材料收集者：杜文杰，微信/手机：19519196569，QQ:3478827729</w:t>
       </w:r>
     </w:p>
     <w:sectPr>
